--- a/src/Tests/Inputs/labels/07/input.docx
+++ b/src/Tests/Inputs/labels/07/input.docx
@@ -1,6 +1,6 @@
 
 <file path=word/document.xml><?xml version="1.0" encoding="utf-8"?>
-<w:document xmlns:wpc="http://schemas.microsoft.com/office/word/2010/wordprocessingCanvas" xmlns:cx="http://schemas.microsoft.com/office/drawing/2014/chartex" xmlns:cx1="http://schemas.microsoft.com/office/drawing/2015/9/8/chartex" xmlns:cx2="http://schemas.microsoft.com/office/drawing/2015/10/21/chartex" xmlns:cx3="http://schemas.microsoft.com/office/drawing/2016/5/9/chartex" xmlns:cx4="http://schemas.microsoft.com/office/drawing/2016/5/10/chartex" xmlns:cx5="http://schemas.microsoft.com/office/drawing/2016/5/11/chartex" xmlns:cx6="http://schemas.microsoft.com/office/drawing/2016/5/12/chartex" xmlns:cx7="http://schemas.microsoft.com/office/drawing/2016/5/13/chartex" xmlns:cx8="http://schemas.microsoft.com/office/drawing/2016/5/14/chartex" xmlns:mc="http://schemas.openxmlformats.org/markup-compatibility/2006" xmlns:aink="http://schemas.microsoft.com/office/drawing/2016/ink" xmlns:am3d="http://schemas.microsoft.com/office/drawing/2017/model3d" xmlns:o="urn:schemas-microsoft-com:office:office" xmlns:oel="http://schemas.microsoft.com/office/2019/extlst" xmlns:r="http://schemas.openxmlformats.org/officeDocument/2006/relationships" xmlns:m="http://schemas.openxmlformats.org/officeDocument/2006/math" xmlns:v="urn:schemas-microsoft-com:vml" xmlns:wp14="http://schemas.microsoft.com/office/word/2010/wordprocessingDrawing" xmlns:wp="http://schemas.openxmlformats.org/drawingml/2006/wordprocessingDrawing" xmlns:w10="urn:schemas-microsoft-com:office:word" xmlns:w="http://schemas.openxmlformats.org/wordprocessingml/2006/main" xmlns:w14="http://schemas.microsoft.com/office/word/2010/wordml" xmlns:w15="http://schemas.microsoft.com/office/word/2012/wordml" xmlns:w16cex="http://schemas.microsoft.com/office/word/2018/wordml/cex" xmlns:w16cid="http://schemas.microsoft.com/office/word/2016/wordml/cid" xmlns:w16="http://schemas.microsoft.com/office/word/2018/wordml" xmlns:w16sdtdh="http://schemas.microsoft.com/office/word/2020/wordml/sdtdatahash" xmlns:w16se="http://schemas.microsoft.com/office/word/2015/wordml/symex" xmlns:wpg="http://schemas.microsoft.com/office/word/2010/wordprocessingGroup" xmlns:wpi="http://schemas.microsoft.com/office/word/2010/wordprocessingInk" xmlns:wne="http://schemas.microsoft.com/office/word/2006/wordml" xmlns:wps="http://schemas.microsoft.com/office/word/2010/wordprocessingShape" mc:Ignorable="w14 w15 w16se w16cid w16 w16cex w16sdtdh wp14">
+<w:document xmlns:a="http://schemas.openxmlformats.org/drawingml/2006/main" xmlns:adec="http://schemas.microsoft.com/office/drawing/2017/decorative" xmlns:a14="http://schemas.microsoft.com/office/drawing/2010/main" xmlns:wpc="http://schemas.microsoft.com/office/word/2010/wordprocessingCanvas" xmlns:cx="http://schemas.microsoft.com/office/drawing/2014/chartex" xmlns:cx1="http://schemas.microsoft.com/office/drawing/2015/9/8/chartex" xmlns:cx2="http://schemas.microsoft.com/office/drawing/2015/10/21/chartex" xmlns:cx3="http://schemas.microsoft.com/office/drawing/2016/5/9/chartex" xmlns:cx4="http://schemas.microsoft.com/office/drawing/2016/5/10/chartex" xmlns:cx5="http://schemas.microsoft.com/office/drawing/2016/5/11/chartex" xmlns:cx6="http://schemas.microsoft.com/office/drawing/2016/5/12/chartex" xmlns:cx7="http://schemas.microsoft.com/office/drawing/2016/5/13/chartex" xmlns:cx8="http://schemas.microsoft.com/office/drawing/2016/5/14/chartex" xmlns:mc="http://schemas.openxmlformats.org/markup-compatibility/2006" xmlns:aink="http://schemas.microsoft.com/office/drawing/2016/ink" xmlns:am3d="http://schemas.microsoft.com/office/drawing/2017/model3d" xmlns:o="urn:schemas-microsoft-com:office:office" xmlns:oel="http://schemas.microsoft.com/office/2019/extlst" xmlns:r="http://schemas.openxmlformats.org/officeDocument/2006/relationships" xmlns:m="http://schemas.openxmlformats.org/officeDocument/2006/math" xmlns:v="urn:schemas-microsoft-com:vml" xmlns:wp14="http://schemas.microsoft.com/office/word/2010/wordprocessingDrawing" xmlns:wp="http://schemas.openxmlformats.org/drawingml/2006/wordprocessingDrawing" xmlns:w10="urn:schemas-microsoft-com:office:word" xmlns:w="http://schemas.openxmlformats.org/wordprocessingml/2006/main" xmlns:w14="http://schemas.microsoft.com/office/word/2010/wordml" xmlns:w15="http://schemas.microsoft.com/office/word/2012/wordml" xmlns:w16cex="http://schemas.microsoft.com/office/word/2018/wordml/cex" xmlns:w16cid="http://schemas.microsoft.com/office/word/2016/wordml/cid" xmlns:w16="http://schemas.microsoft.com/office/word/2018/wordml" xmlns:w16sdtdh="http://schemas.microsoft.com/office/word/2020/wordml/sdtdatahash" xmlns:w16se="http://schemas.microsoft.com/office/word/2015/wordml/symex" xmlns:wpg="http://schemas.microsoft.com/office/word/2010/wordprocessingGroup" xmlns:wpi="http://schemas.microsoft.com/office/word/2010/wordprocessingInk" xmlns:wne="http://schemas.microsoft.com/office/word/2006/wordml" xmlns:wps="http://schemas.microsoft.com/office/word/2010/wordprocessingShape" mc:Ignorable="w14 w15 w16se w16cid w16 w16cex w16sdtdh wp14">
   <w:body>
     <w:p>
       <w:r>
@@ -10,7 +10,7 @@
         <mc:AlternateContent>
           <mc:Choice Requires="wpg">
             <w:drawing>
-              <wp:anchor distT="0" distB="0" distL="114300" distR="114300" simplePos="0" relativeHeight="251659264" behindDoc="1" locked="1" layoutInCell="1" allowOverlap="1" wp14:anchorId="7D59901E" wp14:editId="39966AEC">
+              <wp:anchor distT="0" distB="0" distL="114300" distR="114300" simplePos="0" relativeHeight="251659264" behindDoc="1" locked="1" layoutInCell="1" allowOverlap="1" wp14:editId="39966AEC" wp14:anchorId="7D59901E">
                 <wp:simplePos x="0" y="0"/>
                 <wp:positionH relativeFrom="page">
                   <wp:posOffset>448945</wp:posOffset>
@@ -23512,144 +23512,144 @@
           </mc:Choice>
           <mc:Fallback>
             <w:pict>
-              <v:group w14:anchorId="0F8FE570" id="Group 49" o:spid="_x0000_s1026" alt="&quot;&quot;" style="position:absolute;margin-left:35.35pt;margin-top:-2.15pt;width:540.7pt;height:738.7pt;z-index:-251657216;mso-position-horizontal-relative:page;mso-width-relative:margin;mso-height-relative:margin" coordsize="68707,93821" o:gfxdata="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">
+              <v:group id="Group 49" style="position:absolute;margin-left:35.35pt;margin-top:-2.15pt;width:540.7pt;height:738.7pt;z-index:-251657216;mso-position-horizontal-relative:page;mso-width-relative:margin;mso-height-relative:margin" alt="&quot;&quot;" coordsize="68707,93821" o:spid="_x0000_s1026" o:gfxdata="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" w14:anchorId="0F8FE570">
                 <o:lock v:ext="edit" aspectratio="t"/>
-                <v:group id="Group 2" o:spid="_x0000_s1027" alt="Name badge design with hand-drawn white badges in front of brightly-colored abstract backing" style="position:absolute;width:68707;height:93821" coordsize="68707,93821" o:gfxdata="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">
-                  <v:rect id="AutoShape 3" o:spid="_x0000_s1028" style="position:absolute;left:31;width:68676;height:93821;visibility:visible;mso-wrap-style:square;v-text-anchor:top" o:gfxdata="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" filled="f" stroked="f">
-                    <o:lock v:ext="edit" aspectratio="t" text="t"/>
+                <v:group id="Group 2" style="position:absolute;width:68707;height:93821" alt="Name badge design with hand-drawn white badges in front of brightly-colored abstract backing" coordsize="68707,93821" o:spid="_x0000_s1027" o:gfxdata="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">
+                  <v:rect id="AutoShape 3" style="position:absolute;left:31;width:68676;height:93821;visibility:visible;mso-wrap-style:square;v-text-anchor:top" o:spid="_x0000_s1028" filled="f" stroked="f" o:gfxdata="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">
+                    <o:lock v:ext="edit" text="t" aspectratio="t"/>
                   </v:rect>
-                  <v:rect id="Rectangle 15" o:spid="_x0000_s1029" style="position:absolute;left:31;width:68644;height:93789;visibility:visible;mso-wrap-style:square;v-text-anchor:top" o:gfxdata="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" filled="f" stroked="f" strokeweight="0"/>
-                  <v:group id="Group 16" o:spid="_x0000_s1030" style="position:absolute;top:41179;width:12747;height:17796" coordorigin=",41179" coordsize="12747,17795" o:gfxdata="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">
-                    <v:shape id="Freeform 45" o:spid="_x0000_s1031" style="position:absolute;top:41179;width:6635;height:9668;visibility:visible;mso-wrap-style:square;v-text-anchor:top" coordsize="418,609" o:gfxdata="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" path="m219,r16,211l418,321,221,400,174,609,38,446,,450,,125r59,17l219,xe" filled="f" stroked="f" strokeweight="0">
+                  <v:rect id="Rectangle 15" style="position:absolute;left:31;width:68644;height:93789;visibility:visible;mso-wrap-style:square;v-text-anchor:top" o:spid="_x0000_s1029" filled="f" stroked="f" strokeweight="0" o:gfxdata="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"/>
+                  <v:group id="Group 16" style="position:absolute;top:41179;width:12747;height:17796" coordsize="12747,17795" coordorigin=",41179" o:spid="_x0000_s1030" o:gfxdata="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">
+                    <v:shape id="Freeform 45" style="position:absolute;top:41179;width:6635;height:9668;visibility:visible;mso-wrap-style:square;v-text-anchor:top" coordsize="418,609" o:spid="_x0000_s1031" filled="f" stroked="f" strokeweight="0" path="m219,r16,211l418,321,221,400,174,609,38,446,,450,,125r59,17l219,xe" o:gfxdata="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">
                       <v:path arrowok="t" o:connecttype="custom" o:connectlocs="347663,0;373063,334963;663575,509588;350838,635000;276225,966788;60325,708025;0,714375;0,198438;93663,225425;347663,0" o:connectangles="0,0,0,0,0,0,0,0,0,0"/>
                     </v:shape>
-                    <v:shape id="Freeform 46" o:spid="_x0000_s1032" style="position:absolute;left:6032;top:51990;width:6715;height:6985;visibility:visible;mso-wrap-style:square;v-text-anchor:top" coordsize="423,440" o:gfxdata="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" path="m170,l270,114,423,97,346,229r55,118l382,362,261,335,149,440,134,286,,213,140,150,170,xe" filled="f" stroked="f" strokeweight="0">
+                    <v:shape id="Freeform 46" style="position:absolute;left:6032;top:51990;width:6715;height:6985;visibility:visible;mso-wrap-style:square;v-text-anchor:top" coordsize="423,440" o:spid="_x0000_s1032" filled="f" stroked="f" strokeweight="0" path="m170,l270,114,423,97,346,229r55,118l382,362,261,335,149,440,134,286,,213,140,150,170,xe" o:gfxdata="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">
                       <v:path arrowok="t" o:connecttype="custom" o:connectlocs="269875,0;428625,180975;671513,153988;549275,363538;636588,550863;606425,574675;414338,531813;236538,698500;212725,454025;0,338138;222250,238125;269875,0" o:connectangles="0,0,0,0,0,0,0,0,0,0,0,0"/>
                     </v:shape>
                   </v:group>
-                  <v:group id="Group 17" o:spid="_x0000_s1033" style="position:absolute;top:20304;width:68627;height:44339" coordorigin=",20304" coordsize="68627,44338" o:gfxdata="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">
-                    <v:shape id="Freeform 43" o:spid="_x0000_s1034" style="position:absolute;top:51022;width:35401;height:13621;visibility:visible;mso-wrap-style:square;v-text-anchor:top" coordsize="2230,858" o:gfxdata="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" path="m1154,r80,37l1317,72r79,28l1473,125r75,22l1621,161r68,11l1754,177r61,-2l1870,170r50,-11l1965,143r25,-12l2028,166r41,31l2116,222r57,20l2230,249r-89,77l2044,401r-106,74l1826,544r-119,65l1584,668r-127,54l1328,768r-133,38l1061,833,926,851r-132,7l649,853,505,838,362,815,221,783,83,742,,715,,482r34,9l118,510r81,17l274,539r72,5l412,544r59,-5l547,523r69,-23l683,469r62,-36l805,392r55,-46l914,294r52,-54l1014,183r47,-60l1107,63,1154,xe" filled="f" stroked="f" strokeweight="0">
+                  <v:group id="Group 17" style="position:absolute;top:20304;width:68627;height:44339" coordsize="68627,44338" coordorigin=",20304" o:spid="_x0000_s1033" o:gfxdata="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">
+                    <v:shape id="Freeform 43" style="position:absolute;top:51022;width:35401;height:13621;visibility:visible;mso-wrap-style:square;v-text-anchor:top" coordsize="2230,858" o:spid="_x0000_s1034" filled="f" stroked="f" strokeweight="0" path="m1154,r80,37l1317,72r79,28l1473,125r75,22l1621,161r68,11l1754,177r61,-2l1870,170r50,-11l1965,143r25,-12l2028,166r41,31l2116,222r57,20l2230,249r-89,77l2044,401r-106,74l1826,544r-119,65l1584,668r-127,54l1328,768r-133,38l1061,833,926,851r-132,7l649,853,505,838,362,815,221,783,83,742,,715,,482r34,9l118,510r81,17l274,539r72,5l412,544r59,-5l547,523r69,-23l683,469r62,-36l805,392r55,-46l914,294r52,-54l1014,183r47,-60l1107,63,1154,xe" o:gfxdata="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">
                       <v:path arrowok="t" o:connecttype="custom" o:connectlocs="1831975,0;1958975,58738;2090738,114300;2216150,158750;2338388,198438;2457450,233363;2573338,255588;2681288,273050;2784475,280988;2881313,277813;2968625,269875;3048000,252413;3119438,227013;3159125,207963;3219450,263525;3284538,312738;3359150,352425;3449638,384175;3540125,395288;3398838,517525;3244850,636588;3076575,754063;2898775,863600;2709863,966788;2514600,1060450;2312988,1146175;2108200,1219200;1897063,1279525;1684338,1322388;1470025,1350963;1260475,1362075;1030288,1354138;801688,1330325;574675,1293813;350838,1243013;131763,1177925;0,1135063;0,765175;53975,779463;187325,809625;315913,836613;434975,855663;549275,863600;654050,863600;747713,855663;868363,830263;977900,793750;1084263,744538;1182688,687388;1277938,622300;1365250,549275;1450975,466725;1533525,381000;1609725,290513;1684338,195263;1757363,100013;1831975,0" o:connectangles="0,0,0,0,0,0,0,0,0,0,0,0,0,0,0,0,0,0,0,0,0,0,0,0,0,0,0,0,0,0,0,0,0,0,0,0,0,0,0,0,0,0,0,0,0,0,0,0,0,0,0,0,0,0,0,0,0"/>
                     </v:shape>
-                    <v:shape id="Freeform 44" o:spid="_x0000_s1035" style="position:absolute;left:33734;top:20304;width:34893;height:28956;visibility:visible;mso-wrap-style:square;v-text-anchor:top" coordsize="2198,1824" o:gfxdata="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" path="m2198,278r,1121l2103,1611r-95,-61l1907,1492r-102,-50l1701,1396,2198,278xm1993,r135,l2198,4r,220l2137,226r-81,5l1979,242r-72,11l1841,269r-59,18l1728,310r-66,38l1603,392r-56,49l1499,495r-45,57l1415,613r-36,64l1347,745r-29,70l1289,887r-25,72l1239,1032r-23,75l1193,1181r-25,73l1143,1326r-27,70l1085,1466r-30,64l1019,1594r-38,60l938,1709r-46,52l854,1792r-46,32l754,1774r-54,-43l646,1697r-52,-24l542,1659r-64,-11l419,1639r,l394,1600r-29,-38l331,1530r-39,-29l247,1478r-48,-18l148,1449r-50,-1l48,1451,,1462r18,-70l43,1317r32,-77l114,1159r49,-82l215,993r59,-85l340,824r70,-82l485,659r81,-78l650,503r88,-73l829,360r95,-64l1021,238r100,-52l1223,140r104,-38l1458,66,1590,38,1723,18,1859,5,1993,xe" filled="f" stroked="f" strokeweight="0">
+                    <v:shape id="Freeform 44" style="position:absolute;left:33734;top:20304;width:34893;height:28956;visibility:visible;mso-wrap-style:square;v-text-anchor:top" coordsize="2198,1824" o:spid="_x0000_s1035" filled="f" stroked="f" strokeweight="0" path="m2198,278r,1121l2103,1611r-95,-61l1907,1492r-102,-50l1701,1396,2198,278xm1993,r135,l2198,4r,220l2137,226r-81,5l1979,242r-72,11l1841,269r-59,18l1728,310r-66,38l1603,392r-56,49l1499,495r-45,57l1415,613r-36,64l1347,745r-29,70l1289,887r-25,72l1239,1032r-23,75l1193,1181r-25,73l1143,1326r-27,70l1085,1466r-30,64l1019,1594r-38,60l938,1709r-46,52l854,1792r-46,32l754,1774r-54,-43l646,1697r-52,-24l542,1659r-64,-11l419,1639r,l394,1600r-29,-38l331,1530r-39,-29l247,1478r-48,-18l148,1449r-50,-1l48,1451,,1462r18,-70l43,1317r32,-77l114,1159r49,-82l215,993r59,-85l340,824r70,-82l485,659r81,-78l650,503r88,-73l829,360r95,-64l1021,238r100,-52l1223,140r104,-38l1458,66,1590,38,1723,18,1859,5,1993,xe" o:gfxdata="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">
                       <v:path arrowok="t" o:connecttype="custom" o:connectlocs="3489325,2220913;3187700,2460625;2865438,2289175;3489325,441325;3378200,0;3489325,355600;3263900,366713;3027363,401638;2828925,455613;2638425,552450;2455863,700088;2308225,876300;2189163,1074738;2092325,1293813;2006600,1522413;1930400,1757363;1854200,1990725;1771650,2216150;1674813,2428875;1557338,2625725;1416050,2795588;1282700,2895600;1111250,2747963;942975,2655888;758825,2616200;665163,2601913;579438,2479675;463550,2382838;315913,2317750;155575,2298700;0,2320925;68263,2090738;180975,1839913;341313,1576388;539750,1308100;769938,1046163;1031875,798513;1316038,571500;1620838,377825;1941513,222250;2314575,104775;2735263,28575;3163888,0" o:connectangles="0,0,0,0,0,0,0,0,0,0,0,0,0,0,0,0,0,0,0,0,0,0,0,0,0,0,0,0,0,0,0,0,0,0,0,0,0,0,0,0,0,0,0"/>
                       <o:lock v:ext="edit" verticies="t"/>
                     </v:shape>
                   </v:group>
-                  <v:shape id="Freeform 18" o:spid="_x0000_s1036" style="position:absolute;top:23860;width:68627;height:35798;visibility:visible;mso-wrap-style:square;v-text-anchor:top" coordsize="4323,2255" o:gfxdata="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" path="m4323,1175r,283l4308,1448r-80,-61l4323,1175xm,392r6,20l43,527,86,641r50,111l194,860r61,98l323,1055r77,92l480,1234r88,83l659,1396r95,73l853,1537r98,65l1052,1659r102,52l1096,1788r-57,75l980,1935r-63,68l851,2064r-70,55l726,2001r77,-132l650,1886,550,1772r-30,150l380,1985r134,73l529,2212,641,2107r121,27l710,2166r-56,29l597,2218r-61,18l471,2250r-59,5l346,2255r-72,-5l199,2238r-81,-17l34,2202,,2193,,1541r38,-4l174,1700r47,-209l418,1412,235,1302,219,1091,59,1233,,1216,,392xm4323,r,54l3826,1172r,l3694,1121r-133,-41l3427,1046r-131,-27l3296,1019r36,-109l3368,801r2,-6l3377,774r3,-9l3391,733r4,-16l3400,702r7,-16l3411,672r7,-16l3423,641r11,-27l3438,604r7,-20l3450,573r7,-19l3463,543r11,-25l3477,511r11,-24l3493,477r9,-18l3508,448r10,-20l3522,421r16,-27l3542,387r12,-20l3560,358r12,-18l3577,333r18,-25l3597,305r16,-22l3619,276r14,-16l3640,253r18,-20l3660,229r21,-21l3689,202r16,-16l3712,181r18,-16l3737,161r25,-19l3767,138r22,-14l3796,118r21,-12l3825,102r28,-16l3877,75r9,-3l3902,66r10,-3l3927,57r12,-5l3954,48r14,-3l3982,41r15,-3l4013,34r14,-4l4043,27r16,-2l4075,22r17,-2l4109,16r17,-2l4143,13r18,-2l4178,9r19,-2l4213,5r20,-1l4249,4r22,-2l4285,r23,l4321,r2,xe" fillcolor="#d32966 [3204]" stroked="f" strokeweight="0">
+                  <v:shape id="Freeform 18" style="position:absolute;top:23860;width:68627;height:35798;visibility:visible;mso-wrap-style:square;v-text-anchor:top" coordsize="4323,2255" o:spid="_x0000_s1036" fillcolor="#d32966 [3204]" stroked="f" strokeweight="0" path="m4323,1175r,283l4308,1448r-80,-61l4323,1175xm,392r6,20l43,527,86,641r50,111l194,860r61,98l323,1055r77,92l480,1234r88,83l659,1396r95,73l853,1537r98,65l1052,1659r102,52l1096,1788r-57,75l980,1935r-63,68l851,2064r-70,55l726,2001r77,-132l650,1886,550,1772r-30,150l380,1985r134,73l529,2212,641,2107r121,27l710,2166r-56,29l597,2218r-61,18l471,2250r-59,5l346,2255r-72,-5l199,2238r-81,-17l34,2202,,2193,,1541r38,-4l174,1700r47,-209l418,1412,235,1302,219,1091,59,1233,,1216,,392xm4323,r,54l3826,1172r,l3694,1121r-133,-41l3427,1046r-131,-27l3296,1019r36,-109l3368,801r2,-6l3377,774r3,-9l3391,733r4,-16l3400,702r7,-16l3411,672r7,-16l3423,641r11,-27l3438,604r7,-20l3450,573r7,-19l3463,543r11,-25l3477,511r11,-24l3493,477r9,-18l3508,448r10,-20l3522,421r16,-27l3542,387r12,-20l3560,358r12,-18l3577,333r18,-25l3597,305r16,-22l3619,276r14,-16l3640,253r18,-20l3660,229r21,-21l3689,202r16,-16l3712,181r18,-16l3737,161r25,-19l3767,138r22,-14l3796,118r21,-12l3825,102r28,-16l3877,75r9,-3l3902,66r10,-3l3927,57r12,-5l3954,48r14,-3l3982,41r15,-3l4013,34r14,-4l4043,27r16,-2l4075,22r17,-2l4109,16r17,-2l4143,13r18,-2l4178,9r19,-2l4213,5r20,-1l4249,4r22,-2l4285,r23,l4321,r2,xe" o:gfxdata="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">
                     <v:path arrowok="t" o:connecttype="custom" o:connectlocs="6838950,2298700;0,622300;136525,1017588;404813,1520825;762000,1958975;1196975,2332038;1670050,2633663;1649413,2957513;1350963,3276600;1274763,2967038;825500,3051175;839788,3511550;1127125,3438525;850900,3549650;549275,3579813;187325,3525838;0,2446338;350838,2366963;347663,1731963;0,622300;6073775,1860550;5653088,1714500;5232400,1617663;5349875,1262063;5383213,1163638;5408613,1089025;5434013,1017588;5468938,927100;5497513,862013;5537200,773113;5568950,711200;5616575,625475;5651500,568325;5707063,488950;5745163,438150;5807075,369888;5856288,320675;5921375,261938;5980113,219075;6059488,168275;6154738,119063;6210300,100013;6276975,76200;6345238,60325;6418263,42863;6496050,31750;6577013,20638;6662738,11113;6745288,6350;6838950,0" o:connectangles="0,0,0,0,0,0,0,0,0,0,0,0,0,0,0,0,0,0,0,0,0,0,0,0,0,0,0,0,0,0,0,0,0,0,0,0,0,0,0,0,0,0,0,0,0,0,0,0,0,0"/>
                     <o:lock v:ext="edit" verticies="t"/>
                   </v:shape>
-                  <v:shape id="Freeform 19" o:spid="_x0000_s1037" style="position:absolute;left:11033;top:69103;width:38846;height:24718;visibility:visible;mso-wrap-style:square;v-text-anchor:top" coordsize="2447,1557" o:gfxdata="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" path="m839,1521r35,2l910,1534r25,12l946,1557r-193,l770,1543r33,-16l839,1521xm443,1464r-4,32l432,1528r-9,29l,1557r111,-18l276,1505r167,-41xm1406,994r27,33l1455,1064r12,42l1471,1149r-5,43l1453,1235r-22,37l1403,1303r-32,25l1335,1346r-40,10l1254,1360r-41,-5l1172,1342r-38,-21l1104,1294r-25,-33l1061,1224r113,-65l1283,1088r104,-79l1406,994xm2112,733r61,4l2232,749r59,22l2336,794r41,29l2415,855r32,36l2424,977r-29,91l2359,1163r-41,98l2272,1362r-51,100l2171,1557r-184,l1947,1543r-53,-29l1843,1476r-41,-41l1766,1387r-28,-52l1716,1279r-12,-57l1698,1163r4,-59l1713,1043r21,-59l1765,930r35,-50l1843,837r47,-36l1942,774r54,-21l2055,738r57,-5xm2044,r74,70l2187,142r65,73l2311,292r,l2286,337r-31,39l2221,409r-41,28l2137,457r-46,14l2044,477r-50,l1946,468r-49,-18l1858,428r71,-141l1992,144,2044,xm2044,r,l2044,r,xe" fillcolor="#a8d38c [1944]" stroked="f" strokeweight="0">
+                  <v:shape id="Freeform 19" style="position:absolute;left:11033;top:69103;width:38846;height:24718;visibility:visible;mso-wrap-style:square;v-text-anchor:top" coordsize="2447,1557" o:spid="_x0000_s1037" fillcolor="#a8d38c [1944]" stroked="f" strokeweight="0" path="m839,1521r35,2l910,1534r25,12l946,1557r-193,l770,1543r33,-16l839,1521xm443,1464r-4,32l432,1528r-9,29l,1557r111,-18l276,1505r167,-41xm1406,994r27,33l1455,1064r12,42l1471,1149r-5,43l1453,1235r-22,37l1403,1303r-32,25l1335,1346r-40,10l1254,1360r-41,-5l1172,1342r-38,-21l1104,1294r-25,-33l1061,1224r113,-65l1283,1088r104,-79l1406,994xm2112,733r61,4l2232,749r59,22l2336,794r41,29l2415,855r32,36l2424,977r-29,91l2359,1163r-41,98l2272,1362r-51,100l2171,1557r-184,l1947,1543r-53,-29l1843,1476r-41,-41l1766,1387r-28,-52l1716,1279r-12,-57l1698,1163r4,-59l1713,1043r21,-59l1765,930r35,-50l1843,837r47,-36l1942,774r54,-21l2055,738r57,-5xm2044,r74,70l2187,142r65,73l2311,292r,l2286,337r-31,39l2221,409r-41,28l2137,457r-46,14l2044,477r-50,l1946,468r-49,-18l1858,428r71,-141l1992,144,2044,xm2044,r,l2044,r,xe" o:gfxdata="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">
                     <v:path arrowok="t" o:connecttype="custom" o:connectlocs="1387475,2417763;1484313,2454275;1195388,2471738;1274763,2424113;703263,2324100;685800,2425700;0,2471738;438150,2389188;2232025,1577975;2309813,1689100;2335213,1824038;2306638,1960563;2227263,2068513;2119313,2136775;1990725,2159000;1860550,2130425;1752600,2054225;1684338,1943100;2036763,1727200;2232025,1577975;3449638,1169988;3636963,1223963;3773488,1306513;3884613,1414463;3802063,1695450;3679825,2001838;3525838,2320925;3154363,2471738;3006725,2403475;2860675,2278063;2759075,2119313;2705100,1939925;2701925,1752600;2752725,1562100;2857500,1397000;3000375,1271588;3168650,1195388;3352800,1163638;3362325,111125;3575050,341313;3668713,463550;3579813,596900;3460750,693738;3319463,747713;3165475,757238;3011488,714375;3062288,455613;3244850,0;3244850,0;3244850,0" o:connectangles="0,0,0,0,0,0,0,0,0,0,0,0,0,0,0,0,0,0,0,0,0,0,0,0,0,0,0,0,0,0,0,0,0,0,0,0,0,0,0,0,0,0,0,0,0,0,0,0,0,0"/>
                     <o:lock v:ext="edit" verticies="t"/>
                   </v:shape>
-                  <v:shape id="Freeform 20" o:spid="_x0000_s1038" style="position:absolute;left:17748;top:73739;width:32448;height:20082;visibility:visible;mso-wrap-style:square;v-text-anchor:top" coordsize="2044,1265" o:gfxdata="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" path="m1888,r41,63l1967,129r30,68l2021,269r16,75l2044,425r-2,54l2035,536r-11,63l1992,563r-38,-32l1913,502r-45,-23l1809,457r-59,-12l1689,441r-57,5l1573,461r-54,21l1467,509r-47,36l1377,588r-35,50l1311,692r-21,59l1279,812r-4,59l1281,930r12,57l1315,1043r28,52l1379,1143r41,41l1471,1222r53,29l1564,1265r-1041,l512,1254r-25,-12l451,1231r-35,-2l380,1235r-33,16l330,1265,,1265r9,-29l16,1204r4,-32l20,1172r125,-36l270,1093r124,-47l518,993,638,932r18,37l681,1002r30,27l749,1050r41,13l831,1068r41,-4l912,1054r36,-18l980,1011r28,-31l1030,943r13,-43l1048,857r-4,-43l1032,772r-22,-37l983,702r-19,15l1057,636r86,-88l1225,452r75,-101l1370,244r65,-109l1435,136r39,22l1523,176r48,9l1621,185r47,-6l1714,165r43,-20l1798,117r34,-33l1863,45,1888,r,xe" fillcolor="#70b344 [3208]" stroked="f" strokeweight="0">
+                  <v:shape id="Freeform 20" style="position:absolute;left:17748;top:73739;width:32448;height:20082;visibility:visible;mso-wrap-style:square;v-text-anchor:top" coordsize="2044,1265" o:spid="_x0000_s1038" fillcolor="#70b344 [3208]" stroked="f" strokeweight="0" path="m1888,r41,63l1967,129r30,68l2021,269r16,75l2044,425r-2,54l2035,536r-11,63l1992,563r-38,-32l1913,502r-45,-23l1809,457r-59,-12l1689,441r-57,5l1573,461r-54,21l1467,509r-47,36l1377,588r-35,50l1311,692r-21,59l1279,812r-4,59l1281,930r12,57l1315,1043r28,52l1379,1143r41,41l1471,1222r53,29l1564,1265r-1041,l512,1254r-25,-12l451,1231r-35,-2l380,1235r-33,16l330,1265,,1265r9,-29l16,1204r4,-32l20,1172r125,-36l270,1093r124,-47l518,993,638,932r18,37l681,1002r30,27l749,1050r41,13l831,1068r41,-4l912,1054r36,-18l980,1011r28,-31l1030,943r13,-43l1048,857r-4,-43l1032,772r-22,-37l983,702r-19,15l1057,636r86,-88l1225,452r75,-101l1370,244r65,-109l1435,136r39,22l1523,176r48,9l1621,185r47,-6l1714,165r43,-20l1798,117r34,-33l1863,45,1888,r,xe" o:gfxdata="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">
                     <v:path arrowok="t" o:connecttype="custom" o:connectlocs="3062288,100013;3170238,312738;3233738,546100;3241675,760413;3213100,950913;3101975,842963;2965450,760413;2778125,706438;2590800,708025;2411413,765175;2254250,865188;2130425,1012825;2047875,1192213;2024063,1382713;2052638,1566863;2132013,1738313;2254250,1879600;2419350,1985963;830263,2008188;773113,1971675;660400,1951038;550863,1985963;0,2008188;25400,1911350;31750,1860550;428625,1735138;822325,1576388;1041400,1538288;1128713,1633538;1254125,1687513;1384300,1689100;1504950,1644650;1600200,1555750;1655763,1428750;1657350,1292225;1603375,1166813;1530350,1138238;1814513,869950;2063750,557213;2278063,214313;2339975,250825;2493963,293688;2647950,284163;2789238,230188;2908300,133350;2997200,0" o:connectangles="0,0,0,0,0,0,0,0,0,0,0,0,0,0,0,0,0,0,0,0,0,0,0,0,0,0,0,0,0,0,0,0,0,0,0,0,0,0,0,0,0,0,0,0,0,0"/>
                   </v:shape>
-                  <v:group id="Group 21" o:spid="_x0000_s1039" style="position:absolute;width:34750;height:35639" coordsize="34750,35639" o:gfxdata="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">
-                    <v:shape id="Freeform 37" o:spid="_x0000_s1040" style="position:absolute;left:920;top:16811;width:21892;height:14383;visibility:visible;mso-wrap-style:square;v-text-anchor:top" coordsize="1379,906" o:gfxdata="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" path="m,l1375,614r-2,147l1379,906,51,313,23,159,,xe" filled="f" stroked="f" strokeweight="0">
+                  <v:group id="Group 21" style="position:absolute;width:34750;height:35639" coordsize="34750,35639" o:spid="_x0000_s1039" o:gfxdata="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">
+                    <v:shape id="Freeform 37" style="position:absolute;left:920;top:16811;width:21892;height:14383;visibility:visible;mso-wrap-style:square;v-text-anchor:top" coordsize="1379,906" o:spid="_x0000_s1040" filled="f" stroked="f" strokeweight="0" path="m,l1375,614r-2,147l1379,906,51,313,23,159,,xe" o:gfxdata="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">
                       <v:path arrowok="t" o:connecttype="custom" o:connectlocs="0,0;2182813,974725;2179638,1208088;2189163,1438275;80963,496888;36513,252413;0,0" o:connectangles="0,0,0,0,0,0,0"/>
                     </v:shape>
-                    <v:shape id="Freeform 38" o:spid="_x0000_s1041" style="position:absolute;left:95;top:8763;width:23685;height:12176;visibility:visible;mso-wrap-style:square;v-text-anchor:top" coordsize="1492,767" o:gfxdata="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" path="m,l1492,666r-24,101l9,113,,xe" filled="f" stroked="f" strokeweight="0">
+                    <v:shape id="Freeform 38" style="position:absolute;left:95;top:8763;width:23685;height:12176;visibility:visible;mso-wrap-style:square;v-text-anchor:top" coordsize="1492,767" o:spid="_x0000_s1041" filled="f" stroked="f" strokeweight="0" path="m,l1492,666r-24,101l9,113,,xe" o:gfxdata="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">
                       <v:path arrowok="t" o:connecttype="custom" o:connectlocs="0,0;2368550,1057275;2330450,1217613;14288,179388;0,0" o:connectangles="0,0,0,0,0"/>
                     </v:shape>
-                    <v:shape id="Freeform 39" o:spid="_x0000_s1042" style="position:absolute;top:1651;width:26130;height:15557;visibility:visible;mso-wrap-style:square;v-text-anchor:top" coordsize="1646,980" o:gfxdata="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" path="m,l1646,738r-32,61l1586,863r-26,58l1539,980,,290,,xe" filled="f" stroked="f" strokeweight="0">
+                    <v:shape id="Freeform 39" style="position:absolute;top:1651;width:26130;height:15557;visibility:visible;mso-wrap-style:square;v-text-anchor:top" coordsize="1646,980" o:spid="_x0000_s1042" filled="f" stroked="f" strokeweight="0" path="m,l1646,738r-32,61l1586,863r-26,58l1539,980,,290,,xe" o:gfxdata="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">
                       <v:path arrowok="t" o:connecttype="custom" o:connectlocs="0,0;2613025,1171575;2562225,1268413;2517775,1370013;2476500,1462088;2443163,1555750;0,460375;0,0" o:connectangles="0,0,0,0,0,0,0,0"/>
                     </v:shape>
-                    <v:shape id="Freeform 40" o:spid="_x0000_s1043" style="position:absolute;left:9620;width:20463;height:8731;visibility:visible;mso-wrap-style:square;v-text-anchor:top" coordsize="1289,550" o:gfxdata="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" path="m,l243,,1289,469r-62,81l,xe" filled="f" stroked="f" strokeweight="0">
+                    <v:shape id="Freeform 40" style="position:absolute;left:9620;width:20463;height:8731;visibility:visible;mso-wrap-style:square;v-text-anchor:top" coordsize="1289,550" o:spid="_x0000_s1043" filled="f" stroked="f" strokeweight="0" path="m,l243,,1289,469r-62,81l,xe" o:gfxdata="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">
                       <v:path arrowok="t" o:connecttype="custom" o:connectlocs="0,0;385763,0;2046288,744538;1947863,873125;0,0" o:connectangles="0,0,0,0,0"/>
                     </v:shape>
-                    <v:shape id="Freeform 41" o:spid="_x0000_s1044" style="position:absolute;left:18938;width:15812;height:5651;visibility:visible;mso-wrap-style:square;v-text-anchor:top" coordsize="996,356" o:gfxdata="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" path="m,l649,,996,156,896,254,799,356,,xe" filled="f" stroked="f" strokeweight="0">
+                    <v:shape id="Freeform 41" style="position:absolute;left:18938;width:15812;height:5651;visibility:visible;mso-wrap-style:square;v-text-anchor:top" coordsize="996,356" o:spid="_x0000_s1044" filled="f" stroked="f" strokeweight="0" path="m,l649,,996,156,896,254,799,356,,xe" o:gfxdata="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">
                       <v:path arrowok="t" o:connecttype="custom" o:connectlocs="0,0;1030288,0;1581150,247650;1422400,403225;1268413,565150;0,0" o:connectangles="0,0,0,0,0,0"/>
                     </v:shape>
-                    <v:shape id="Freeform 42" o:spid="_x0000_s1045" style="position:absolute;left:2397;top:24511;width:20986;height:11128;visibility:visible;mso-wrap-style:square;v-text-anchor:top" coordsize="1322,701" o:gfxdata="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" path="m,l1304,584r18,117l37,126,18,65,,xe" filled="f" stroked="f" strokeweight="0">
+                    <v:shape id="Freeform 42" style="position:absolute;left:2397;top:24511;width:20986;height:11128;visibility:visible;mso-wrap-style:square;v-text-anchor:top" coordsize="1322,701" o:spid="_x0000_s1045" filled="f" stroked="f" strokeweight="0" path="m,l1304,584r18,117l37,126,18,65,,xe" o:gfxdata="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">
                       <v:path arrowok="t" o:connecttype="custom" o:connectlocs="0,0;2070100,927100;2098675,1112838;58738,200025;28575,103188;0,0" o:connectangles="0,0,0,0,0,0"/>
                     </v:shape>
                   </v:group>
-                  <v:shape id="Freeform 22" o:spid="_x0000_s1046" style="position:absolute;left:48910;top:53387;width:19717;height:40434;visibility:visible;mso-wrap-style:square;v-text-anchor:top" coordsize="1242,2547" o:gfxdata="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" path="m862,2135r-31,5l805,2151r-26,16l758,2189r-16,27l733,2246r-4,30l735,2307r10,27l762,2359r21,21l810,2397r30,8l871,2409r28,-5l928,2393r25,-16l975,2355r16,-28l1000,2298r2,-30l998,2237r-11,-27l969,2185r-21,-21l921,2148r-30,-9l862,2135xm514,1798r-28,6l457,1814r-23,16l412,1852r-16,27l387,1909r-3,31l389,1970r11,27l416,2022r21,22l464,2060r31,9l525,2070r29,-3l582,2056r26,-16l627,2017r16,-27l654,1961r2,-30l652,1900r-10,-28l624,1847r-22,-20l575,1811r-30,-9l514,1798xm1086,1705r-31,5l1028,1721r-25,16l982,1759r-16,27l957,1816r-2,31l959,1877r10,27l985,1929r24,21l1036,1967r28,9l1095,1977r30,-3l1152,1963r25,-16l1199,1924r16,-27l1224,1868r2,-30l1222,1807r-11,-27l1195,1755r-23,-21l1145,1718r-29,-9l1086,1705xm762,1395r-31,4l704,1409r-25,17l658,1449r-16,27l633,1506r-2,31l634,1565r11,29l661,1619r22,20l710,1655r30,11l771,1667r30,-5l828,1651r25,-16l874,1614r17,-27l899,1556r2,-30l898,1497r-11,-28l871,1443r-23,-21l821,1406r-29,-9l762,1395xm765,867r-30,3l708,881r-25,16l661,919r-16,28l636,976r-2,30l638,1037r11,27l665,1089r23,21l715,1126r29,9l774,1139r31,-5l831,1123r25,-16l878,1085r16,-27l903,1028r2,-31l901,967,891,940,874,915,851,893,824,877r-28,-9l765,867xm1027,501r-31,6l968,517r-24,16l923,555r-16,27l898,612r-4,31l899,673r11,27l926,725r22,22l975,763r30,9l1036,773r28,-3l1093,759r25,-16l1140,722r16,-29l1165,664r1,-30l1163,603r-11,-27l1134,551r-21,-21l1086,514r-31,-9l1027,501xm584,453r-28,5l527,469r-25,16l480,507r-14,28l455,564r-2,30l457,625r11,27l486,677r21,21l534,714r31,9l595,727r29,-5l652,711r24,-16l697,673r16,-29l722,616r4,-31l720,555,710,528,693,503,672,481,645,465r-30,-9l584,453xm903,34r-29,3l846,48,821,64,801,87r-16,27l776,143r-4,30l778,204r10,27l805,256r21,21l853,293r30,9l914,306r28,-5l971,290r25,-16l1016,252r16,-27l1043,195r2,-31l1039,134r-9,-27l1012,82,991,60,964,44,934,35,903,34xm887,r7,l910,r6,l937,1r,l959,1r7,2l982,3r7,2l1007,7r4,l1030,9r7,1l1054,12r5,2l1077,16r3,1l1102,21r5,2l1123,26r6,2l1145,34r5,1l1170,41r5,2l1191,48r8,4l1213,57r5,2l1238,68r4,1l1242,69r,103l1242,172r-15,23l1218,225r-1,31l1220,286r11,27l1242,331r,562l1238,893r-29,17l1184,935r-18,28l1157,994r-1,30l1159,1055r11,27l1186,1107r22,21l1234,1144r8,2l1242,1279r-29,3l1184,1293r-25,18l1140,1332r-17,27l1114,1390r-3,30l1116,1449r11,29l1143,1503r22,19l1191,1538r29,11l1242,1551r,908l1218,2447r-30,-11l1157,2434r-28,6l1100,2450r-25,16l1055,2488r-16,27l1032,2534r-2,13l557,2547r6,-7l573,2522r9,-31l584,2461r-3,-29l570,2404r-16,-25l530,2359r-26,-16l475,2332r-31,-2l414,2336r-27,10l362,2362r-21,22l324,2411r-8,30l314,2472r3,30l328,2529r13,18l,2547,65,2443r66,-116l192,2207r57,-124l301,1956r47,-129l385,1694r29,-134l436,1424r5,-65l444,1293r35,9l514,1304r33,-9l577,1279r25,-25l622,1223r9,-30l633,1162r-4,-28l618,1105r-16,-25l581,1060r-27,-16l523,1033r-30,-2l462,1037r-28,11l437,1078,416,920,384,763,341,607r1,3l371,605r27,-11l421,578r20,-21l455,530r11,-31l468,471r-4,-31l453,412,436,387,414,367,387,351,351,340r-34,l283,347r-30,18l255,374,196,240,129,114r36,-5l165,109r38,-6l203,103r37,-7l240,96r36,-7l278,89r9,31l305,146r21,24l355,188r30,9l416,198r28,-3l473,184r25,-18l518,145r16,-27l543,91r4,-27l545,37r,l566,34r7,l590,30r7,-2l616,26r4,-1l642,21r7,l665,17r7,l690,16r5,-2l717,12r5,-2l740,9r7,l763,7r6,l792,5r4,-2l814,3r7,-2l837,1r5,l865,r2,l887,xe" fillcolor="#f7b239 [3206]" stroked="f" strokeweight="0">
+                  <v:shape id="Freeform 22" style="position:absolute;left:48910;top:53387;width:19717;height:40434;visibility:visible;mso-wrap-style:square;v-text-anchor:top" coordsize="1242,2547" o:spid="_x0000_s1046" fillcolor="#f7b239 [3206]" stroked="f" strokeweight="0" path="m862,2135r-31,5l805,2151r-26,16l758,2189r-16,27l733,2246r-4,30l735,2307r10,27l762,2359r21,21l810,2397r30,8l871,2409r28,-5l928,2393r25,-16l975,2355r16,-28l1000,2298r2,-30l998,2237r-11,-27l969,2185r-21,-21l921,2148r-30,-9l862,2135xm514,1798r-28,6l457,1814r-23,16l412,1852r-16,27l387,1909r-3,31l389,1970r11,27l416,2022r21,22l464,2060r31,9l525,2070r29,-3l582,2056r26,-16l627,2017r16,-27l654,1961r2,-30l652,1900r-10,-28l624,1847r-22,-20l575,1811r-30,-9l514,1798xm1086,1705r-31,5l1028,1721r-25,16l982,1759r-16,27l957,1816r-2,31l959,1877r10,27l985,1929r24,21l1036,1967r28,9l1095,1977r30,-3l1152,1963r25,-16l1199,1924r16,-27l1224,1868r2,-30l1222,1807r-11,-27l1195,1755r-23,-21l1145,1718r-29,-9l1086,1705xm762,1395r-31,4l704,1409r-25,17l658,1449r-16,27l633,1506r-2,31l634,1565r11,29l661,1619r22,20l710,1655r30,11l771,1667r30,-5l828,1651r25,-16l874,1614r17,-27l899,1556r2,-30l898,1497r-11,-28l871,1443r-23,-21l821,1406r-29,-9l762,1395xm765,867r-30,3l708,881r-25,16l661,919r-16,28l636,976r-2,30l638,1037r11,27l665,1089r23,21l715,1126r29,9l774,1139r31,-5l831,1123r25,-16l878,1085r16,-27l903,1028r2,-31l901,967,891,940,874,915,851,893,824,877r-28,-9l765,867xm1027,501r-31,6l968,517r-24,16l923,555r-16,27l898,612r-4,31l899,673r11,27l926,725r22,22l975,763r30,9l1036,773r28,-3l1093,759r25,-16l1140,722r16,-29l1165,664r1,-30l1163,603r-11,-27l1134,551r-21,-21l1086,514r-31,-9l1027,501xm584,453r-28,5l527,469r-25,16l480,507r-14,28l455,564r-2,30l457,625r11,27l486,677r21,21l534,714r31,9l595,727r29,-5l652,711r24,-16l697,673r16,-29l722,616r4,-31l720,555,710,528,693,503,672,481,645,465r-30,-9l584,453xm903,34r-29,3l846,48,821,64,801,87r-16,27l776,143r-4,30l778,204r10,27l805,256r21,21l853,293r30,9l914,306r28,-5l971,290r25,-16l1016,252r16,-27l1043,195r2,-31l1039,134r-9,-27l1012,82,991,60,964,44,934,35,903,34xm887,r7,l910,r6,l937,1r,l959,1r7,2l982,3r7,2l1007,7r4,l1030,9r7,1l1054,12r5,2l1077,16r3,1l1102,21r5,2l1123,26r6,2l1145,34r5,1l1170,41r5,2l1191,48r8,4l1213,57r5,2l1238,68r4,1l1242,69r,103l1242,172r-15,23l1218,225r-1,31l1220,286r11,27l1242,331r,562l1238,893r-29,17l1184,935r-18,28l1157,994r-1,30l1159,1055r11,27l1186,1107r22,21l1234,1144r8,2l1242,1279r-29,3l1184,1293r-25,18l1140,1332r-17,27l1114,1390r-3,30l1116,1449r11,29l1143,1503r22,19l1191,1538r29,11l1242,1551r,908l1218,2447r-30,-11l1157,2434r-28,6l1100,2450r-25,16l1055,2488r-16,27l1032,2534r-2,13l557,2547r6,-7l573,2522r9,-31l584,2461r-3,-29l570,2404r-16,-25l530,2359r-26,-16l475,2332r-31,-2l414,2336r-27,10l362,2362r-21,22l324,2411r-8,30l314,2472r3,30l328,2529r13,18l,2547,65,2443r66,-116l192,2207r57,-124l301,1956r47,-129l385,1694r29,-134l436,1424r5,-65l444,1293r35,9l514,1304r33,-9l577,1279r25,-25l622,1223r9,-30l633,1162r-4,-28l618,1105r-16,-25l581,1060r-27,-16l523,1033r-30,-2l462,1037r-28,11l437,1078,416,920,384,763,341,607r1,3l371,605r27,-11l421,578r20,-21l455,530r11,-31l468,471r-4,-31l453,412,436,387,414,367,387,351,351,340r-34,l283,347r-30,18l255,374,196,240,129,114r36,-5l165,109r38,-6l203,103r37,-7l240,96r36,-7l278,89r9,31l305,146r21,24l355,188r30,9l416,198r28,-3l473,184r25,-18l518,145r16,-27l543,91r4,-27l545,37r,l566,34r7,l590,30r7,-2l616,26r4,-1l642,21r7,l665,17r7,l690,16r5,-2l717,12r5,-2l740,9r7,l763,7r6,l792,5r4,-2l814,3r7,-2l837,1r5,l865,r2,l887,xe" o:gfxdata="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">
                     <v:path arrowok="t" o:connecttype="custom" o:connectlocs="1163638,3565525;1333500,3817938;1587500,3648075;1414463,3395663;628650,2982913;736600,3270250;1020763,3159125;912813,2874963;1558925,2792413;1601788,3095625;1903413,3054350;1860550,2752725;1077913,2263775;1049338,2570163;1354138,2595563;1382713,2290763;1123950,1398588;1030288,1689100;1319213,1782763;1414463,1492250;1581150,804863;1427163,1068388;1689100,1222375;1846263,957263;927100,719138;719138,942975;944563,1154113;1152525,928688;927100,719138;1231900,227013;1401763,479425;1655763,309563;1482725,55563;1487488,1588;1635125,14288;1757363,36513;1890713,76200;1971675,273050;1971675,525463;1835150,1625600;1971675,2030413;1763713,2254250;1971675,2462213;1706563,3914775;909638,4003675;800100,3719513;514350,3827463;103188,3878263;657225,2476500;915988,2030413;955675,1714500;693738,1711325;668338,917575;692150,614363;404813,593725;381000,152400;563563,298450;847725,187325;936625,47625;1066800,26988;1211263,11113;1336675,1588" o:connectangles="0,0,0,0,0,0,0,0,0,0,0,0,0,0,0,0,0,0,0,0,0,0,0,0,0,0,0,0,0,0,0,0,0,0,0,0,0,0,0,0,0,0,0,0,0,0,0,0,0,0,0,0,0,0,0,0,0,0,0,0,0,0"/>
                     <o:lock v:ext="edit" verticies="t"/>
                   </v:shape>
-                  <v:group id="Group 23" o:spid="_x0000_s1047" style="position:absolute;width:37592;height:36607" coordsize="37592,36607" o:gfxdata="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">
-                    <v:shape id="Freeform 30" o:spid="_x0000_s1048" style="position:absolute;left:2984;top:26511;width:20590;height:10096;visibility:visible;mso-wrap-style:square;v-text-anchor:top" coordsize="1297,636" o:gfxdata="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" path="m,l1285,575r12,61l1218,625r-78,-11l1059,603r-81,-9l896,585r-79,-9l737,564,658,550,582,532,507,510,436,483,366,451,299,413,239,369,179,317,126,256,92,204,58,145,27,75,,xe" filled="f" stroked="f" strokeweight="0">
+                  <v:group id="Group 23" style="position:absolute;width:37592;height:36607" coordsize="37592,36607" o:spid="_x0000_s1047" o:gfxdata="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">
+                    <v:shape id="Freeform 30" style="position:absolute;left:2984;top:26511;width:20590;height:10096;visibility:visible;mso-wrap-style:square;v-text-anchor:top" coordsize="1297,636" o:spid="_x0000_s1048" filled="f" stroked="f" strokeweight="0" path="m,l1285,575r12,61l1218,625r-78,-11l1059,603r-81,-9l896,585r-79,-9l737,564,658,550,582,532,507,510,436,483,366,451,299,413,239,369,179,317,126,256,92,204,58,145,27,75,,xe" o:gfxdata="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">
                       <v:path arrowok="t" o:connecttype="custom" o:connectlocs="0,0;2039938,912813;2058988,1009650;1933575,992188;1809750,974725;1681163,957263;1552575,942975;1422400,928688;1296988,914400;1169988,895350;1044575,873125;923925,844550;804863,809625;692150,766763;581025,715963;474663,655638;379413,585788;284163,503238;200025,406400;146050,323850;92075,230188;42863,119063;0,0" o:connectangles="0,0,0,0,0,0,0,0,0,0,0,0,0,0,0,0,0,0,0,0,0,0,0"/>
                     </v:shape>
-                    <v:shape id="Freeform 31" o:spid="_x0000_s1049" style="position:absolute;left:1730;top:21780;width:21368;height:12002;visibility:visible;mso-wrap-style:square;v-text-anchor:top" coordsize="1346,756" o:gfxdata="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" path="m,l1328,593r,-9l1335,670r11,86l1346,756,42,172,20,88,,xe" filled="f" stroked="f" strokeweight="0">
+                    <v:shape id="Freeform 31" style="position:absolute;left:1730;top:21780;width:21368;height:12002;visibility:visible;mso-wrap-style:square;v-text-anchor:top" coordsize="1346,756" o:spid="_x0000_s1049" filled="f" stroked="f" strokeweight="0" path="m,l1328,593r,-9l1335,670r11,86l1346,756,42,172,20,88,,xe" o:gfxdata="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">
                       <v:path arrowok="t" o:connecttype="custom" o:connectlocs="0,0;2108200,941388;2108200,927100;2119313,1063625;2136775,1200150;2136775,1200150;66675,273050;31750,139700;0,0" o:connectangles="0,0,0,0,0,0,0,0,0"/>
                     </v:shape>
-                    <v:shape id="Freeform 32" o:spid="_x0000_s1050" style="position:absolute;left:238;top:10556;width:23161;height:16145;visibility:visible;mso-wrap-style:square;v-text-anchor:top" coordsize="1459,1017" o:gfxdata="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" path="m,l1459,654r-19,120l1425,895r-7,122l1418,1008,43,394,25,261,10,129,,xe" filled="f" stroked="f" strokeweight="0">
+                    <v:shape id="Freeform 32" style="position:absolute;left:238;top:10556;width:23161;height:16145;visibility:visible;mso-wrap-style:square;v-text-anchor:top" coordsize="1459,1017" o:spid="_x0000_s1050" filled="f" stroked="f" strokeweight="0" path="m,l1459,654r-19,120l1425,895r-7,122l1418,1008,43,394,25,261,10,129,,xe" o:gfxdata="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">
                       <v:path arrowok="t" o:connecttype="custom" o:connectlocs="0,0;2316163,1038225;2286000,1228725;2262188,1420813;2251075,1614488;2251075,1600200;68263,625475;39688,414338;15875,204788;0,0" o:connectangles="0,0,0,0,0,0,0,0,0,0"/>
                     </v:shape>
-                    <v:shape id="Freeform 33" o:spid="_x0000_s1051" style="position:absolute;top:6254;width:24542;height:13081;visibility:visible;mso-wrap-style:square;v-text-anchor:top" coordsize="1546,824" o:gfxdata="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" path="m,l1539,690r7,-18l1519,747r-21,77l6,158,,79,,xe" filled="f" stroked="f" strokeweight="0">
+                    <v:shape id="Freeform 33" style="position:absolute;top:6254;width:24542;height:13081;visibility:visible;mso-wrap-style:square;v-text-anchor:top" coordsize="1546,824" o:spid="_x0000_s1051" filled="f" stroked="f" strokeweight="0" path="m,l1539,690r7,-18l1519,747r-21,77l6,158,,79,,xe" o:gfxdata="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">
                       <v:path arrowok="t" o:connecttype="custom" o:connectlocs="0,0;2443163,1095375;2454275,1066800;2411413,1185863;2378075,1308100;9525,250825;0,125413;0,0" o:connectangles="0,0,0,0,0,0,0,0"/>
                     </v:shape>
-                    <v:shape id="Freeform 34" o:spid="_x0000_s1052" style="position:absolute;width:29146;height:13366;visibility:visible;mso-wrap-style:square;v-text-anchor:top" coordsize="1836,842" o:gfxdata="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" path="m,l606,,1833,550r3,-5l1768,640r-62,100l1646,842r,l,104,,xe" filled="f" stroked="f" strokeweight="0">
+                    <v:shape id="Freeform 34" style="position:absolute;width:29146;height:13366;visibility:visible;mso-wrap-style:square;v-text-anchor:top" coordsize="1836,842" o:spid="_x0000_s1052" filled="f" stroked="f" strokeweight="0" path="m,l606,,1833,550r3,-5l1768,640r-62,100l1646,842r,l,104,,xe" o:gfxdata="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">
                       <v:path arrowok="t" o:connecttype="custom" o:connectlocs="0,0;962025,0;2909888,873125;2914650,865188;2806700,1016000;2708275,1174750;2613025,1336675;2613025,1336675;0,165100;0,0" o:connectangles="0,0,0,0,0,0,0,0,0,0"/>
                     </v:shape>
-                    <v:shape id="Freeform 35" o:spid="_x0000_s1053" style="position:absolute;left:13477;width:18241;height:7540;visibility:visible;mso-wrap-style:square;v-text-anchor:top" coordsize="1149,475" o:gfxdata="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" path="m,l344,r799,356l1149,351r-54,61l1043,475r3,-6l,xe" filled="f" stroked="f" strokeweight="0">
+                    <v:shape id="Freeform 35" style="position:absolute;left:13477;width:18241;height:7540;visibility:visible;mso-wrap-style:square;v-text-anchor:top" coordsize="1149,475" o:spid="_x0000_s1053" filled="f" stroked="f" strokeweight="0" path="m,l344,r799,356l1149,351r-54,61l1043,475r3,-6l,xe" o:gfxdata="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">
                       <v:path arrowok="t" o:connecttype="custom" o:connectlocs="0,0;546100,0;1814513,565150;1824038,557213;1738313,654050;1655763,754063;1660525,744538;0,0" o:connectangles="0,0,0,0,0,0,0,0"/>
                     </v:shape>
-                    <v:shape id="Freeform 36" o:spid="_x0000_s1054" style="position:absolute;left:29241;width:8351;height:2476;visibility:visible;mso-wrap-style:square;v-text-anchor:top" coordsize="526,156" o:gfxdata="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" path="m,l526,,439,73r-92,83l347,156,,xe" filled="f" stroked="f" strokeweight="0">
+                    <v:shape id="Freeform 36" style="position:absolute;left:29241;width:8351;height:2476;visibility:visible;mso-wrap-style:square;v-text-anchor:top" coordsize="526,156" o:spid="_x0000_s1054" filled="f" stroked="f" strokeweight="0" path="m,l526,,439,73r-92,83l347,156,,xe" o:gfxdata="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">
                       <v:path arrowok="t" o:connecttype="custom" o:connectlocs="0,0;835025,0;696913,115888;550863,247650;550863,247650;0,0" o:connectangles="0,0,0,0,0,0"/>
                     </v:shape>
                   </v:group>
-                  <v:shape id="Freeform 24" o:spid="_x0000_s1055" style="position:absolute;width:68627;height:93821;visibility:visible;mso-wrap-style:square;v-text-anchor:top" coordsize="4323,5910" o:gfxdata="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" path="m,5863r18,47l16,5910r-16,l,5863xm,4138l622,5765r-117,32l393,5826r-110,25l179,5874r-95,22l,5677,,4138xm1116,4036r496,1297l1560,5378r-60,43l1431,5464r-77,39l1272,5543r-90,37l604,4063r,l699,4070r95,2l901,4067r108,-11l1116,4036xm,3929r117,37l253,4004r138,30l532,4056r-3,l1122,5605r-144,52l830,5704r-149,45l,3970r,-41xm1564,3893r272,713l1836,4686r-1,81l1827,4846r-12,79l1799,5000r-24,73l1747,5145r-38,68l1663,5278,1182,4022r-1,l1311,3986r128,-43l1564,3893xm1869,3733r-26,88l1829,3913r-9,93l1818,4101r,98l1824,4298r3,98l1625,3864r124,-63l1869,3733xm4118,1028r33,4l4183,1043r32,19l4244,1089r20,31l4276,1155r5,40l4278,1229r-11,34l4262,1272r-4,7l4117,1279r-144,5l3959,1258r-9,-31l3948,1195r4,-34l3963,1127r16,-29l4000,1073r25,-20l4056,1039r30,-9l4118,1028xm2764,523r52,7l2866,548r40,22l2942,597r28,32l2993,666r18,40l3022,749r6,45l3024,831r-7,38l3002,905r-19,37l2958,975r-31,30l2891,1028r-37,18l2802,1061r-52,3l2698,1057r-50,-16l2608,1019r-34,-28l2544,958r-23,-35l2503,881r-11,-43l2488,794r2,-38l2499,720r13,-36l2531,647r27,-34l2589,584r34,-23l2662,541r50,-13l2764,523xm2764,516r-54,4l2659,534r-40,20l2583,577r-32,30l2524,641r-20,40l2490,717r-7,39l2479,794r4,46l2495,885r18,41l2537,964r30,34l2603,1027r41,21l2696,1066r54,7l2804,1069r52,-16l2897,1035r36,-25l2963,980r27,-34l3011,908r13,-37l3033,833r2,-39l3031,749r-11,-45l3002,663r-25,-40l2947,591r-36,-28l2870,539r-52,-16l2764,516xm2739,120r74,2l2888,133r71,17l3031,177r70,38l3165,258r60,50l3277,365r44,61l3359,494r30,70l3411,638r14,77l3431,794r-4,71l3414,935r-17,68l3371,1069r-35,69l3294,1200r-48,58l3192,1310r-61,44l3067,1392r-70,32l2924,1447r-74,15l2777,1469r-76,-2l2628,1456r-73,-19l2483,1410r-70,-36l2349,1329r-58,-50l2239,1224r-46,-63l2155,1095r-30,-72l2103,949r-14,-77l2085,794r4,-76l2101,647r20,-72l2171,503r58,-73l2289,356r67,-75l2426,208r44,-23l2517,165r73,-23l2664,125r75,-5xm3991,r126,l4142,16r23,22l4181,64r11,29l4197,125r-2,31l4185,188r-20,32l4138,245r-32,18l4068,272r-36,-1l3995,260r-27,-16l3945,220r-18,-25l3916,165r-5,-31l3914,102r9,-32l3941,41r23,-25l3991,xm3780,r195,l3955,14r-23,24l3916,66r-11,33l3903,129r4,34l3918,195r18,29l3961,249r32,18l4031,279r39,l4108,271r27,-13l4158,240r20,-23l4192,190r11,-31l4206,127r-5,-32l4190,64,4174,38,4152,14,4133,r190,l4323,269r-15,27l4280,333r-34,32l4206,392r-45,22l4117,426r-47,8l4022,432r-47,-9l3930,407r-43,-24l3850,353r-33,-34l3791,279r-20,-41l3758,193r-7,-46l3753,99r7,-47l3776,5r4,-5xm2635,l3771,r-2,2l3755,43r-9,43l3742,129r4,50l3758,229r20,45l3805,317r34,39l3880,389r47,25l3973,432r49,9l4070,441r48,-6l4165,421r45,-22l4249,373r36,-34l4315,299r8,-14l4323,1283r-56,-2l4274,1267r11,-36l4289,1195r-4,-41l4271,1116r-22,-32l4221,1055r-35,-20l4152,1023r-34,-4l4084,1021r-32,9l4022,1046r-27,22l3972,1093r-17,30l3943,1159r-4,36l3943,1227r7,31l3964,1286r-129,13l3705,1319r-128,26l3452,1381r-115,43l3225,1476r-112,59l3008,1603r-104,74l2805,1756r-95,84l2621,1928r-84,89l2460,2110r-33,-75l2392,1960r-40,-74l2311,1811r-43,-73l2225,1662r-43,-73l2141,1514r-38,-75l2069,1362r-30,-76l2014,1207r-18,-77l1987,1050r-4,-81l1990,887r18,-83l2024,756r22,-50l2073,656r32,-54l2089,665r-9,64l2076,794r6,80l2094,951r24,76l2148,1098r38,68l2232,1229r52,55l2343,1336r67,45l2479,1417r74,29l2626,1464r75,10l2777,1476r75,-5l2927,1455r74,-24l3071,1401r66,-39l3198,1315r53,-52l3302,1206r41,-65l3379,1071r26,-66l3423,937r11,-72l3438,794r-4,-79l3420,636r-23,-73l3366,491r-38,-68l3282,360r-52,-57l3171,253r-66,-45l3035,170r-72,-27l2888,124r-74,-11l2737,111r-75,7l2589,133r-74,23l2445,188r97,-97l2635,xe" fillcolor="#74d8d8 [1941]" stroked="f" strokeweight="0">
+                  <v:shape id="Freeform 24" style="position:absolute;width:68627;height:93821;visibility:visible;mso-wrap-style:square;v-text-anchor:top" coordsize="4323,5910" o:spid="_x0000_s1055" fillcolor="#74d8d8 [1941]" stroked="f" strokeweight="0" path="m,5863r18,47l16,5910r-16,l,5863xm,4138l622,5765r-117,32l393,5826r-110,25l179,5874r-95,22l,5677,,4138xm1116,4036r496,1297l1560,5378r-60,43l1431,5464r-77,39l1272,5543r-90,37l604,4063r,l699,4070r95,2l901,4067r108,-11l1116,4036xm,3929r117,37l253,4004r138,30l532,4056r-3,l1122,5605r-144,52l830,5704r-149,45l,3970r,-41xm1564,3893r272,713l1836,4686r-1,81l1827,4846r-12,79l1799,5000r-24,73l1747,5145r-38,68l1663,5278,1182,4022r-1,l1311,3986r128,-43l1564,3893xm1869,3733r-26,88l1829,3913r-9,93l1818,4101r,98l1824,4298r3,98l1625,3864r124,-63l1869,3733xm4118,1028r33,4l4183,1043r32,19l4244,1089r20,31l4276,1155r5,40l4278,1229r-11,34l4262,1272r-4,7l4117,1279r-144,5l3959,1258r-9,-31l3948,1195r4,-34l3963,1127r16,-29l4000,1073r25,-20l4056,1039r30,-9l4118,1028xm2764,523r52,7l2866,548r40,22l2942,597r28,32l2993,666r18,40l3022,749r6,45l3024,831r-7,38l3002,905r-19,37l2958,975r-31,30l2891,1028r-37,18l2802,1061r-52,3l2698,1057r-50,-16l2608,1019r-34,-28l2544,958r-23,-35l2503,881r-11,-43l2488,794r2,-38l2499,720r13,-36l2531,647r27,-34l2589,584r34,-23l2662,541r50,-13l2764,523xm2764,516r-54,4l2659,534r-40,20l2583,577r-32,30l2524,641r-20,40l2490,717r-7,39l2479,794r4,46l2495,885r18,41l2537,964r30,34l2603,1027r41,21l2696,1066r54,7l2804,1069r52,-16l2897,1035r36,-25l2963,980r27,-34l3011,908r13,-37l3033,833r2,-39l3031,749r-11,-45l3002,663r-25,-40l2947,591r-36,-28l2870,539r-52,-16l2764,516xm2739,120r74,2l2888,133r71,17l3031,177r70,38l3165,258r60,50l3277,365r44,61l3359,494r30,70l3411,638r14,77l3431,794r-4,71l3414,935r-17,68l3371,1069r-35,69l3294,1200r-48,58l3192,1310r-61,44l3067,1392r-70,32l2924,1447r-74,15l2777,1469r-76,-2l2628,1456r-73,-19l2483,1410r-70,-36l2349,1329r-58,-50l2239,1224r-46,-63l2155,1095r-30,-72l2103,949r-14,-77l2085,794r4,-76l2101,647r20,-72l2171,503r58,-73l2289,356r67,-75l2426,208r44,-23l2517,165r73,-23l2664,125r75,-5xm3991,r126,l4142,16r23,22l4181,64r11,29l4197,125r-2,31l4185,188r-20,32l4138,245r-32,18l4068,272r-36,-1l3995,260r-27,-16l3945,220r-18,-25l3916,165r-5,-31l3914,102r9,-32l3941,41r23,-25l3991,xm3780,r195,l3955,14r-23,24l3916,66r-11,33l3903,129r4,34l3918,195r18,29l3961,249r32,18l4031,279r39,l4108,271r27,-13l4158,240r20,-23l4192,190r11,-31l4206,127r-5,-32l4190,64,4174,38,4152,14,4133,r190,l4323,269r-15,27l4280,333r-34,32l4206,392r-45,22l4117,426r-47,8l4022,432r-47,-9l3930,407r-43,-24l3850,353r-33,-34l3791,279r-20,-41l3758,193r-7,-46l3753,99r7,-47l3776,5r4,-5xm2635,l3771,r-2,2l3755,43r-9,43l3742,129r4,50l3758,229r20,45l3805,317r34,39l3880,389r47,25l3973,432r49,9l4070,441r48,-6l4165,421r45,-22l4249,373r36,-34l4315,299r8,-14l4323,1283r-56,-2l4274,1267r11,-36l4289,1195r-4,-41l4271,1116r-22,-32l4221,1055r-35,-20l4152,1023r-34,-4l4084,1021r-32,9l4022,1046r-27,22l3972,1093r-17,30l3943,1159r-4,36l3943,1227r7,31l3964,1286r-129,13l3705,1319r-128,26l3452,1381r-115,43l3225,1476r-112,59l3008,1603r-104,74l2805,1756r-95,84l2621,1928r-84,89l2460,2110r-33,-75l2392,1960r-40,-74l2311,1811r-43,-73l2225,1662r-43,-73l2141,1514r-38,-75l2069,1362r-30,-76l2014,1207r-18,-77l1987,1050r-4,-81l1990,887r18,-83l2024,756r22,-50l2073,656r32,-54l2089,665r-9,64l2076,794r6,80l2094,951r24,76l2148,1098r38,68l2232,1229r52,55l2343,1336r67,45l2479,1417r74,29l2626,1464r75,10l2777,1476r75,-5l2927,1455r74,-24l3071,1401r66,-39l3198,1315r53,-52l3302,1206r41,-65l3379,1071r26,-66l3423,937r11,-72l3438,794r-4,-79l3420,636r-23,-73l3366,491r-38,-68l3282,360r-52,-57l3171,253r-66,-45l3035,170r-72,-27l2888,124r-74,-11l2737,111r-75,7l2589,133r-74,23l2445,188r97,-97l2635,xe" o:gfxdata="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">
                     <v:path arrowok="t" o:connecttype="custom" o:connectlocs="987425,9151938;0,6569075;2019300,8799513;1601788,6438900;839788,6438900;2482850,6180138;2817813,8053388;2284413,6259513;2886075,6665913;6589713,1638300;6791325,1951038;6270625,1947863;6438900,1649413;4670425,947738;4789488,1379538;4448175,1684338;4002088,1465263;4017963,1027113;4387850,819150;3975100,1081088;4027488,1530350;4533900,1671638;4814888,1322388;4621213,893763;4697413,238125;5332413,784225;5392738,1592263;4868863,2209800;4056063,2281238;3421063,1738313;3367088,912813;3995738,261938;6611938,60325;6569075,388938;6234113,309563;6335713,0;6196013,204788;6461125,442913;6677025,201613;6862763,427038;6461125,688975;6018213,442913;6000750,0;5946775,284163;6307138,685800;6802438,538163;6808788,1897063;6537325,1617663;6259513,1839913;5678488,2135188;4452938,2787650;3733800,2994025;3284538,2162175;3187700,1276350;3295650,1260475;3625850,2038350;4408488,2343150;5160963,2005013;5457825,1260475;5127625,481013;4344988,176213" o:connectangles="0,0,0,0,0,0,0,0,0,0,0,0,0,0,0,0,0,0,0,0,0,0,0,0,0,0,0,0,0,0,0,0,0,0,0,0,0,0,0,0,0,0,0,0,0,0,0,0,0,0,0,0,0,0,0,0,0,0,0,0,0"/>
                     <o:lock v:ext="edit" verticies="t"/>
                   </v:shape>
-                  <v:shape id="Freeform 25" o:spid="_x0000_s1056" style="position:absolute;width:45212;height:93821;visibility:visible;mso-wrap-style:square;v-text-anchor:top" coordsize="2848,5910" o:gfxdata="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" path="m2565,3198r29,27l2624,3257r33,37l2694,3339r38,50l2775,3449r25,43l2820,3543r14,58l2843,3665r5,72l2847,3812r-4,79l2832,3975r-14,86l2798,4151r-23,91l2746,4335r-34,95l2676,4525r-41,95l2589,4713r-51,92l2485,4896r-58,88l2367,5068r-67,81l2232,5226r-73,70l2082,5362r-106,80l1863,5516r-116,66l1629,5641r-122,52l1383,5742r-125,41l1132,5819r-123,32l885,5876r-120,23l697,5910r-681,l18,5910,,5863,,5677r84,219l179,5874r104,-23l393,5826r112,-29l622,5765,,4138,,3970,681,5749r149,-45l978,5657r144,-52l529,4056r75,7l1182,5580r90,-37l1354,5503r77,-39l1500,5421r60,-43l1612,5333,1116,4036r66,-14l1663,5278r46,-65l1747,5145r28,-72l1799,5000r16,-75l1827,4846r8,-79l1836,4686r,-80l1564,3893r61,-29l1827,4396r-3,-98l1818,4199r,-98l1820,4006r9,-93l1843,3821r26,-88l1969,3669r93,-66l2150,3533r80,-70l2288,3459r55,-16l2395,3418r47,-36l2485,3339r37,-52l2553,3230r12,-32xm2368,r267,l2569,64r-72,70l2427,206r-66,70l2297,348r-59,69l2184,487r-49,68l2092,622r-35,62l2028,747r-20,57l1990,887r-7,82l1987,1050r9,80l2014,1207r25,79l2069,1362r34,77l2141,1514r41,75l2225,1662r43,76l2311,1811r41,75l2392,1960r35,75l2460,2110r-63,79l2341,2270r-50,80l2245,2427r-38,77l2173,2580r-25,71l2130,2719r-39,-55l2051,2612r-37,-48l1974,2521r-37,-38l1901,2454r-61,-36l1774,2386r-68,-25l1634,2338r-74,-16l1485,2306r-21,-115l1448,2071r-11,-122l1431,1824r,-127l1439,1571r14,-127l1474,1320r29,-122l1541,1080r45,-113l1641,851r63,-111l1774,632r75,-104l1928,430r84,-95l2100,244r89,-88l2281,73,2368,xe" fillcolor="#2fa9a9 [3205]" stroked="f" strokeweight="0">
+                  <v:shape id="Freeform 25" style="position:absolute;width:45212;height:93821;visibility:visible;mso-wrap-style:square;v-text-anchor:top" coordsize="2848,5910" o:spid="_x0000_s1056" fillcolor="#2fa9a9 [3205]" stroked="f" strokeweight="0" path="m2565,3198r29,27l2624,3257r33,37l2694,3339r38,50l2775,3449r25,43l2820,3543r14,58l2843,3665r5,72l2847,3812r-4,79l2832,3975r-14,86l2798,4151r-23,91l2746,4335r-34,95l2676,4525r-41,95l2589,4713r-51,92l2485,4896r-58,88l2367,5068r-67,81l2232,5226r-73,70l2082,5362r-106,80l1863,5516r-116,66l1629,5641r-122,52l1383,5742r-125,41l1132,5819r-123,32l885,5876r-120,23l697,5910r-681,l18,5910,,5863,,5677r84,219l179,5874r104,-23l393,5826r112,-29l622,5765,,4138,,3970,681,5749r149,-45l978,5657r144,-52l529,4056r75,7l1182,5580r90,-37l1354,5503r77,-39l1500,5421r60,-43l1612,5333,1116,4036r66,-14l1663,5278r46,-65l1747,5145r28,-72l1799,5000r16,-75l1827,4846r8,-79l1836,4686r,-80l1564,3893r61,-29l1827,4396r-3,-98l1818,4199r,-98l1820,4006r9,-93l1843,3821r26,-88l1969,3669r93,-66l2150,3533r80,-70l2288,3459r55,-16l2395,3418r47,-36l2485,3339r37,-52l2553,3230r12,-32xm2368,r267,l2569,64r-72,70l2427,206r-66,70l2297,348r-59,69l2184,487r-49,68l2092,622r-35,62l2028,747r-20,57l1990,887r-7,82l1987,1050r9,80l2014,1207r25,79l2069,1362r34,77l2141,1514r41,75l2225,1662r43,76l2311,1811r41,75l2392,1960r35,75l2460,2110r-63,79l2341,2270r-50,80l2245,2427r-38,77l2173,2580r-25,71l2130,2719r-39,-55l2051,2612r-37,-48l1974,2521r-37,-38l1901,2454r-61,-36l1774,2386r-68,-25l1634,2338r-74,-16l1485,2306r-21,-115l1448,2071r-11,-122l1431,1824r,-127l1439,1571r14,-127l1474,1320r29,-122l1541,1080r45,-113l1641,851r63,-111l1774,632r75,-104l1928,430r84,-95l2100,244r89,-88l2281,73,2368,xe" o:gfxdata="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">
                     <v:path arrowok="t" o:connecttype="custom" o:connectlocs="4165600,5170488;4337050,5380038;4476750,5624513;4521200,5932488;4495800,6310313;4405313,6734175;4248150,7183438;4029075,7627938;3757613,8045450;3427413,8407400;2957513,8756650;2392363,9037638;1797050,9237663;1214438,9364663;28575,9382125;133350,9359900;623888,9248775;0,6569075;1317625,9055100;839788,6438900;2019300,8799513;2381250,8605838;1771650,6407150;2713038,8275638;2855913,7937500;2913063,7567613;2482850,6180138;2895600,6823075;2889250,6359525;2967038,5926138;3413125,5608638;3719513,5465763;3944938,5300663;4071938,5076825;4078288,101600;3748088,438150;3467100,773113;3265488,1085850;3159125,1408113;3168650,1793875;3284538,2162175;3463925,2522538;3668713,2874963;3852863,3230563;3716338,3603625;3503613,3975100;3381375,4316413;3197225,4070350;3017838,3895725;2708275,3748088;2357438,3660775;2281238,3094038;2284413,2493963;2386013,1901825;2605088,1350963;2935288,838200;3333750,387350;3759200,0" o:connectangles="0,0,0,0,0,0,0,0,0,0,0,0,0,0,0,0,0,0,0,0,0,0,0,0,0,0,0,0,0,0,0,0,0,0,0,0,0,0,0,0,0,0,0,0,0,0,0,0,0,0,0,0,0,0,0,0,0,0"/>
                     <o:lock v:ext="edit" verticies="t"/>
                   </v:shape>
-                  <v:shape id="Freeform 26" o:spid="_x0000_s1057" style="position:absolute;top:7508;width:68627;height:86313;visibility:visible;mso-wrap-style:square;v-text-anchor:top" coordsize="4323,5437" o:gfxdata="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" path="m3119,5378r3,2l3151,5396r23,23l3185,5437r-104,l3119,5378xm4238,5324r31,2l4299,5337r24,12l4323,5437r-212,l4113,5424r7,-19l4136,5378r20,-22l4181,5340r29,-10l4238,5324xm3525,5220r31,2l3585,5233r26,16l3635,5269r16,25l3662,5322r3,29l3663,5381r-9,31l3644,5430r-6,7l3422,5437r-13,-18l3398,5392r-3,-30l3397,5331r8,-30l3422,5274r21,-22l3468,5236r27,-10l3525,5220xm3943,5025r29,4l4002,5038r27,16l4050,5075r18,25l4079,5127r4,31l4081,5188r-9,29l4056,5245r-22,22l4009,5283r-29,11l3952,5299r-31,-4l3891,5287r-27,-17l3843,5249r-17,-25l3816,5197r-6,-31l3814,5136r9,-30l3839,5079r21,-22l3886,5041r26,-11l3943,5025xm3595,4688r31,4l3656,4701r27,16l3705,4737r18,25l3733,4790r4,31l3735,4851r-11,29l3708,4907r-19,23l3663,4946r-28,11l3606,4960r-30,-1l3545,4950r-27,-16l3497,4912r-16,-25l3470,4860r-5,-30l3468,4799r9,-30l3493,4742r22,-22l3538,4704r29,-10l3595,4688xm4167,4595r30,4l4226,4608r27,16l4276,4645r16,25l4303,4697r4,31l4305,4758r-9,29l4280,4814r-22,23l4233,4853r-27,11l4176,4867r-31,-1l4117,4857r-27,-17l4066,4819r-16,-25l4040,4767r-4,-30l4038,4706r9,-30l4063,4649r21,-22l4109,4611r27,-11l4167,4595xm3843,4285r30,2l3902,4296r27,16l3952,4333r16,26l3979,4387r3,29l3980,4446r-8,31l3955,4504r-21,21l3909,4541r-27,11l3852,4557r-31,-1l3791,4545r-27,-16l3742,4509r-16,-25l3715,4455r-3,-28l3714,4396r9,-30l3739,4339r21,-23l3785,4299r27,-10l3843,4285xm4323,4169r,272l4301,4439r-29,-11l4246,4412r-22,-19l4208,4368r-11,-29l4192,4310r3,-30l4204,4249r17,-27l4240,4201r25,-18l4294,4172r29,-3xm3574,3921r30,2l3635,3934r27,16l3683,3970r16,25l3710,4024r4,28l3712,4083r-9,30l3683,4144r-25,25l3628,4185r-33,9l3560,4192r-35,-9l3524,4061r-9,-123l3543,3927r31,-6xm4323,3783r,253l4315,4034r-26,-16l4267,3997r-16,-25l4240,3945r-3,-31l4238,3884r9,-31l4265,3825r25,-25l4319,3783r4,xm3846,3757r31,1l3905,3767r27,16l3955,3805r17,25l3982,3857r4,30l3984,3918r-9,30l3959,3975r-22,22l3912,4013r-26,11l3855,4029r-30,-4l3796,4016r-27,-16l3746,3979r-16,-25l3719,3927r-4,-31l3717,3866r9,-29l3742,3809r22,-22l3789,3771r27,-11l3846,3757xm4108,3391r28,4l4167,3404r27,16l4215,3441r18,25l4244,3493r3,31l4246,3554r-9,29l4221,3612r-22,21l4174,3649r-29,11l4117,3663r-31,-1l4056,3653r-27,-16l4007,3615r-16,-25l3980,3563r-5,-30l3979,3502r9,-30l4004,3445r21,-22l4049,3407r28,-10l4108,3391xm3665,3343r31,3l3726,3355r27,16l3774,3393r17,25l3801,3445r6,30l3803,3506r-9,28l3778,3563r-21,22l3733,3601r-28,11l3676,3617r-30,-4l3615,3604r-27,-16l3567,3567r-18,-25l3538,3515r-4,-31l3536,3454r11,-29l3561,3397r22,-22l3608,3359r29,-11l3665,3343xm3398,3230r34,l3468,3241r27,16l3517,3277r17,25l3545,3330r4,31l3547,3389r-11,31l3522,3447r-20,21l3479,3484r-27,11l3423,3500r-43,-125l3334,3255r30,-18l3398,3230xm4323,3062r,159l4312,3203r-11,-27l4298,3146r1,-31l4308,3085r15,-23l4323,3062xm3984,2924r31,1l4045,2934r27,16l4093,2972r18,25l4120,3024r6,30l4124,3085r-11,30l4097,3142r-20,22l4052,3180r-29,11l3995,3196r-31,-4l3934,3183r-27,-16l3886,3146r-17,-25l3859,3094r-6,-31l3857,3033r9,-29l3882,2977r20,-23l3927,2938r28,-11l3984,2924xm3296,2049r115,24l3527,2101r117,34l3758,2175r115,46l3984,2273r109,59l4195,2395r99,70l4323,2488r,471l4308,2952r-80,-28l4145,2904r-84,-11l3975,2890r-86,3l3801,2900r-87,13l3626,2927r2,27l3624,2981r-9,27l3599,3035r-20,21l3554,3074r-29,11l3497,3088r-31,-1l3436,3078r-29,-18l3386,3036r-18,-26l3359,2979r-149,25l3144,2895r-68,-100l3004,2707r-71,-77l2979,2598r38,-31l3071,2506r48,-64l3162,2370r37,-75l3235,2216r31,-82l3296,2049xm,l6,90r9,98l23,290,34,394,45,500,59,605,75,709,93,811r18,101l135,1009r23,91l183,1186r29,79l244,1336r34,63l314,1453r53,61l425,1566r62,44l552,1648r70,31l693,1705r74,22l844,1745r77,14l1000,1772r80,10l1161,1791r81,9l1320,1809r81,11l1478,1833r77,14l1630,1865r72,21l1772,1913r66,31l1901,1981r37,31l1978,2051r41,47l2060,2150r41,55l2141,2264r-50,16l2044,2304r-43,30l1962,2372r-34,45l1901,2465r-16,52l1876,2569r1,55l1886,2678r17,52l1926,2780r29,49l1990,2872r-25,12l1919,2902r-54,11l1804,2918r-64,-2l1670,2909r-74,-12l1519,2879r-80,-23l1354,2827r-84,-32l1184,2755r-88,-43l1009,2664r-88,-52l835,2556r-84,-61l668,2433r-80,-68l511,2293r-74,-75l369,2141r-64,-81l246,1976r-52,-86l136,1782,86,1671,43,1557,6,1442,,1422,,xe" fillcolor="#e68128 [3209]" stroked="f" strokeweight="0">
+                  <v:shape id="Freeform 26" style="position:absolute;top:7508;width:68627;height:86313;visibility:visible;mso-wrap-style:square;v-text-anchor:top" coordsize="4323,5437" o:spid="_x0000_s1057" fillcolor="#e68128 [3209]" stroked="f" strokeweight="0" path="m3119,5378r3,2l3151,5396r23,23l3185,5437r-104,l3119,5378xm4238,5324r31,2l4299,5337r24,12l4323,5437r-212,l4113,5424r7,-19l4136,5378r20,-22l4181,5340r29,-10l4238,5324xm3525,5220r31,2l3585,5233r26,16l3635,5269r16,25l3662,5322r3,29l3663,5381r-9,31l3644,5430r-6,7l3422,5437r-13,-18l3398,5392r-3,-30l3397,5331r8,-30l3422,5274r21,-22l3468,5236r27,-10l3525,5220xm3943,5025r29,4l4002,5038r27,16l4050,5075r18,25l4079,5127r4,31l4081,5188r-9,29l4056,5245r-22,22l4009,5283r-29,11l3952,5299r-31,-4l3891,5287r-27,-17l3843,5249r-17,-25l3816,5197r-6,-31l3814,5136r9,-30l3839,5079r21,-22l3886,5041r26,-11l3943,5025xm3595,4688r31,4l3656,4701r27,16l3705,4737r18,25l3733,4790r4,31l3735,4851r-11,29l3708,4907r-19,23l3663,4946r-28,11l3606,4960r-30,-1l3545,4950r-27,-16l3497,4912r-16,-25l3470,4860r-5,-30l3468,4799r9,-30l3493,4742r22,-22l3538,4704r29,-10l3595,4688xm4167,4595r30,4l4226,4608r27,16l4276,4645r16,25l4303,4697r4,31l4305,4758r-9,29l4280,4814r-22,23l4233,4853r-27,11l4176,4867r-31,-1l4117,4857r-27,-17l4066,4819r-16,-25l4040,4767r-4,-30l4038,4706r9,-30l4063,4649r21,-22l4109,4611r27,-11l4167,4595xm3843,4285r30,2l3902,4296r27,16l3952,4333r16,26l3979,4387r3,29l3980,4446r-8,31l3955,4504r-21,21l3909,4541r-27,11l3852,4557r-31,-1l3791,4545r-27,-16l3742,4509r-16,-25l3715,4455r-3,-28l3714,4396r9,-30l3739,4339r21,-23l3785,4299r27,-10l3843,4285xm4323,4169r,272l4301,4439r-29,-11l4246,4412r-22,-19l4208,4368r-11,-29l4192,4310r3,-30l4204,4249r17,-27l4240,4201r25,-18l4294,4172r29,-3xm3574,3921r30,2l3635,3934r27,16l3683,3970r16,25l3710,4024r4,28l3712,4083r-9,30l3683,4144r-25,25l3628,4185r-33,9l3560,4192r-35,-9l3524,4061r-9,-123l3543,3927r31,-6xm4323,3783r,253l4315,4034r-26,-16l4267,3997r-16,-25l4240,3945r-3,-31l4238,3884r9,-31l4265,3825r25,-25l4319,3783r4,xm3846,3757r31,1l3905,3767r27,16l3955,3805r17,25l3982,3857r4,30l3984,3918r-9,30l3959,3975r-22,22l3912,4013r-26,11l3855,4029r-30,-4l3796,4016r-27,-16l3746,3979r-16,-25l3719,3927r-4,-31l3717,3866r9,-29l3742,3809r22,-22l3789,3771r27,-11l3846,3757xm4108,3391r28,4l4167,3404r27,16l4215,3441r18,25l4244,3493r3,31l4246,3554r-9,29l4221,3612r-22,21l4174,3649r-29,11l4117,3663r-31,-1l4056,3653r-27,-16l4007,3615r-16,-25l3980,3563r-5,-30l3979,3502r9,-30l4004,3445r21,-22l4049,3407r28,-10l4108,3391xm3665,3343r31,3l3726,3355r27,16l3774,3393r17,25l3801,3445r6,30l3803,3506r-9,28l3778,3563r-21,22l3733,3601r-28,11l3676,3617r-30,-4l3615,3604r-27,-16l3567,3567r-18,-25l3538,3515r-4,-31l3536,3454r11,-29l3561,3397r22,-22l3608,3359r29,-11l3665,3343xm3398,3230r34,l3468,3241r27,16l3517,3277r17,25l3545,3330r4,31l3547,3389r-11,31l3522,3447r-20,21l3479,3484r-27,11l3423,3500r-43,-125l3334,3255r30,-18l3398,3230xm4323,3062r,159l4312,3203r-11,-27l4298,3146r1,-31l4308,3085r15,-23l4323,3062xm3984,2924r31,1l4045,2934r27,16l4093,2972r18,25l4120,3024r6,30l4124,3085r-11,30l4097,3142r-20,22l4052,3180r-29,11l3995,3196r-31,-4l3934,3183r-27,-16l3886,3146r-17,-25l3859,3094r-6,-31l3857,3033r9,-29l3882,2977r20,-23l3927,2938r28,-11l3984,2924xm3296,2049r115,24l3527,2101r117,34l3758,2175r115,46l3984,2273r109,59l4195,2395r99,70l4323,2488r,471l4308,2952r-80,-28l4145,2904r-84,-11l3975,2890r-86,3l3801,2900r-87,13l3626,2927r2,27l3624,2981r-9,27l3599,3035r-20,21l3554,3074r-29,11l3497,3088r-31,-1l3436,3078r-29,-18l3386,3036r-18,-26l3359,2979r-149,25l3144,2895r-68,-100l3004,2707r-71,-77l2979,2598r38,-31l3071,2506r48,-64l3162,2370r37,-75l3235,2216r31,-82l3296,2049xm,l6,90r9,98l23,290,34,394,45,500,59,605,75,709,93,811r18,101l135,1009r23,91l183,1186r29,79l244,1336r34,63l314,1453r53,61l425,1566r62,44l552,1648r70,31l693,1705r74,22l844,1745r77,14l1000,1772r80,10l1161,1791r81,9l1320,1809r81,11l1478,1833r77,14l1630,1865r72,21l1772,1913r66,31l1901,1981r37,31l1978,2051r41,47l2060,2150r41,55l2141,2264r-50,16l2044,2304r-43,30l1962,2372r-34,45l1901,2465r-16,52l1876,2569r1,55l1886,2678r17,52l1926,2780r29,49l1990,2872r-25,12l1919,2902r-54,11l1804,2918r-64,-2l1670,2909r-74,-12l1519,2879r-80,-23l1354,2827r-84,-32l1184,2755r-88,-43l1009,2664r-88,-52l835,2556r-84,-61l668,2433r-80,-68l511,2293r-74,-75l369,2141r-64,-81l246,1976r-52,-86l136,1782,86,1671,43,1557,6,1442,,1422,,xe" o:gfxdata="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">
                     <v:path arrowok="t" o:connecttype="custom" o:connectlocs="6727825,8451850;6565900,8537575;5732463,8332788;5775325,8631238;5465763,8337550;6429375,8056563;6364288,8386763;6057900,8250238;6259513,7977188;5932488,7653338;5676900,7872413;5519738,7570788;6708775,7315200;6794500,7642225;6454775,7650163;6523038,7319963;6299200,6919913;6162675,7226300;5892800,7027863;6862763,6618288;6654800,6842125;5673725,6224588;5892800,6481763;5594350,6446838;6773863,6345238;6856413,6005513;6321425,6122988;6119813,6396038;5900738,6137275;6565900,5389563;6726238,5688013;6396038,5773738;6389688,5434013;5991225,5386388;5926138,5716588;5616575,5580063;5818188,5307013;5634038,5335588;5365750,5357813;6823075,4994275;6464300,4683125;6472238,5022850;6142038,4954588;6278563,4646613;6324600,3608388;6580188,4610100;5753100,4732338;5454650,4886325;4768850,4297363;5135563,3517900;71438,793750;336550,2008188;987425,2665413;1971675,2857500;2917825,3086100;3319463,3619500;2979738,4165600;2960688,4624388;2016125,4437063;933450,3754438;136525,2652713" o:connectangles="0,0,0,0,0,0,0,0,0,0,0,0,0,0,0,0,0,0,0,0,0,0,0,0,0,0,0,0,0,0,0,0,0,0,0,0,0,0,0,0,0,0,0,0,0,0,0,0,0,0,0,0,0,0,0,0,0,0,0,0,0"/>
                     <o:lock v:ext="edit" verticies="t"/>
                   </v:shape>
-                  <v:group id="Group 27" o:spid="_x0000_s1058" style="position:absolute;left:29781;top:43291;width:26178;height:50530" coordorigin="29781,43291" coordsize="26177,50530" o:gfxdata="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">
-                    <v:shape id="Freeform 28" o:spid="_x0000_s1059" style="position:absolute;left:40386;top:46323;width:15573;height:47498;visibility:visible;mso-wrap-style:square;v-text-anchor:top" coordsize="981,2992" o:gfxdata="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" path="m,l59,9r64,11l177,34r54,27l288,97r56,45l401,196r57,62l516,328r55,77l625,489r52,88l725,672r47,99l815,873r39,105l888,1088r31,109l944,1310r20,113l976,1536r5,112l981,1759r-8,110l951,2005r-29,134l885,2272r-47,129l786,2528r-57,124l668,2772r-66,116l537,2992r-215,l363,2913r43,-86l448,2743r37,-84l519,2576r29,-80l573,2419r20,-74l607,2275r9,-64l618,2152r-9,-81l595,1996r-24,-72l541,1854r-38,-66l462,1725r-47,-60l363,1605r-53,-57l254,1491r-59,-56l226,1340r25,-93l270,1156r16,-88l297,982r6,-81l304,824r-5,-71l290,686,276,627,256,575,231,531,188,471,150,421,113,376,80,339,50,307,21,280,36,222r3,-57l36,108,21,52,,xe" filled="f" stroked="f" strokeweight="0">
+                  <v:group id="Group 27" style="position:absolute;left:29781;top:43291;width:26178;height:50530" coordsize="26177,50530" coordorigin="29781,43291" o:spid="_x0000_s1058" o:gfxdata="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">
+                    <v:shape id="Freeform 28" style="position:absolute;left:40386;top:46323;width:15573;height:47498;visibility:visible;mso-wrap-style:square;v-text-anchor:top" coordsize="981,2992" o:spid="_x0000_s1059" filled="f" stroked="f" strokeweight="0" path="m,l59,9r64,11l177,34r54,27l288,97r56,45l401,196r57,62l516,328r55,77l625,489r52,88l725,672r47,99l815,873r39,105l888,1088r31,109l944,1310r20,113l976,1536r5,112l981,1759r-8,110l951,2005r-29,134l885,2272r-47,129l786,2528r-57,124l668,2772r-66,116l537,2992r-215,l363,2913r43,-86l448,2743r37,-84l519,2576r29,-80l573,2419r20,-74l607,2275r9,-64l618,2152r-9,-81l595,1996r-24,-72l541,1854r-38,-66l462,1725r-47,-60l363,1605r-53,-57l254,1491r-59,-56l226,1340r25,-93l270,1156r16,-88l297,982r6,-81l304,824r-5,-71l290,686,276,627,256,575,231,531,188,471,150,421,113,376,80,339,50,307,21,280,36,222r3,-57l36,108,21,52,,xe" o:gfxdata="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">
                       <v:path arrowok="t" o:connecttype="custom" o:connectlocs="93663,14288;280988,53975;457200,153988;636588,311150;819150,520700;992188,776288;1150938,1066800;1293813,1385888;1409700,1727200;1498600,2079625;1549400,2438400;1557338,2792413;1509713,3182938;1404938,3606800;1247775,4013200;1060450,4400550;852488,4749800;576263,4624388;711200,4354513;823913,4089400;909638,3840163;963613,3611563;981075,3416300;944563,3168650;858838,2943225;733425,2738438;576263,2547938;403225,2366963;358775,2127250;428625,1835150;471488,1558925;482600,1308100;460375,1089025;406400,912813;298450,747713;179388,596900;79375,487363;57150,352425;57150,171450;0,0" o:connectangles="0,0,0,0,0,0,0,0,0,0,0,0,0,0,0,0,0,0,0,0,0,0,0,0,0,0,0,0,0,0,0,0,0,0,0,0,0,0,0,0"/>
                     </v:shape>
-                    <v:shape id="Freeform 29" o:spid="_x0000_s1060" style="position:absolute;left:29781;top:43291;width:11605;height:11684;visibility:visible;mso-wrap-style:square;v-text-anchor:top" coordsize="731,736" o:gfxdata="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" path="m331,r56,1l442,10r54,20l548,59r46,34l636,134r34,45l698,229r20,52l729,335r2,55l723,446r-19,55l677,553r-34,47l602,641r-45,34l508,702r-52,20l403,734r-54,2l293,727,240,709,191,682,148,650,109,612,75,569,46,523,25,473,9,421,,367,,313,9,261,25,211,53,161,87,116,129,77,173,46,224,23,276,7,331,xe" filled="f" stroked="f" strokeweight="0">
+                    <v:shape id="Freeform 29" style="position:absolute;left:29781;top:43291;width:11605;height:11684;visibility:visible;mso-wrap-style:square;v-text-anchor:top" coordsize="731,736" o:spid="_x0000_s1060" filled="f" stroked="f" strokeweight="0" path="m331,r56,1l442,10r54,20l548,59r46,34l636,134r34,45l698,229r20,52l729,335r2,55l723,446r-19,55l677,553r-34,47l602,641r-45,34l508,702r-52,20l403,734r-54,2l293,727,240,709,191,682,148,650,109,612,75,569,46,523,25,473,9,421,,367,,313,9,261,25,211,53,161,87,116,129,77,173,46,224,23,276,7,331,xe" o:gfxdata="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">
                       <v:path arrowok="t" o:connecttype="custom" o:connectlocs="525463,0;614363,1588;701675,15875;787400,47625;869950,93663;942975,147638;1009650,212725;1063625,284163;1108075,363538;1139825,446088;1157288,531813;1160463,619125;1147763,708025;1117600,795338;1074738,877888;1020763,952500;955675,1017588;884238,1071563;806450,1114425;723900,1146175;639763,1165225;554038,1168400;465138,1154113;381000,1125538;303213,1082675;234950,1031875;173038,971550;119063,903288;73025,830263;39688,750888;14288,668338;0,582613;0,496888;14288,414338;39688,334963;84138,255588;138113,184150;204788,122238;274638,73025;355600,36513;438150,11113;525463,0" o:connectangles="0,0,0,0,0,0,0,0,0,0,0,0,0,0,0,0,0,0,0,0,0,0,0,0,0,0,0,0,0,0,0,0,0,0,0,0,0,0,0,0,0,0"/>
                     </v:shape>
                   </v:group>
                 </v:group>
-                <v:group id="Group 3" o:spid="_x0000_s1061" alt="Name badge design with hand-drawn white badges in front of brightly-colored abstract backing" style="position:absolute;left:3651;top:3524;width:61404;height:86773" coordorigin="3651,3524" coordsize="61404,86772" o:gfxdata="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">
-                  <v:shape id="Freeform 4" o:spid="_x0000_s1062" style="position:absolute;left:3651;top:3524;width:61404;height:86773;visibility:visible;mso-wrap-style:square;v-text-anchor:top" coordsize="3868,5466" o:gfxdata="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" path="m1553,4351r34,2l1621,4353r29,3l1675,4359r18,5l1693,4364r-1,l1690,4364r-2,l1685,4364r-2,l1680,4364r,l1680,4364r2,l1685,4366r7,l1700,4367r8,7l1715,4389r5,22l1721,4439r2,33l1723,4510r,40l1721,4591r-1,42l1720,4674r,40l1720,4750r1,32l1725,4810r15,98l1741,4982r-5,75l1728,5131r-2,20l1726,5163r2,8l1730,5176r1,3l1731,5188r2,11l1731,5219r-1,38l1731,5297r,40l1728,5378r-10,37l1708,5428r-16,11l1669,5448r-25,5l1614,5456r-28,3l1536,5461r-48,2l1298,5466r-27,l1235,5466r-42,l1147,5466r-48,l1053,5464r-42,l975,5464r-27,-1l761,5454r-458,2l187,5454r-21,l142,5453r-24,l94,5449r-23,-3l53,5441r-15,-8l28,5421r-8,-26l17,5368r,-28l17,5314r,-37l15,5247r-2,-25l10,5199,7,5174,3,5145,2,5108r1,-51l10,5005r5,-49l15,4903r-3,-53l8,4780,5,4712,3,4669,2,4629,,4591r,-40l2,4507r5,-24l15,4462r8,-23l26,4425r,-13l28,4397r5,-13l45,4372r18,-8l86,4359r25,-1l139,4356r28,l194,4358r23,l333,4359r218,-5l616,4354r63,2l745,4359r66,2l970,4359r22,l1023,4359r36,-1l1101,4358r43,-2l1185,4356r38,-2l1253,4354r23,l1357,4353r83,l1460,4353r26,l1518,4351r35,xm3680,4351r34,2l3748,4353r29,3l3802,4359r18,5l3820,4364r-1,l3817,4364r-2,l3812,4364r-2,l3809,4364r-2,l3807,4364r2,l3814,4366r5,l3827,4367r10,7l3842,4389r5,22l3848,4439r2,33l3850,4510r,40l3848,4591r,42l3847,4674r,40l3847,4750r1,32l3853,4810r14,98l3868,4982r-5,75l3855,5131r-2,20l3853,5163r2,8l3857,5174r1,5l3860,5188r,11l3858,5219r-1,38l3858,5297r,40l3855,5378r-10,37l3835,5428r-16,11l3797,5448r-26,5l3743,5456r-30,3l3663,5461r-48,2l3425,5466r-27,l3363,5466r-43,l3274,5466r-48,l3181,5464r-43,l3102,5464r-27,-1l2888,5454r-456,2l2314,5454r-21,l2269,5453r-24,l2221,5449r-23,-3l2180,5441r-15,-8l2157,5421r-10,-26l2144,5368r,-28l2144,5314r,-37l2142,5247r-2,-25l2137,5199r-3,-25l2130,5145r-1,-37l2132,5057r5,-52l2142,4956r,-53l2139,4850r-2,-70l2132,4712r-2,-43l2129,4629r-2,-38l2127,4551r2,-44l2134,4483r8,-21l2152,4439r1,-14l2155,4412r,-15l2160,4384r12,-12l2190,4364r23,-5l2240,4358r26,-2l2294,4356r27,2l2344,4358r116,1l2680,4354r63,l2806,4356r66,3l2938,4361r159,-2l3119,4359r31,l3188,4358r41,l3271,4356r41,l3350,4354r32,l3403,4354r81,-1l3567,4353r20,l3613,4353r32,-2l3680,4351xm1553,2895r34,l1621,2896r29,2l1675,2903r18,5l1693,2908r-1,l1690,2908r-2,l1685,2908r-2,l1680,2908r,l1680,2908r2,l1685,2908r7,1l1700,2911r8,7l1715,2933r5,21l1721,2982r2,33l1723,3054r,39l1721,3135r-1,41l1720,3218r,39l1720,3294r1,31l1725,3353r15,97l1741,3526r-5,74l1728,3675r-2,20l1726,3706r2,7l1730,3718r1,5l1731,3731r2,12l1731,3761r-1,38l1731,3841r,39l1728,3920r-10,38l1708,3972r-16,11l1669,3990r-25,6l1614,4000r-28,3l1536,4005r-48,1l1298,4010r-27,l1235,4010r-42,l1147,4010r-48,-2l1053,4008r-42,l975,4008r-27,-2l761,3998r-458,l187,3998r-21,-2l142,3996r-24,-1l94,3993r-23,-3l53,3985r-15,-9l28,3965r-8,-27l17,3912r,-28l17,3857r,-38l15,3791r-2,-25l10,3743,7,3718,3,3688,2,3652r1,-52l10,3549r5,-51l15,3445r-3,-53l8,3324,5,3256,3,3211,2,3173,,3133r,-40l2,3050r5,-23l15,3006r8,-24l26,2969r,-13l28,2941r5,-13l45,2916r18,-8l86,2903r25,-2l139,2900r28,l194,2901r23,l333,2903r218,-5l616,2898r63,l745,2903r66,1l970,2903r22,l1023,2903r36,-2l1101,2901r43,-1l1185,2900r38,-2l1253,2898r23,-2l1357,2895r83,1l1460,2896r26,l1518,2895r35,xm3680,2895r34,l3748,2896r29,2l3802,2901r18,7l3820,2908r-1,l3817,2908r-2,l3812,2908r-2,l3809,2908r-2,l3807,2908r2,l3814,2908r5,1l3827,2911r10,7l3842,2933r5,21l3848,2982r2,33l3850,3054r,39l3848,3135r,41l3847,3218r,39l3847,3294r1,31l3853,3353r14,97l3868,3526r-5,74l3855,3675r-2,20l3853,3706r2,7l3857,3718r1,5l3860,3731r,12l3858,3761r-1,38l3858,3841r,39l3855,3920r-10,38l3835,3972r-16,11l3797,3990r-26,6l3743,4000r-30,3l3663,4005r-48,1l3425,4010r-27,l3363,4010r-43,l3274,4010r-48,-2l3181,4008r-43,l3102,4008r-27,-2l2888,3998r-456,l2314,3998r-21,-2l2269,3996r-24,-1l2221,3993r-23,-3l2180,3985r-15,-9l2157,3965r-10,-27l2144,3912r,-28l2144,3857r,-38l2142,3791r-2,-25l2137,3743r-3,-25l2130,3688r-1,-36l2132,3600r5,-51l2142,3498r,-53l2139,3392r-2,-68l2132,3256r-2,-45l2129,3173r-2,-40l2127,3093r2,-43l2134,3027r8,-21l2152,2982r1,-13l2155,2956r,-15l2160,2928r12,-12l2190,2908r23,-5l2240,2901r26,-1l2294,2900r27,1l2344,2901r116,2l2680,2898r63,l2806,2898r66,5l2938,2904r159,-1l3119,2903r31,l3188,2901r41,l3271,2900r41,l3350,2898r32,l3403,2896r81,-1l3567,2896r20,l3613,2896r32,-1l3680,2895xm1553,1428r34,l1621,1430r29,2l1675,1437r18,4l1693,1441r-1,l1690,1441r-2,l1685,1441r-2,l1680,1441r,l1680,1441r2,l1685,1443r7,l1700,1445r8,6l1715,1466r5,22l1721,1516r2,33l1723,1587r,40l1721,1668r-1,42l1720,1751r,40l1720,1828r1,31l1725,1887r15,98l1741,2059r-5,75l1728,2209r-2,19l1726,2240r2,8l1730,2252r1,5l1731,2265r2,12l1731,2296r-1,37l1731,2374r,40l1728,2455r-10,37l1708,2505r-16,12l1669,2525r-25,5l1614,2533r-28,4l1536,2538r-48,2l1298,2543r-27,l1235,2543r-42,l1147,2543r-48,l1053,2542r-42,l975,2542r-27,-2l761,2532r-458,l187,2532r-21,l142,2530r-24,l94,2527r-23,-4l53,2518r-15,-8l28,2499r-8,-27l17,2446r,-29l17,2391r,-37l15,2325r-2,-25l10,2277,7,2252,3,2222,2,2185r1,-51l10,2083r5,-50l15,1980r-3,-55l8,1857,5,1789,3,1746,2,1707,,1668r,-39l2,1584r5,-23l15,1539r8,-23l26,1503r,-13l28,1475r5,-14l45,1450r18,-9l86,1437r25,-2l139,1433r28,l194,1435r23,l333,1437r218,-5l616,1432r63,1l745,1437r66,1l970,1437r22,l1023,1437r36,-2l1101,1435r43,-2l1185,1433r38,-1l1253,1432r23,l1357,1430r83,l1460,1430r26,l1518,1428r35,xm3680,1428r34,l3748,1430r29,2l3802,1437r18,4l3820,1441r-1,l3817,1441r-2,l3812,1441r-2,l3809,1441r-2,l3807,1441r2,l3814,1443r5,l3827,1445r10,6l3842,1466r5,22l3848,1516r2,33l3850,1587r,40l3848,1668r,42l3847,1751r,40l3847,1828r1,31l3853,1887r14,98l3868,2059r-5,75l3855,2209r-2,19l3853,2240r2,8l3857,2252r1,5l3860,2265r,12l3858,2296r-1,37l3858,2374r,40l3855,2455r-10,37l3835,2505r-16,12l3797,2525r-26,5l3743,2533r-30,4l3615,2540r-190,3l3398,2543r-35,l3320,2543r-46,l3226,2543r-45,-1l3138,2542r-36,l3075,2540r-187,-8l2432,2532r-118,l2293,2532r-24,-2l2245,2530r-24,-3l2198,2523r-18,-5l2165,2510r-8,-11l2147,2472r-3,-26l2144,2417r,-26l2144,2354r-2,-29l2140,2300r-3,-23l2134,2252r-4,-30l2129,2185r3,-51l2137,2083r5,-50l2142,1980r-3,-55l2137,1857r-5,-68l2130,1746r-1,-39l2127,1668r,-39l2129,1584r5,-23l2142,1539r10,-23l2153,1503r2,-13l2155,1475r5,-14l2172,1450r18,-9l2213,1437r27,-2l2266,1433r28,l2321,1435r23,l2460,1437r220,-5l2743,1432r63,1l2872,1437r66,1l3097,1437r22,l3150,1437r38,-2l3229,1435r42,-2l3312,1433r38,-1l3382,1432r21,l3484,1430r83,l3587,1430r26,l3645,1428r35,xm1553,r34,l1621,2r29,1l1675,7r18,6l1693,13r-1,l1690,13r-2,l1685,13r-2,l1680,13r,l1680,13r2,l1685,13r7,2l1700,17r8,6l1715,38r5,22l1721,88r2,33l1723,159r,40l1721,240r-1,42l1720,323r,40l1720,399r1,32l1725,459r15,96l1741,631r-5,75l1728,780r-2,20l1726,812r2,6l1730,823r1,5l1731,837r2,11l1731,867r-1,38l1731,946r,40l1728,1026r-10,38l1708,1077r-16,12l1669,1095r-25,7l1614,1105r-28,3l1536,1110r-48,2l1298,1115r-27,l1235,1115r-42,l1147,1115r-48,-2l1053,1113r-42,l975,1113r-27,-1l761,1103r-458,l187,1103r-21,-1l142,1102r-24,-2l94,1099r-23,-4l53,1090r-15,-8l28,1070r-8,-26l17,1017r,-28l17,963r,-38l15,896,13,872,10,848,7,823,3,794,2,757,3,706r7,-52l15,603r,-53l12,497,8,429,5,361,3,316,2,278,,239,,199,2,156,7,133r8,-22l23,88,26,75r,-14l28,46,33,33,45,22,63,13,86,8,111,7,139,5r28,l194,7r23,l333,8,551,3r65,l679,3r66,5l811,10,970,8r22,l1023,7r36,l1101,7r43,-2l1185,5r38,-2l1253,3r23,-1l1357,r83,2l1460,2r26,l1518,r35,xm3680,r34,l3748,2r29,1l3802,7r18,6l3820,13r-1,l3817,13r-2,l3812,13r-2,l3809,13r-2,l3807,13r2,l3814,13r5,2l3827,17r10,6l3842,38r5,22l3848,88r2,33l3850,159r,40l3848,240r,42l3847,323r,40l3847,399r1,32l3853,459r14,96l3868,631r-5,75l3855,780r-2,20l3853,812r2,6l3857,823r1,5l3860,837r,11l3858,867r-1,38l3858,946r,40l3855,1026r-10,38l3835,1077r-16,12l3797,1095r-26,7l3743,1105r-30,3l3663,1110r-48,2l3425,1115r-27,l3363,1115r-43,l3274,1115r-48,-2l3181,1113r-43,l3102,1113r-27,-1l2888,1103r-456,l2314,1103r-21,-1l2269,1102r-24,-2l2221,1099r-23,-4l2180,1090r-15,-8l2157,1070r-10,-26l2144,1017r,-28l2144,963r,-38l2142,896r-2,-24l2137,848r-3,-25l2130,794r-1,-37l2132,706r5,-52l2142,603r,-53l2139,497r-2,-68l2132,361r-2,-45l2129,278r-2,-39l2127,199r2,-43l2134,133r8,-22l2152,88r1,-13l2155,61r,-15l2160,33r12,-11l2190,13r23,-5l2240,7r26,-2l2294,5r27,2l2344,7r116,1l2680,3r63,l2806,3r66,5l2938,10,3097,8r22,l3150,7r38,l3229,7r42,-2l3312,5r38,-2l3382,3r21,-1l3484,r83,2l3587,2r26,l3645,r35,xe" fillcolor="white [3212]" strokecolor="white" strokeweight="0">
+                <v:group id="Group 3" style="position:absolute;left:3651;top:3524;width:61404;height:86773" alt="Name badge design with hand-drawn white badges in front of brightly-colored abstract backing" coordsize="61404,86772" coordorigin="3651,3524" o:spid="_x0000_s1061" o:gfxdata="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">
+                  <v:shape id="Freeform 4" style="position:absolute;left:3651;top:3524;width:61404;height:86773;visibility:visible;mso-wrap-style:square;v-text-anchor:top" coordsize="3868,5466" o:spid="_x0000_s1062" fillcolor="white [3212]" strokecolor="white" strokeweight="0" path="m1553,4351r34,2l1621,4353r29,3l1675,4359r18,5l1693,4364r-1,l1690,4364r-2,l1685,4364r-2,l1680,4364r,l1680,4364r2,l1685,4366r7,l1700,4367r8,7l1715,4389r5,22l1721,4439r2,33l1723,4510r,40l1721,4591r-1,42l1720,4674r,40l1720,4750r1,32l1725,4810r15,98l1741,4982r-5,75l1728,5131r-2,20l1726,5163r2,8l1730,5176r1,3l1731,5188r2,11l1731,5219r-1,38l1731,5297r,40l1728,5378r-10,37l1708,5428r-16,11l1669,5448r-25,5l1614,5456r-28,3l1536,5461r-48,2l1298,5466r-27,l1235,5466r-42,l1147,5466r-48,l1053,5464r-42,l975,5464r-27,-1l761,5454r-458,2l187,5454r-21,l142,5453r-24,l94,5449r-23,-3l53,5441r-15,-8l28,5421r-8,-26l17,5368r,-28l17,5314r,-37l15,5247r-2,-25l10,5199,7,5174,3,5145,2,5108r1,-51l10,5005r5,-49l15,4903r-3,-53l8,4780,5,4712,3,4669,2,4629,,4591r,-40l2,4507r5,-24l15,4462r8,-23l26,4425r,-13l28,4397r5,-13l45,4372r18,-8l86,4359r25,-1l139,4356r28,l194,4358r23,l333,4359r218,-5l616,4354r63,2l745,4359r66,2l970,4359r22,l1023,4359r36,-1l1101,4358r43,-2l1185,4356r38,-2l1253,4354r23,l1357,4353r83,l1460,4353r26,l1518,4351r35,xm3680,4351r34,2l3748,4353r29,3l3802,4359r18,5l3820,4364r-1,l3817,4364r-2,l3812,4364r-2,l3809,4364r-2,l3807,4364r2,l3814,4366r5,l3827,4367r10,7l3842,4389r5,22l3848,4439r2,33l3850,4510r,40l3848,4591r,42l3847,4674r,40l3847,4750r1,32l3853,4810r14,98l3868,4982r-5,75l3855,5131r-2,20l3853,5163r2,8l3857,5174r1,5l3860,5188r,11l3858,5219r-1,38l3858,5297r,40l3855,5378r-10,37l3835,5428r-16,11l3797,5448r-26,5l3743,5456r-30,3l3663,5461r-48,2l3425,5466r-27,l3363,5466r-43,l3274,5466r-48,l3181,5464r-43,l3102,5464r-27,-1l2888,5454r-456,2l2314,5454r-21,l2269,5453r-24,l2221,5449r-23,-3l2180,5441r-15,-8l2157,5421r-10,-26l2144,5368r,-28l2144,5314r,-37l2142,5247r-2,-25l2137,5199r-3,-25l2130,5145r-1,-37l2132,5057r5,-52l2142,4956r,-53l2139,4850r-2,-70l2132,4712r-2,-43l2129,4629r-2,-38l2127,4551r2,-44l2134,4483r8,-21l2152,4439r1,-14l2155,4412r,-15l2160,4384r12,-12l2190,4364r23,-5l2240,4358r26,-2l2294,4356r27,2l2344,4358r116,1l2680,4354r63,l2806,4356r66,3l2938,4361r159,-2l3119,4359r31,l3188,4358r41,l3271,4356r41,l3350,4354r32,l3403,4354r81,-1l3567,4353r20,l3613,4353r32,-2l3680,4351xm1553,2895r34,l1621,2896r29,2l1675,2903r18,5l1693,2908r-1,l1690,2908r-2,l1685,2908r-2,l1680,2908r,l1680,2908r2,l1685,2908r7,1l1700,2911r8,7l1715,2933r5,21l1721,2982r2,33l1723,3054r,39l1721,3135r-1,41l1720,3218r,39l1720,3294r1,31l1725,3353r15,97l1741,3526r-5,74l1728,3675r-2,20l1726,3706r2,7l1730,3718r1,5l1731,3731r2,12l1731,3761r-1,38l1731,3841r,39l1728,3920r-10,38l1708,3972r-16,11l1669,3990r-25,6l1614,4000r-28,3l1536,4005r-48,1l1298,4010r-27,l1235,4010r-42,l1147,4010r-48,-2l1053,4008r-42,l975,4008r-27,-2l761,3998r-458,l187,3998r-21,-2l142,3996r-24,-1l94,3993r-23,-3l53,3985r-15,-9l28,3965r-8,-27l17,3912r,-28l17,3857r,-38l15,3791r-2,-25l10,3743,7,3718,3,3688,2,3652r1,-52l10,3549r5,-51l15,3445r-3,-53l8,3324,5,3256,3,3211,2,3173,,3133r,-40l2,3050r5,-23l15,3006r8,-24l26,2969r,-13l28,2941r5,-13l45,2916r18,-8l86,2903r25,-2l139,2900r28,l194,2901r23,l333,2903r218,-5l616,2898r63,l745,2903r66,1l970,2903r22,l1023,2903r36,-2l1101,2901r43,-1l1185,2900r38,-2l1253,2898r23,-2l1357,2895r83,1l1460,2896r26,l1518,2895r35,xm3680,2895r34,l3748,2896r29,2l3802,2901r18,7l3820,2908r-1,l3817,2908r-2,l3812,2908r-2,l3809,2908r-2,l3807,2908r2,l3814,2908r5,1l3827,2911r10,7l3842,2933r5,21l3848,2982r2,33l3850,3054r,39l3848,3135r,41l3847,3218r,39l3847,3294r1,31l3853,3353r14,97l3868,3526r-5,74l3855,3675r-2,20l3853,3706r2,7l3857,3718r1,5l3860,3731r,12l3858,3761r-1,38l3858,3841r,39l3855,3920r-10,38l3835,3972r-16,11l3797,3990r-26,6l3743,4000r-30,3l3663,4005r-48,1l3425,4010r-27,l3363,4010r-43,l3274,4010r-48,-2l3181,4008r-43,l3102,4008r-27,-2l2888,3998r-456,l2314,3998r-21,-2l2269,3996r-24,-1l2221,3993r-23,-3l2180,3985r-15,-9l2157,3965r-10,-27l2144,3912r,-28l2144,3857r,-38l2142,3791r-2,-25l2137,3743r-3,-25l2130,3688r-1,-36l2132,3600r5,-51l2142,3498r,-53l2139,3392r-2,-68l2132,3256r-2,-45l2129,3173r-2,-40l2127,3093r2,-43l2134,3027r8,-21l2152,2982r1,-13l2155,2956r,-15l2160,2928r12,-12l2190,2908r23,-5l2240,2901r26,-1l2294,2900r27,1l2344,2901r116,2l2680,2898r63,l2806,2898r66,5l2938,2904r159,-1l3119,2903r31,l3188,2901r41,l3271,2900r41,l3350,2898r32,l3403,2896r81,-1l3567,2896r20,l3613,2896r32,-1l3680,2895xm1553,1428r34,l1621,1430r29,2l1675,1437r18,4l1693,1441r-1,l1690,1441r-2,l1685,1441r-2,l1680,1441r,l1680,1441r2,l1685,1443r7,l1700,1445r8,6l1715,1466r5,22l1721,1516r2,33l1723,1587r,40l1721,1668r-1,42l1720,1751r,40l1720,1828r1,31l1725,1887r15,98l1741,2059r-5,75l1728,2209r-2,19l1726,2240r2,8l1730,2252r1,5l1731,2265r2,12l1731,2296r-1,37l1731,2374r,40l1728,2455r-10,37l1708,2505r-16,12l1669,2525r-25,5l1614,2533r-28,4l1536,2538r-48,2l1298,2543r-27,l1235,2543r-42,l1147,2543r-48,l1053,2542r-42,l975,2542r-27,-2l761,2532r-458,l187,2532r-21,l142,2530r-24,l94,2527r-23,-4l53,2518r-15,-8l28,2499r-8,-27l17,2446r,-29l17,2391r,-37l15,2325r-2,-25l10,2277,7,2252,3,2222,2,2185r1,-51l10,2083r5,-50l15,1980r-3,-55l8,1857,5,1789,3,1746,2,1707,,1668r,-39l2,1584r5,-23l15,1539r8,-23l26,1503r,-13l28,1475r5,-14l45,1450r18,-9l86,1437r25,-2l139,1433r28,l194,1435r23,l333,1437r218,-5l616,1432r63,1l745,1437r66,1l970,1437r22,l1023,1437r36,-2l1101,1435r43,-2l1185,1433r38,-1l1253,1432r23,l1357,1430r83,l1460,1430r26,l1518,1428r35,xm3680,1428r34,l3748,1430r29,2l3802,1437r18,4l3820,1441r-1,l3817,1441r-2,l3812,1441r-2,l3809,1441r-2,l3807,1441r2,l3814,1443r5,l3827,1445r10,6l3842,1466r5,22l3848,1516r2,33l3850,1587r,40l3848,1668r,42l3847,1751r,40l3847,1828r1,31l3853,1887r14,98l3868,2059r-5,75l3855,2209r-2,19l3853,2240r2,8l3857,2252r1,5l3860,2265r,12l3858,2296r-1,37l3858,2374r,40l3855,2455r-10,37l3835,2505r-16,12l3797,2525r-26,5l3743,2533r-30,4l3615,2540r-190,3l3398,2543r-35,l3320,2543r-46,l3226,2543r-45,-1l3138,2542r-36,l3075,2540r-187,-8l2432,2532r-118,l2293,2532r-24,-2l2245,2530r-24,-3l2198,2523r-18,-5l2165,2510r-8,-11l2147,2472r-3,-26l2144,2417r,-26l2144,2354r-2,-29l2140,2300r-3,-23l2134,2252r-4,-30l2129,2185r3,-51l2137,2083r5,-50l2142,1980r-3,-55l2137,1857r-5,-68l2130,1746r-1,-39l2127,1668r,-39l2129,1584r5,-23l2142,1539r10,-23l2153,1503r2,-13l2155,1475r5,-14l2172,1450r18,-9l2213,1437r27,-2l2266,1433r28,l2321,1435r23,l2460,1437r220,-5l2743,1432r63,1l2872,1437r66,1l3097,1437r22,l3150,1437r38,-2l3229,1435r42,-2l3312,1433r38,-1l3382,1432r21,l3484,1430r83,l3587,1430r26,l3645,1428r35,xm1553,r34,l1621,2r29,1l1675,7r18,6l1693,13r-1,l1690,13r-2,l1685,13r-2,l1680,13r,l1680,13r2,l1685,13r7,2l1700,17r8,6l1715,38r5,22l1721,88r2,33l1723,159r,40l1721,240r-1,42l1720,323r,40l1720,399r1,32l1725,459r15,96l1741,631r-5,75l1728,780r-2,20l1726,812r2,6l1730,823r1,5l1731,837r2,11l1731,867r-1,38l1731,946r,40l1728,1026r-10,38l1708,1077r-16,12l1669,1095r-25,7l1614,1105r-28,3l1536,1110r-48,2l1298,1115r-27,l1235,1115r-42,l1147,1115r-48,-2l1053,1113r-42,l975,1113r-27,-1l761,1103r-458,l187,1103r-21,-1l142,1102r-24,-2l94,1099r-23,-4l53,1090r-15,-8l28,1070r-8,-26l17,1017r,-28l17,963r,-38l15,896,13,872,10,848,7,823,3,794,2,757,3,706r7,-52l15,603r,-53l12,497,8,429,5,361,3,316,2,278,,239,,199,2,156,7,133r8,-22l23,88,26,75r,-14l28,46,33,33,45,22,63,13,86,8,111,7,139,5r28,l194,7r23,l333,8,551,3r65,l679,3r66,5l811,10,970,8r22,l1023,7r36,l1101,7r43,-2l1185,5r38,-2l1253,3r23,-1l1357,r83,2l1460,2r26,l1518,r35,xm3680,r34,l3748,2r29,1l3802,7r18,6l3820,13r-1,l3817,13r-2,l3812,13r-2,l3809,13r-2,l3807,13r2,l3814,13r5,2l3827,17r10,6l3842,38r5,22l3848,88r2,33l3850,159r,40l3848,240r,42l3847,323r,40l3847,399r1,32l3853,459r14,96l3868,631r-5,75l3855,780r-2,20l3853,812r2,6l3857,823r1,5l3860,837r,11l3858,867r-1,38l3858,946r,40l3855,1026r-10,38l3835,1077r-16,12l3797,1095r-26,7l3743,1105r-30,3l3663,1110r-48,2l3425,1115r-27,l3363,1115r-43,l3274,1115r-48,-2l3181,1113r-43,l3102,1113r-27,-1l2888,1103r-456,l2314,1103r-21,-1l2269,1102r-24,-2l2221,1099r-23,-4l2180,1090r-15,-8l2157,1070r-10,-26l2144,1017r,-28l2144,963r,-38l2142,896r-2,-24l2137,848r-3,-25l2130,794r-1,-37l2132,706r5,-52l2142,603r,-53l2139,497r-2,-68l2132,361r-2,-45l2129,278r-2,-39l2127,199r2,-43l2134,133r8,-22l2152,88r1,-13l2155,61r,-15l2160,33r12,-11l2190,13r23,-5l2240,7r26,-2l2294,5r27,2l2344,7r116,1l2680,3r63,l2806,3r66,5l2938,10,3097,8r22,l3150,7r38,l3229,7r42,-2l3312,5r38,-2l3382,3r21,-1l3484,r83,2l3587,2r26,l3645,r35,xe" o:gfxdata="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">
                     <v:path arrowok="t" o:connecttype="custom" o:connectlocs="2686050,6931025;2755900,8027988;2609850,8656638;263525,8658225;3175,8108950;44450,6980238;1624013,6919913;6035675,6919913;6108700,7046913;6122988,8213725;5437188,8677275;3460750,8637588;3395663,7699375;3556000,6918325;5318125,6911975;2679700,4616450;2730500,5041900;2746375,6030913;1744663,6362700;26988,6165850;0,4973638;528638,4608513;2317750,4597400;6043613,4616450;6116638,5322888;6088063,6305550;4584700,6346825;3392488,5942013;3416300,4733925;4664075,4610100;2519363,2266950;2711450,2303463;2740025,3536950;2517775,4027488;187325,4016375;15875,3306763;71438,2301875;1747838,2278063;6064250,2287588;6111875,2519363;6127750,3595688;5270500,4037013;3408363,3924300;3381375,2771775;3684588,2278063;5530850,2270125;2667000,20638;2730500,633413;2743200,1628775;1547813,1766888;23813,1422400;11113,211138;1077913,4763;2465388,0;6062663,23813;6132513,1120775;5986463,1749425;3640138,1749425;3379788,1201738;3421063,73025;5000625,11113" o:connectangles="0,0,0,0,0,0,0,0,0,0,0,0,0,0,0,0,0,0,0,0,0,0,0,0,0,0,0,0,0,0,0,0,0,0,0,0,0,0,0,0,0,0,0,0,0,0,0,0,0,0,0,0,0,0,0,0,0,0,0,0,0"/>
                     <o:lock v:ext="edit" verticies="t"/>
                   </v:shape>
-                  <v:group id="Group 5" o:spid="_x0000_s1063" style="position:absolute;left:4333;top:4333;width:60183;height:85360" coordorigin="4333,4333" coordsize="60182,85359" o:gfxdata="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">
-                    <v:shape id="Freeform 6" o:spid="_x0000_s1064" style="position:absolute;left:4333;top:73167;width:26226;height:16526;visibility:visible;mso-wrap-style:square;v-text-anchor:top" coordsize="1652,1041" o:gfxdata="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" path="m439,9r-95,l255,10r-84,2l129,14,91,19,53,29,41,32,31,38r-8,9l20,52r-2,6l17,63r-4,9l12,82,8,116r,33l8,183r,31l7,244,5,272,3,300,2,367r,54l3,464r,27l3,509r2,10l5,524r,3l5,539r2,18l8,582r2,31l12,652r1,44l15,719r,27l12,802r-2,62l12,930r1,35l20,1001r2,5l25,1013r3,5l31,1019r4,4l38,1023r5,l53,1024r2,2l55,1024r,2l55,1028r,1l55,1029r1,l94,1034r42,2l222,1036r43,l310,1036r94,-2l500,1033r99,-2l704,1029r105,-1l917,1029r56,2l1028,1034r113,l1256,1031r58,l1372,1031r119,2l1549,1031r30,-3l1594,1024r12,-8l1621,1003r9,-17l1637,968r7,-30l1647,908r2,-59l1647,787r-8,-121l1632,545r-6,-122l1624,393r,-30l1624,302r3,-121l1629,121r-2,-29l1622,62r-1,-7l1617,48r-3,-5l1609,38r-8,-4l1592,30r-8,-3l1554,22r-29,-2l1407,19r-116,l1175,19r-223,l924,19,897,17,843,15,738,10r-104,l535,9r-96,xm470,l601,2,738,4,844,7r53,3l925,10r27,l1175,10r116,l1407,12r119,2l1556,15r30,5l1601,25r13,9l1619,38r5,7l1627,53r2,7l1635,90r,31l1634,181r-4,121l1630,363r,30l1630,423r5,122l1642,666r8,121l1652,849r-2,59l1647,938r-7,30l1632,986r-10,18l1607,1019r-13,7l1579,1029r-30,5l1491,1036r-119,-2l1314,1034r-58,2l1141,1038r-113,1l972,1036r-55,-2l809,1034r-105,2l566,1038r-131,3l310,1041r-45,l222,1041r-86,l94,1039r-39,-5l45,1031r-2,-2l41,1029r,2l41,1029r,-1l41,1028r-3,-2l33,1026r-3,-2l27,1023r-2,-4l22,1014r-4,-6l17,1003,10,966,8,930r,-66l10,802r3,-56l13,719,12,696,10,652,8,613,7,582,5,557r,-18l3,527r,-3l3,519r,-10l2,491r,-27l,421,,367,,300,2,272,3,244,5,214r,-31l5,149r,-33l8,80,13,63,15,53r2,-3l20,45,28,35,40,29,51,24,89,15r40,-5l171,7,255,4,344,2,470,xe" filled="f" strokecolor="black [3213]" strokeweight="0">
+                  <v:group id="Group 5" style="position:absolute;left:4333;top:4333;width:60183;height:85360" coordsize="60182,85359" coordorigin="4333,4333" o:spid="_x0000_s1063" o:gfxdata="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">
+                    <v:shape id="Freeform 6" style="position:absolute;left:4333;top:73167;width:26226;height:16526;visibility:visible;mso-wrap-style:square;v-text-anchor:top" coordsize="1652,1041" o:spid="_x0000_s1064" filled="f" strokecolor="black [3213]" strokeweight="0" path="m439,9r-95,l255,10r-84,2l129,14,91,19,53,29,41,32,31,38r-8,9l20,52r-2,6l17,63r-4,9l12,82,8,116r,33l8,183r,31l7,244,5,272,3,300,2,367r,54l3,464r,27l3,509r2,10l5,524r,3l5,539r2,18l8,582r2,31l12,652r1,44l15,719r,27l12,802r-2,62l12,930r1,35l20,1001r2,5l25,1013r3,5l31,1019r4,4l38,1023r5,l53,1024r2,2l55,1024r,2l55,1028r,1l55,1029r1,l94,1034r42,2l222,1036r43,l310,1036r94,-2l500,1033r99,-2l704,1029r105,-1l917,1029r56,2l1028,1034r113,l1256,1031r58,l1372,1031r119,2l1549,1031r30,-3l1594,1024r12,-8l1621,1003r9,-17l1637,968r7,-30l1647,908r2,-59l1647,787r-8,-121l1632,545r-6,-122l1624,393r,-30l1624,302r3,-121l1629,121r-2,-29l1622,62r-1,-7l1617,48r-3,-5l1609,38r-8,-4l1592,30r-8,-3l1554,22r-29,-2l1407,19r-116,l1175,19r-223,l924,19,897,17,843,15,738,10r-104,l535,9r-96,xm470,l601,2,738,4,844,7r53,3l925,10r27,l1175,10r116,l1407,12r119,2l1556,15r30,5l1601,25r13,9l1619,38r5,7l1627,53r2,7l1635,90r,31l1634,181r-4,121l1630,363r,30l1630,423r5,122l1642,666r8,121l1652,849r-2,59l1647,938r-7,30l1632,986r-10,18l1607,1019r-13,7l1579,1029r-30,5l1491,1036r-119,-2l1314,1034r-58,2l1141,1038r-113,1l972,1036r-55,-2l809,1034r-105,2l566,1038r-131,3l310,1041r-45,l222,1041r-86,l94,1039r-39,-5l45,1031r-2,-2l41,1029r,2l41,1029r,-1l41,1028r-3,-2l33,1026r-3,-2l27,1023r-2,-4l22,1014r-4,-6l17,1003,10,966,8,930r,-66l10,802r3,-56l13,719,12,696,10,652,8,613,7,582,5,557r,-18l3,527r,-3l3,519r,-10l2,491r,-27l,421,,367,,300,2,272,3,244,5,214r,-31l5,149r,-33l8,80,13,63,15,53r2,-3l20,45,28,35,40,29,51,24,89,15r40,-5l171,7,255,4,344,2,470,xe" o:gfxdata="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">
                       <v:path arrowok="t" o:connecttype="custom" o:connectlocs="271463,19050;65088,50800;28575,92075;12700,184150;11113,387350;3175,668338;7938,823913;11113,884238;20638,1104900;15875,1371600;34925,1597025;55563,1624013;87313,1628775;87313,1633538;215900,1644650;641350,1641475;1284288,1631950;1811338,1641475;2366963,1639888;2549525,1612900;2609850,1489075;2601913,1057275;2578100,576263;2582863,146050;2562225,68263;2514600,42863;2049463,30163;1423988,26988;849313,14288;1171575,6350;1511300,15875;2422525,22225;2562225,53975;2586038,95250;2587625,479425;2595563,865188;2619375,1441450;2574925,1593850;2459038,1641475;1993900,1644650;1455738,1641475;690563,1652588;215900,1652588;68263,1633538;65088,1631950;47625,1625600;28575,1600200;12700,1371600;19050,1104900;7938,884238;4763,823913;0,668338;4763,387350;7938,184150;26988,79375;80963,38100;404813,6350" o:connectangles="0,0,0,0,0,0,0,0,0,0,0,0,0,0,0,0,0,0,0,0,0,0,0,0,0,0,0,0,0,0,0,0,0,0,0,0,0,0,0,0,0,0,0,0,0,0,0,0,0,0,0,0,0,0,0,0,0"/>
                       <o:lock v:ext="edit" verticies="t"/>
                     </v:shape>
-                    <v:shape id="Freeform 7" o:spid="_x0000_s1065" style="position:absolute;left:38258;top:73167;width:26258;height:16526;visibility:visible;mso-wrap-style:square;v-text-anchor:top" coordsize="1654,1041" o:gfxdata="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" path="m439,9r-93,l257,10r-85,2l131,14,91,19,55,29,43,32,31,38r-8,9l21,52r-1,6l17,63r-2,9l13,82r-3,34l8,149r2,34l10,214,7,244,5,272,3,300,2,367r1,54l3,464r2,27l5,509r,10l5,524r,3l7,539r,18l8,582r2,31l12,652r3,44l17,719r-2,27l13,802r-1,62l12,930r3,35l21,1001r2,5l26,1013r2,5l31,1019r4,4l40,1023r5,l55,1024r1,2l56,1024r,2l56,1028r,1l56,1029r,l96,1034r41,2l222,1036r44,l311,1036r93,-2l502,1033r99,-2l703,1029r106,-1l919,1029r54,2l1030,1034r112,l1256,1031r60,l1374,1031r117,2l1551,1031r30,-3l1594,1024r13,-8l1620,1003r10,-17l1639,968r6,-30l1649,908r1,-59l1649,787,1639,666r-7,-121l1627,423r-2,-30l1625,363r,-61l1629,181r,-60l1629,92r-5,-30l1622,55r-3,-7l1616,43r-5,-5l1602,34r-8,-4l1584,27r-28,-5l1526,20,1409,19r-118,l1177,19r-224,l925,19,899,17,844,15,738,10r-102,l536,9r-97,xm472,l602,2,738,4,844,7r55,3l925,10r28,l1177,10r114,l1409,12r117,2l1556,15r30,5l1601,25r15,9l1620,38r5,7l1627,53r3,7l1635,90r,31l1634,181r-4,121l1630,363r,30l1632,423r5,122l1644,666r8,121l1654,849r-2,59l1647,938r-7,30l1634,986r-10,18l1609,1019r-13,7l1581,1029r-30,5l1491,1036r-117,-2l1316,1034r-60,2l1142,1038r-112,1l973,1036r-54,-2l809,1034r-106,2l568,1038r-131,3l311,1041r-45,l222,1041r-85,l96,1039r-40,-5l46,1031r-1,-2l43,1029r,2l43,1029r-2,-1l41,1028r-1,-2l35,1026r-4,-2l28,1023r-2,-4l23,1014r-3,-6l18,1003,12,966,8,930r,-66l12,802r1,-56l13,719r,-23l12,652,8,613r,-31l7,557,5,539r,-12l5,524r,-5l5,509,3,491r,-27l2,421,,367,2,300,3,272,5,244,7,214r,-31l5,149,7,116,10,80,13,63,17,53r1,-3l21,45,30,35,41,29,53,24,91,15r40,-5l172,7,257,4,346,2,472,xe" filled="f" strokecolor="black [3213]" strokeweight="0">
+                    <v:shape id="Freeform 7" style="position:absolute;left:38258;top:73167;width:26258;height:16526;visibility:visible;mso-wrap-style:square;v-text-anchor:top" coordsize="1654,1041" o:spid="_x0000_s1065" filled="f" strokecolor="black [3213]" strokeweight="0" path="m439,9r-93,l257,10r-85,2l131,14,91,19,55,29,43,32,31,38r-8,9l21,52r-1,6l17,63r-2,9l13,82r-3,34l8,149r2,34l10,214,7,244,5,272,3,300,2,367r1,54l3,464r2,27l5,509r,10l5,524r,3l7,539r,18l8,582r2,31l12,652r3,44l17,719r-2,27l13,802r-1,62l12,930r3,35l21,1001r2,5l26,1013r2,5l31,1019r4,4l40,1023r5,l55,1024r1,2l56,1024r,2l56,1028r,1l56,1029r,l96,1034r41,2l222,1036r44,l311,1036r93,-2l502,1033r99,-2l703,1029r106,-1l919,1029r54,2l1030,1034r112,l1256,1031r60,l1374,1031r117,2l1551,1031r30,-3l1594,1024r13,-8l1620,1003r10,-17l1639,968r6,-30l1649,908r1,-59l1649,787,1639,666r-7,-121l1627,423r-2,-30l1625,363r,-61l1629,181r,-60l1629,92r-5,-30l1622,55r-3,-7l1616,43r-5,-5l1602,34r-8,-4l1584,27r-28,-5l1526,20,1409,19r-118,l1177,19r-224,l925,19,899,17,844,15,738,10r-102,l536,9r-97,xm472,l602,2,738,4,844,7r55,3l925,10r28,l1177,10r114,l1409,12r117,2l1556,15r30,5l1601,25r15,9l1620,38r5,7l1627,53r3,7l1635,90r,31l1634,181r-4,121l1630,363r,30l1632,423r5,122l1644,666r8,121l1654,849r-2,59l1647,938r-7,30l1634,986r-10,18l1609,1019r-13,7l1581,1029r-30,5l1491,1036r-117,-2l1316,1034r-60,2l1142,1038r-112,1l973,1036r-54,-2l809,1034r-106,2l568,1038r-131,3l311,1041r-45,l222,1041r-85,l96,1039r-40,-5l46,1031r-1,-2l43,1029r,2l43,1029r-2,-1l41,1028r-1,-2l35,1026r-4,-2l28,1023r-2,-4l23,1014r-3,-6l18,1003,12,966,8,930r,-66l12,802r1,-56l13,719r,-23l12,652,8,613r,-31l7,557,5,539r,-12l5,524r,-5l5,509,3,491r,-27l2,421,,367,2,300,3,272,5,244,7,214r,-31l5,149,7,116,10,80,13,63,17,53r1,-3l21,45,30,35,41,29,53,24,91,15r40,-5l172,7,257,4,346,2,472,xe" o:gfxdata="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">
                       <v:path arrowok="t" o:connecttype="custom" o:connectlocs="273050,19050;68263,50800;31750,92075;15875,184150;11113,387350;4763,668338;7938,823913;11113,884238;23813,1104900;19050,1371600;36513,1597025;55563,1624013;88900,1628775;88900,1633538;217488,1644650;641350,1641475;1284288,1631950;1812925,1641475;2366963,1639888;2551113,1612900;2611438,1489075;2601913,1057275;2579688,576263;2586038,146050;2565400,68263;2514600,42863;2049463,30163;1427163,26988;850900,14288;1171575,6350;1512888,15875;2422525,22225;2565400,53975;2587625,95250;2587625,479425;2598738,865188;2622550,1441450;2578100,1593850;2462213,1641475;1993900,1644650;1458913,1641475;693738,1652588;217488,1652588;71438,1633538;65088,1631950;49213,1625600;31750,1600200;12700,1371600;20638,1104900;11113,884238;7938,823913;3175,668338;7938,387350;11113,184150;28575,79375;84138,38100;407988,6350" o:connectangles="0,0,0,0,0,0,0,0,0,0,0,0,0,0,0,0,0,0,0,0,0,0,0,0,0,0,0,0,0,0,0,0,0,0,0,0,0,0,0,0,0,0,0,0,0,0,0,0,0,0,0,0,0,0,0,0,0"/>
                       <o:lock v:ext="edit" verticies="t"/>
                     </v:shape>
-                    <v:shape id="Freeform 8" o:spid="_x0000_s1066" style="position:absolute;left:4333;top:50339;width:26226;height:16526;visibility:visible;mso-wrap-style:square;v-text-anchor:top" coordsize="1652,1041" o:gfxdata="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" path="m439,7l344,9r-89,l171,12r-42,1l91,18,53,27,41,32,31,38r-8,9l20,52r-2,5l17,63r-4,8l12,80,8,115r,34l8,182r,32l7,244,5,272,3,300,2,365r,54l3,464r,25l3,507r2,12l5,522r,3l5,537r2,18l8,580r2,32l12,651r1,43l15,719r,27l12,802r-2,61l12,930r1,35l20,999r2,7l25,1011r3,5l31,1019r4,2l38,1023r5,l53,1024r2,l55,1024r,l55,1027r,2l55,1029r1,l94,1034r42,2l222,1036r43,-2l310,1036r94,-2l500,1031r99,-2l704,1027r105,l917,1027r56,4l1028,1032r113,l1256,1031r58,-2l1372,1029r119,3l1549,1031r30,-4l1594,1023r12,-7l1621,1003r9,-19l1637,966r7,-28l1647,908r2,-61l1647,787r-8,-121l1632,544r-6,-121l1624,393r,-32l1624,302r3,-121l1629,120r-2,-30l1622,62r-1,-7l1617,48r-3,-6l1609,38r-8,-5l1592,30r-8,-3l1554,22r-29,-2l1407,18,1291,17r-116,l952,18r-28,l897,17,843,13,738,10,634,9r-99,l439,7xm470,l601,,738,2,844,7r53,2l925,10r27,l1175,10r116,l1407,10r119,2l1556,15r30,5l1601,25r13,7l1619,38r5,7l1627,52r2,8l1635,90r,30l1634,181r-4,121l1630,361r,32l1630,423r5,121l1642,666r8,121l1652,847r-2,61l1647,938r-7,30l1632,986r-10,18l1607,1018r-13,8l1579,1029r-30,5l1491,1034r-119,-2l1314,1032r-58,2l1141,1037r-113,l972,1036r-55,-4l809,1032r-105,2l566,1037r-131,2l310,1041r-45,l222,1041r-86,l94,1037r-39,-5l45,1031r-2,-2l41,1029r,l41,1029r,-3l41,1026r-3,l33,1024r-3,-1l27,1021r-2,-2l22,1013r-4,-5l17,1001,10,965,8,930r,-67l10,800r3,-54l13,719,12,694,10,651,8,613,7,580,5,555r,-18l3,525r,-3l3,519r,-12l2,489r,-25l,421,,365,,298,2,272,3,244,5,214r,-32l5,149r,-34l8,80,13,62r2,-9l17,48r3,-3l28,35,40,28,51,23,89,13,129,9,171,7,255,4,344,2,470,xe" filled="f" strokecolor="black [3213]" strokeweight="0">
+                    <v:shape id="Freeform 8" style="position:absolute;left:4333;top:50339;width:26226;height:16526;visibility:visible;mso-wrap-style:square;v-text-anchor:top" coordsize="1652,1041" o:spid="_x0000_s1066" filled="f" strokecolor="black [3213]" strokeweight="0" path="m439,7l344,9r-89,l171,12r-42,1l91,18,53,27,41,32,31,38r-8,9l20,52r-2,5l17,63r-4,8l12,80,8,115r,34l8,182r,32l7,244,5,272,3,300,2,365r,54l3,464r,25l3,507r2,12l5,522r,3l5,537r2,18l8,580r2,32l12,651r1,43l15,719r,27l12,802r-2,61l12,930r1,35l20,999r2,7l25,1011r3,5l31,1019r4,2l38,1023r5,l53,1024r2,l55,1024r,l55,1027r,2l55,1029r1,l94,1034r42,2l222,1036r43,-2l310,1036r94,-2l500,1031r99,-2l704,1027r105,l917,1027r56,4l1028,1032r113,l1256,1031r58,-2l1372,1029r119,3l1549,1031r30,-4l1594,1023r12,-7l1621,1003r9,-19l1637,966r7,-28l1647,908r2,-61l1647,787r-8,-121l1632,544r-6,-121l1624,393r,-32l1624,302r3,-121l1629,120r-2,-30l1622,62r-1,-7l1617,48r-3,-6l1609,38r-8,-5l1592,30r-8,-3l1554,22r-29,-2l1407,18,1291,17r-116,l952,18r-28,l897,17,843,13,738,10,634,9r-99,l439,7xm470,l601,,738,2,844,7r53,2l925,10r27,l1175,10r116,l1407,10r119,2l1556,15r30,5l1601,25r13,7l1619,38r5,7l1627,52r2,8l1635,90r,30l1634,181r-4,121l1630,361r,32l1630,423r5,121l1642,666r8,121l1652,847r-2,61l1647,938r-7,30l1632,986r-10,18l1607,1018r-13,8l1579,1029r-30,5l1491,1034r-119,-2l1314,1032r-58,2l1141,1037r-113,l972,1036r-55,-4l809,1032r-105,2l566,1037r-131,2l310,1041r-45,l222,1041r-86,l94,1037r-39,-5l45,1031r-2,-2l41,1029r,l41,1029r,-3l41,1026r-3,l33,1024r-3,-1l27,1021r-2,-2l22,1013r-4,-5l17,1001,10,965,8,930r,-67l10,800r3,-54l13,719,12,694,10,651,8,613,7,580,5,555r,-18l3,525r,-3l3,519r,-12l2,489r,-25l,421,,365,,298,2,272,3,244,5,214r,-32l5,149r,-34l8,80,13,62r2,-9l17,48r3,-3l28,35,40,28,51,23,89,13,129,9,171,7,255,4,344,2,470,xe" o:gfxdata="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">
                       <v:path arrowok="t" o:connecttype="custom" o:connectlocs="271463,19050;65088,50800;28575,90488;12700,182563;11113,387350;3175,665163;7938,823913;11113,881063;20638,1101725;15875,1370013;34925,1597025;55563,1620838;87313,1625600;87313,1633538;215900,1644650;641350,1641475;1284288,1630363;1811338,1638300;2366963,1638300;2549525,1612900;2609850,1489075;2601913,1057275;2578100,573088;2582863,142875;2562225,66675;2514600,42863;2049463,26988;1423988,26988;849313,14288;1171575,3175;1511300,15875;2422525,19050;2562225,50800;2586038,95250;2587625,479425;2595563,863600;2619375,1441450;2574925,1593850;2459038,1641475;1993900,1641475;1455738,1638300;690563,1649413;215900,1652588;68263,1633538;65088,1628775;47625,1624013;28575,1600200;12700,1370013;19050,1101725;7938,881063;4763,823913;0,668338;4763,387350;7938,182563;26988,76200;80963,36513;404813,6350" o:connectangles="0,0,0,0,0,0,0,0,0,0,0,0,0,0,0,0,0,0,0,0,0,0,0,0,0,0,0,0,0,0,0,0,0,0,0,0,0,0,0,0,0,0,0,0,0,0,0,0,0,0,0,0,0,0,0,0,0"/>
                       <o:lock v:ext="edit" verticies="t"/>
                     </v:shape>
-                    <v:shape id="Freeform 9" o:spid="_x0000_s1067" style="position:absolute;left:38258;top:50339;width:26258;height:16526;visibility:visible;mso-wrap-style:square;v-text-anchor:top" coordsize="1654,1041" o:gfxdata="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" path="m439,7l346,9r-89,l172,12r-41,1l91,18,55,27,43,32,31,38r-8,9l21,52r-1,5l17,63r-2,8l13,80r-3,35l8,149r2,33l10,214,7,244,5,272,3,300,2,365r1,54l3,464r2,25l5,507r,12l5,522r,3l7,537r,18l8,580r2,32l12,651r3,43l17,719r-2,27l13,802r-1,61l12,930r3,35l21,999r2,7l26,1011r2,5l31,1019r4,2l40,1023r5,l55,1024r1,l56,1024r,l56,1027r,2l56,1029r,l96,1034r41,2l222,1036r44,-2l311,1036r93,-2l502,1031r99,-2l703,1027r106,l919,1027r54,4l1030,1032r112,l1256,1031r60,-2l1374,1029r117,3l1551,1031r30,-4l1594,1023r13,-7l1620,1003r10,-19l1639,966r6,-28l1649,908r1,-61l1649,787,1639,666r-7,-122l1627,423r-2,-30l1625,361r,-59l1629,181r,-61l1629,90r-5,-28l1622,55r-3,-7l1616,42r-5,-4l1602,33r-8,-3l1584,27r-28,-5l1526,20,1409,18,1291,17r-114,l953,18r-28,l899,17,844,13,738,10,636,9,536,9,439,7xm472,l602,,738,2,844,7r55,2l925,10r28,l1177,10r114,l1409,10r117,2l1556,15r30,5l1601,25r15,7l1620,38r5,7l1627,52r3,8l1635,90r,30l1634,181r-4,121l1630,361r,32l1632,423r5,121l1644,666r8,121l1654,847r-2,61l1647,938r-7,30l1634,986r-10,18l1609,1018r-13,8l1581,1029r-30,5l1491,1034r-117,-2l1316,1032r-60,2l1142,1037r-112,l973,1036r-54,-4l809,1032r-106,2l568,1037r-131,2l311,1041r-45,l222,1041r-85,l96,1037r-40,-5l46,1031r-1,-2l43,1029r,l43,1029r-2,-3l41,1026r-1,l35,1024r-4,-1l28,1021r-2,-2l23,1013r-3,-5l18,1001,12,965,8,930r,-67l12,800r1,-54l13,719r,-25l12,651,8,613r,-33l7,555,5,537r,-12l5,522r,-3l5,507,3,489r,-25l2,421,,365,2,298,3,272,5,244,7,214r,-32l5,149,7,115,10,80,13,62r4,-9l18,48r3,-3l30,35,41,28,53,23,91,13,131,9,172,7,257,4,346,2,472,xe" filled="f" strokecolor="black [3213]" strokeweight="0">
+                    <v:shape id="Freeform 9" style="position:absolute;left:38258;top:50339;width:26258;height:16526;visibility:visible;mso-wrap-style:square;v-text-anchor:top" coordsize="1654,1041" o:spid="_x0000_s1067" filled="f" strokecolor="black [3213]" strokeweight="0" path="m439,7l346,9r-89,l172,12r-41,1l91,18,55,27,43,32,31,38r-8,9l21,52r-1,5l17,63r-2,8l13,80r-3,35l8,149r2,33l10,214,7,244,5,272,3,300,2,365r1,54l3,464r2,25l5,507r,12l5,522r,3l7,537r,18l8,580r2,32l12,651r3,43l17,719r-2,27l13,802r-1,61l12,930r3,35l21,999r2,7l26,1011r2,5l31,1019r4,2l40,1023r5,l55,1024r1,l56,1024r,l56,1027r,2l56,1029r,l96,1034r41,2l222,1036r44,-2l311,1036r93,-2l502,1031r99,-2l703,1027r106,l919,1027r54,4l1030,1032r112,l1256,1031r60,-2l1374,1029r117,3l1551,1031r30,-4l1594,1023r13,-7l1620,1003r10,-19l1639,966r6,-28l1649,908r1,-61l1649,787,1639,666r-7,-122l1627,423r-2,-30l1625,361r,-59l1629,181r,-61l1629,90r-5,-28l1622,55r-3,-7l1616,42r-5,-4l1602,33r-8,-3l1584,27r-28,-5l1526,20,1409,18,1291,17r-114,l953,18r-28,l899,17,844,13,738,10,636,9,536,9,439,7xm472,l602,,738,2,844,7r55,2l925,10r28,l1177,10r114,l1409,10r117,2l1556,15r30,5l1601,25r15,7l1620,38r5,7l1627,52r3,8l1635,90r,30l1634,181r-4,121l1630,361r,32l1632,423r5,121l1644,666r8,121l1654,847r-2,61l1647,938r-7,30l1634,986r-10,18l1609,1018r-13,8l1581,1029r-30,5l1491,1034r-117,-2l1316,1032r-60,2l1142,1037r-112,l973,1036r-54,-4l809,1032r-106,2l568,1037r-131,2l311,1041r-45,l222,1041r-85,l96,1037r-40,-5l46,1031r-1,-2l43,1029r,l43,1029r-2,-3l41,1026r-1,l35,1024r-4,-1l28,1021r-2,-2l23,1013r-3,-5l18,1001,12,965,8,930r,-67l12,800r1,-54l13,719r,-25l12,651,8,613r,-33l7,555,5,537r,-12l5,522r,-3l5,507,3,489r,-25l2,421,,365,2,298,3,272,5,244,7,214r,-32l5,149,7,115,10,80,13,62r4,-9l18,48r3,-3l30,35,41,28,53,23,91,13,131,9,172,7,257,4,346,2,472,xe" o:gfxdata="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">
                       <v:path arrowok="t" o:connecttype="custom" o:connectlocs="273050,19050;68263,50800;31750,90488;15875,182563;11113,387350;4763,665163;7938,823913;11113,881063;23813,1101725;19050,1370013;36513,1597025;55563,1620838;88900,1625600;88900,1633538;217488,1644650;641350,1641475;1284288,1630363;1812925,1638300;2366963,1638300;2551113,1612900;2611438,1489075;2601913,1057275;2579688,573088;2586038,142875;2565400,66675;2514600,42863;2049463,26988;1427163,26988;850900,14288;1171575,3175;1512888,15875;2422525,19050;2565400,50800;2587625,95250;2587625,479425;2598738,863600;2622550,1441450;2578100,1593850;2462213,1641475;1993900,1641475;1458913,1638300;693738,1649413;217488,1652588;71438,1633538;65088,1628775;49213,1624013;31750,1600200;12700,1370013;20638,1101725;11113,881063;7938,823913;3175,668338;7938,387350;11113,182563;28575,76200;84138,36513;407988,6350" o:connectangles="0,0,0,0,0,0,0,0,0,0,0,0,0,0,0,0,0,0,0,0,0,0,0,0,0,0,0,0,0,0,0,0,0,0,0,0,0,0,0,0,0,0,0,0,0,0,0,0,0,0,0,0,0,0,0,0,0"/>
                       <o:lock v:ext="edit" verticies="t"/>
                     </v:shape>
-                    <v:shape id="Freeform 10" o:spid="_x0000_s1068" style="position:absolute;left:4333;top:27035;width:26226;height:16526;visibility:visible;mso-wrap-style:square;v-text-anchor:top" coordsize="1652,1041" o:gfxdata="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" path="m439,9r-95,l255,10r-84,2l129,13,91,18,53,27,41,32,31,38r-8,9l20,52r-2,6l17,63r-4,8l12,81,8,116r,33l8,182r,32l7,244,5,272,3,300,2,365r,56l3,464r,25l3,507r2,12l5,522r,5l5,537r2,18l8,582r2,31l12,651r1,45l15,719r,27l12,802r-2,61l12,930r1,35l20,1001r2,5l25,1011r3,5l31,1019r4,2l38,1023r5,l53,1024r2,l55,1024r,2l55,1027r,2l55,1029r1,l94,1034r42,2l222,1036r43,l310,1036r94,-2l500,1032r99,-1l704,1027r105,l917,1027r56,4l1028,1034r113,-2l1256,1031r58,-2l1372,1031r119,1l1549,1031r30,-4l1594,1023r12,-7l1621,1003r9,-17l1637,966r7,-28l1647,908r2,-61l1647,787r-8,-121l1632,545r-6,-122l1624,393r,-32l1624,302r3,-121l1629,120r-2,-30l1622,62r-1,-7l1617,48r-3,-5l1609,38r-8,-5l1592,30r-8,-3l1554,22r-29,-2l1407,18r-116,l1175,18r-223,l924,18,897,17,843,13,738,10,634,9r-99,l439,9xm470,l601,,738,2,844,7r53,2l925,10r27,l1175,10r116,l1407,10r119,3l1556,15r30,5l1601,25r13,7l1619,38r5,7l1627,53r2,7l1635,90r,30l1634,181r-4,121l1630,361r,32l1630,423r5,121l1642,666r8,121l1652,847r-2,61l1647,938r-7,30l1632,986r-10,18l1607,1018r-13,8l1579,1029r-30,5l1491,1036r-119,-2l1314,1034r-58,l1141,1037r-113,2l972,1036r-55,-2l809,1034r-105,l566,1037r-131,4l310,1041r-45,l222,1041r-86,l94,1039r-39,-7l45,1031r-2,-2l41,1029r,l41,1029r,-2l41,1026r-3,l33,1026r-3,-2l27,1021r-2,-2l22,1013r-4,-5l17,1001,10,965,8,930r,-67l10,802r3,-56l13,719,12,696,10,651,8,613,7,582,5,555r,-18l3,527r,-5l3,519r,-12l2,489r,-25l,421,,365,,300,2,272,3,244,5,214r,-32l5,149r,-34l8,80,13,62r2,-9l17,48r3,-3l28,35,40,28,51,23,89,13r40,-3l171,7,255,4,344,2,470,xe" filled="f" strokecolor="black [3213]" strokeweight="0">
+                    <v:shape id="Freeform 10" style="position:absolute;left:4333;top:27035;width:26226;height:16526;visibility:visible;mso-wrap-style:square;v-text-anchor:top" coordsize="1652,1041" o:spid="_x0000_s1068" filled="f" strokecolor="black [3213]" strokeweight="0" path="m439,9r-95,l255,10r-84,2l129,13,91,18,53,27,41,32,31,38r-8,9l20,52r-2,6l17,63r-4,8l12,81,8,116r,33l8,182r,32l7,244,5,272,3,300,2,365r,56l3,464r,25l3,507r2,12l5,522r,5l5,537r2,18l8,582r2,31l12,651r1,45l15,719r,27l12,802r-2,61l12,930r1,35l20,1001r2,5l25,1011r3,5l31,1019r4,2l38,1023r5,l53,1024r2,l55,1024r,2l55,1027r,2l55,1029r1,l94,1034r42,2l222,1036r43,l310,1036r94,-2l500,1032r99,-1l704,1027r105,l917,1027r56,4l1028,1034r113,-2l1256,1031r58,-2l1372,1031r119,1l1549,1031r30,-4l1594,1023r12,-7l1621,1003r9,-17l1637,966r7,-28l1647,908r2,-61l1647,787r-8,-121l1632,545r-6,-122l1624,393r,-32l1624,302r3,-121l1629,120r-2,-30l1622,62r-1,-7l1617,48r-3,-5l1609,38r-8,-5l1592,30r-8,-3l1554,22r-29,-2l1407,18r-116,l1175,18r-223,l924,18,897,17,843,13,738,10,634,9r-99,l439,9xm470,l601,,738,2,844,7r53,2l925,10r27,l1175,10r116,l1407,10r119,3l1556,15r30,5l1601,25r13,7l1619,38r5,7l1627,53r2,7l1635,90r,30l1634,181r-4,121l1630,361r,32l1630,423r5,121l1642,666r8,121l1652,847r-2,61l1647,938r-7,30l1632,986r-10,18l1607,1018r-13,8l1579,1029r-30,5l1491,1036r-119,-2l1314,1034r-58,l1141,1037r-113,2l972,1036r-55,-2l809,1034r-105,l566,1037r-131,4l310,1041r-45,l222,1041r-86,l94,1039r-39,-7l45,1031r-2,-2l41,1029r,l41,1029r,-2l41,1026r-3,l33,1026r-3,-2l27,1021r-2,-2l22,1013r-4,-5l17,1001,10,965,8,930r,-67l10,802r3,-56l13,719,12,696,10,651,8,613,7,582,5,555r,-18l3,527r,-5l3,519r,-12l2,489r,-25l,421,,365,,300,2,272,3,244,5,214r,-32l5,149r,-34l8,80,13,62r2,-9l17,48r3,-3l28,35,40,28,51,23,89,13r40,-3l171,7,255,4,344,2,470,xe" o:gfxdata="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">
                       <v:path arrowok="t" o:connecttype="custom" o:connectlocs="271463,19050;65088,50800;28575,92075;12700,184150;11113,387350;3175,668338;7938,823913;11113,881063;20638,1104900;15875,1370013;34925,1597025;55563,1620838;87313,1625600;87313,1633538;215900,1644650;641350,1641475;1284288,1630363;1811338,1638300;2366963,1638300;2549525,1612900;2609850,1489075;2601913,1057275;2578100,573088;2582863,142875;2562225,68263;2514600,42863;2049463,28575;1423988,26988;849313,14288;1171575,3175;1511300,15875;2422525,20638;2562225,50800;2586038,95250;2587625,479425;2595563,863600;2619375,1441450;2574925,1593850;2459038,1641475;1993900,1641475;1455738,1641475;690563,1652588;215900,1652588;68263,1633538;65088,1630363;47625,1625600;28575,1600200;12700,1370013;19050,1104900;7938,881063;4763,823913;0,668338;4763,387350;7938,182563;26988,76200;80963,36513;404813,6350" o:connectangles="0,0,0,0,0,0,0,0,0,0,0,0,0,0,0,0,0,0,0,0,0,0,0,0,0,0,0,0,0,0,0,0,0,0,0,0,0,0,0,0,0,0,0,0,0,0,0,0,0,0,0,0,0,0,0,0,0"/>
                       <o:lock v:ext="edit" verticies="t"/>
                     </v:shape>
-                    <v:shape id="Freeform 11" o:spid="_x0000_s1069" style="position:absolute;left:38258;top:27035;width:26258;height:16526;visibility:visible;mso-wrap-style:square;v-text-anchor:top" coordsize="1654,1041" o:gfxdata="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" path="m439,9r-93,l257,10r-85,2l131,13,91,18,55,27,43,32,31,38r-8,9l21,52r-1,6l17,63r-2,8l13,81r-3,35l8,149r2,33l10,214,7,244,5,272,3,300,2,365r1,56l3,464r2,25l5,507r,12l5,522r,5l7,537r,18l8,582r2,31l12,651r3,45l17,719r-2,27l13,802r-1,61l12,930r3,35l21,1001r2,5l26,1011r2,5l31,1019r4,2l40,1023r5,l55,1024r1,l56,1024r,2l56,1027r,2l56,1029r,l96,1034r41,2l222,1036r44,l311,1036r93,-2l502,1032r99,-1l703,1027r106,l919,1027r54,4l1030,1034r112,-2l1256,1031r60,-2l1374,1031r117,1l1551,1031r30,-4l1594,1023r13,-7l1620,1003r10,-17l1639,966r6,-28l1649,908r1,-61l1649,787,1639,666r-7,-121l1627,423r-2,-30l1625,361r,-59l1629,181r,-61l1629,90r-5,-28l1622,55r-3,-7l1616,43r-5,-5l1602,33r-8,-3l1584,27r-28,-5l1526,20,1409,18r-118,l1177,18r-224,l925,18,899,17,844,13,738,10,636,9,536,9r-97,xm472,l602,,738,2,844,7r55,2l925,10r28,l1177,10r114,l1409,10r117,3l1556,15r30,5l1601,25r15,7l1620,38r5,7l1627,53r3,7l1635,90r,30l1634,181r-4,121l1630,361r,32l1632,423r5,121l1644,666r8,121l1654,847r-2,61l1647,938r-7,30l1634,986r-10,18l1609,1018r-13,8l1581,1029r-30,5l1491,1036r-117,-2l1316,1034r-60,l1142,1037r-112,2l973,1036r-54,-2l809,1034r-106,l568,1037r-131,4l311,1041r-45,l222,1041r-85,l96,1039r-40,-7l46,1031r-1,-2l43,1029r,l43,1029r-2,-2l41,1026r-1,l35,1026r-4,-2l28,1021r-2,-2l23,1013r-3,-5l18,1001,12,965,8,930r,-67l12,802r1,-56l13,719r,-23l12,651,8,613r,-31l7,555,5,537r,-10l5,522r,-3l5,507,3,489r,-25l2,421,,365,2,300,3,272,5,244,7,214r,-32l5,149,7,115,10,80,13,62r4,-9l18,48r3,-3l30,35,41,28,53,23,91,13r40,-3l172,7,257,4,346,2,472,xe" filled="f" strokecolor="black [3213]" strokeweight="0">
+                    <v:shape id="Freeform 11" style="position:absolute;left:38258;top:27035;width:26258;height:16526;visibility:visible;mso-wrap-style:square;v-text-anchor:top" coordsize="1654,1041" o:spid="_x0000_s1069" filled="f" strokecolor="black [3213]" strokeweight="0" path="m439,9r-93,l257,10r-85,2l131,13,91,18,55,27,43,32,31,38r-8,9l21,52r-1,6l17,63r-2,8l13,81r-3,35l8,149r2,33l10,214,7,244,5,272,3,300,2,365r1,56l3,464r2,25l5,507r,12l5,522r,5l7,537r,18l8,582r2,31l12,651r3,45l17,719r-2,27l13,802r-1,61l12,930r3,35l21,1001r2,5l26,1011r2,5l31,1019r4,2l40,1023r5,l55,1024r1,l56,1024r,2l56,1027r,2l56,1029r,l96,1034r41,2l222,1036r44,l311,1036r93,-2l502,1032r99,-1l703,1027r106,l919,1027r54,4l1030,1034r112,-2l1256,1031r60,-2l1374,1031r117,1l1551,1031r30,-4l1594,1023r13,-7l1620,1003r10,-17l1639,966r6,-28l1649,908r1,-61l1649,787,1639,666r-7,-121l1627,423r-2,-30l1625,361r,-59l1629,181r,-61l1629,90r-5,-28l1622,55r-3,-7l1616,43r-5,-5l1602,33r-8,-3l1584,27r-28,-5l1526,20,1409,18r-118,l1177,18r-224,l925,18,899,17,844,13,738,10,636,9,536,9r-97,xm472,l602,,738,2,844,7r55,2l925,10r28,l1177,10r114,l1409,10r117,3l1556,15r30,5l1601,25r15,7l1620,38r5,7l1627,53r3,7l1635,90r,30l1634,181r-4,121l1630,361r,32l1632,423r5,121l1644,666r8,121l1654,847r-2,61l1647,938r-7,30l1634,986r-10,18l1609,1018r-13,8l1581,1029r-30,5l1491,1036r-117,-2l1316,1034r-60,l1142,1037r-112,2l973,1036r-54,-2l809,1034r-106,l568,1037r-131,4l311,1041r-45,l222,1041r-85,l96,1039r-40,-7l46,1031r-1,-2l43,1029r,l43,1029r-2,-2l41,1026r-1,l35,1026r-4,-2l28,1021r-2,-2l23,1013r-3,-5l18,1001,12,965,8,930r,-67l12,802r1,-56l13,719r,-23l12,651,8,613r,-31l7,555,5,537r,-10l5,522r,-3l5,507,3,489r,-25l2,421,,365,2,300,3,272,5,244,7,214r,-32l5,149,7,115,10,80,13,62r4,-9l18,48r3,-3l30,35,41,28,53,23,91,13r40,-3l172,7,257,4,346,2,472,xe" o:gfxdata="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">
                       <v:path arrowok="t" o:connecttype="custom" o:connectlocs="273050,19050;68263,50800;31750,92075;15875,184150;11113,387350;4763,668338;7938,823913;11113,881063;23813,1104900;19050,1370013;36513,1597025;55563,1620838;88900,1625600;88900,1633538;217488,1644650;641350,1641475;1284288,1630363;1812925,1638300;2366963,1638300;2551113,1612900;2611438,1489075;2601913,1057275;2579688,573088;2586038,142875;2565400,68263;2514600,42863;2049463,28575;1427163,26988;850900,14288;1171575,3175;1512888,15875;2422525,20638;2565400,50800;2587625,95250;2587625,479425;2598738,863600;2622550,1441450;2578100,1593850;2462213,1641475;1993900,1641475;1458913,1641475;693738,1652588;217488,1652588;71438,1633538;65088,1630363;49213,1625600;31750,1600200;12700,1370013;20638,1104900;11113,881063;7938,823913;3175,668338;7938,387350;11113,182563;28575,76200;84138,36513;407988,6350" o:connectangles="0,0,0,0,0,0,0,0,0,0,0,0,0,0,0,0,0,0,0,0,0,0,0,0,0,0,0,0,0,0,0,0,0,0,0,0,0,0,0,0,0,0,0,0,0,0,0,0,0,0,0,0,0,0,0,0,0"/>
                       <o:lock v:ext="edit" verticies="t"/>
                     </v:shape>
-                    <v:shape id="Freeform 12" o:spid="_x0000_s1070" style="position:absolute;left:4333;top:4333;width:26226;height:16526;visibility:visible;mso-wrap-style:square;v-text-anchor:top" coordsize="1652,1041" o:gfxdata="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" path="m439,7l344,9r-89,l171,12r-42,2l91,19,53,27,41,32,31,38r-8,9l20,52r-2,5l17,63r-4,9l12,80,8,115r,34l8,183r,31l7,244,5,272,3,299,2,365r,55l3,464r,25l3,507r2,12l5,522r,4l5,537r2,18l8,580r2,32l12,650r1,45l15,719r,27l12,801r-2,63l12,930r1,35l20,999r2,7l25,1011r3,5l31,1019r4,2l38,1023r5,l53,1024r2,l55,1024r,l55,1028r,l55,1029r1,l94,1034r42,2l222,1036r43,-2l310,1036r94,-2l500,1031r99,-2l704,1028r105,l917,1028r56,3l1028,1033r113,l1256,1031r58,-2l1372,1029r119,4l1549,1031r30,-3l1594,1023r12,-7l1621,1003r9,-18l1637,966r7,-28l1647,908r2,-61l1647,787r-8,-121l1632,544r-6,-121l1624,393r,-31l1624,302r3,-123l1629,120r-2,-30l1622,62r-1,-7l1617,48r-3,-6l1609,38r-8,-4l1592,30r-8,-3l1554,22r-29,-2l1407,19,1291,17r-116,l952,19r-28,l897,17,843,14,738,10,634,9r-99,l439,7xm470,l601,,738,2,844,5r53,4l925,10r27,l1175,10r116,l1407,10r119,2l1556,15r30,5l1601,25r13,7l1619,38r5,7l1627,52r2,8l1635,90r,30l1634,181r-4,121l1630,362r,29l1630,423r5,121l1642,665r8,122l1652,847r-2,61l1647,938r-7,30l1632,986r-10,17l1607,1018r-13,6l1579,1029r-30,5l1491,1034r-119,-1l1314,1033r-58,1l1141,1038r-113,l972,1036r-55,-3l809,1033r-105,1l566,1038r-131,1l310,1041r-45,l222,1041r-86,l94,1038r-39,-5l45,1031r-2,-2l41,1029r,l41,1029r,-3l41,1026r-3,l33,1024r-3,-1l27,1021r-2,-2l22,1013r-4,-5l17,1001,10,965,8,930r,-66l10,801r3,-55l13,719,12,695,10,652,8,612,7,580,5,555r,-18l3,526r,-4l3,519r,-12l2,489r,-25l,420,,365,,299,2,272,3,244,5,214r,-31l5,149r,-34l8,80,13,62r2,-9l17,48r3,-3l28,35,40,29,51,24,89,14,129,9,171,7,255,4,344,2,470,xe" filled="f" strokecolor="black [3213]" strokeweight="0">
+                    <v:shape id="Freeform 12" style="position:absolute;left:4333;top:4333;width:26226;height:16526;visibility:visible;mso-wrap-style:square;v-text-anchor:top" coordsize="1652,1041" o:spid="_x0000_s1070" filled="f" strokecolor="black [3213]" strokeweight="0" path="m439,7l344,9r-89,l171,12r-42,2l91,19,53,27,41,32,31,38r-8,9l20,52r-2,5l17,63r-4,9l12,80,8,115r,34l8,183r,31l7,244,5,272,3,299,2,365r,55l3,464r,25l3,507r2,12l5,522r,4l5,537r2,18l8,580r2,32l12,650r1,45l15,719r,27l12,801r-2,63l12,930r1,35l20,999r2,7l25,1011r3,5l31,1019r4,2l38,1023r5,l53,1024r2,l55,1024r,l55,1028r,l55,1029r1,l94,1034r42,2l222,1036r43,-2l310,1036r94,-2l500,1031r99,-2l704,1028r105,l917,1028r56,3l1028,1033r113,l1256,1031r58,-2l1372,1029r119,4l1549,1031r30,-3l1594,1023r12,-7l1621,1003r9,-18l1637,966r7,-28l1647,908r2,-61l1647,787r-8,-121l1632,544r-6,-121l1624,393r,-31l1624,302r3,-123l1629,120r-2,-30l1622,62r-1,-7l1617,48r-3,-6l1609,38r-8,-4l1592,30r-8,-3l1554,22r-29,-2l1407,19,1291,17r-116,l952,19r-28,l897,17,843,14,738,10,634,9r-99,l439,7xm470,l601,,738,2,844,5r53,4l925,10r27,l1175,10r116,l1407,10r119,2l1556,15r30,5l1601,25r13,7l1619,38r5,7l1627,52r2,8l1635,90r,30l1634,181r-4,121l1630,362r,29l1630,423r5,121l1642,665r8,122l1652,847r-2,61l1647,938r-7,30l1632,986r-10,17l1607,1018r-13,6l1579,1029r-30,5l1491,1034r-119,-1l1314,1033r-58,1l1141,1038r-113,l972,1036r-55,-3l809,1033r-105,1l566,1038r-131,1l310,1041r-45,l222,1041r-86,l94,1038r-39,-5l45,1031r-2,-2l41,1029r,l41,1029r,-3l41,1026r-3,l33,1024r-3,-1l27,1021r-2,-2l22,1013r-4,-5l17,1001,10,965,8,930r,-66l10,801r3,-55l13,719,12,695,10,652,8,612,7,580,5,555r,-18l3,526r,-4l3,519r,-12l2,489r,-25l,420,,365,,299,2,272,3,244,5,214r,-31l5,149r,-34l8,80,13,62r2,-9l17,48r3,-3l28,35,40,29,51,24,89,14,129,9,171,7,255,4,344,2,470,xe" o:gfxdata="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">
                       <v:path arrowok="t" o:connecttype="custom" o:connectlocs="271463,19050;65088,50800;28575,90488;12700,182563;11113,387350;3175,666750;7938,823913;11113,881063;20638,1103313;15875,1371600;34925,1597025;55563,1620838;87313,1625600;87313,1631950;215900,1644650;641350,1641475;1284288,1631950;1811338,1639888;2366963,1639888;2549525,1612900;2609850,1489075;2601913,1057275;2578100,574675;2582863,142875;2562225,66675;2514600,42863;2049463,26988;1423988,26988;849313,14288;1171575,3175;1511300,15875;2422525,19050;2562225,50800;2586038,95250;2587625,479425;2595563,863600;2619375,1441450;2574925,1592263;2459038,1641475;1993900,1641475;1455738,1639888;690563,1649413;215900,1652588;68263,1633538;65088,1628775;47625,1624013;28575,1600200;12700,1371600;19050,1103313;7938,881063;4763,823913;0,666750;4763,387350;7938,182563;26988,76200;80963,38100;404813,6350" o:connectangles="0,0,0,0,0,0,0,0,0,0,0,0,0,0,0,0,0,0,0,0,0,0,0,0,0,0,0,0,0,0,0,0,0,0,0,0,0,0,0,0,0,0,0,0,0,0,0,0,0,0,0,0,0,0,0,0,0"/>
                       <o:lock v:ext="edit" verticies="t"/>
                     </v:shape>
-                    <v:shape id="Freeform 13" o:spid="_x0000_s1071" style="position:absolute;left:38258;top:4333;width:26258;height:16526;visibility:visible;mso-wrap-style:square;v-text-anchor:top" coordsize="1654,1041" o:gfxdata="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" path="m439,7l346,9r-89,l172,12r-41,2l91,19,55,27,43,32,31,38r-8,9l21,52r-1,5l17,63r-2,9l13,80r-3,35l8,149r2,34l10,214,7,244,5,272,3,299,2,365r1,55l3,464r2,25l5,507r,12l5,522r,4l7,537r,18l8,580r2,32l12,650r3,45l17,719r-2,27l13,801r-1,63l12,930r3,35l21,999r2,7l26,1011r2,5l31,1019r4,2l40,1023r5,l55,1024r1,l56,1024r,l56,1028r,l56,1029r,l96,1034r41,2l222,1036r44,-2l311,1036r93,-2l502,1031r99,-2l703,1028r106,l919,1028r54,3l1030,1033r112,l1256,1031r60,-2l1374,1029r117,4l1551,1031r30,-3l1594,1023r13,-7l1620,1003r10,-18l1639,966r6,-28l1649,908r1,-61l1649,787,1639,666r-7,-122l1627,423r-2,-30l1625,362r,-60l1629,179r,-59l1629,90r-5,-28l1622,55r-3,-7l1616,42r-5,-4l1602,34r-8,-4l1584,27r-28,-5l1526,20,1409,19,1291,17r-114,l953,19r-28,l899,17,844,14,738,10,636,9,536,9,439,7xm472,l602,,738,2,844,5r55,4l925,10r28,l1177,10r114,l1409,10r117,2l1556,15r30,5l1601,25r15,7l1620,38r5,7l1627,52r3,8l1635,90r,30l1634,181r-4,121l1630,362r,29l1632,423r5,121l1644,665r8,122l1654,847r-2,61l1647,938r-7,30l1634,986r-10,17l1609,1018r-13,6l1581,1029r-30,5l1491,1034r-117,-1l1316,1033r-60,1l1142,1038r-112,l973,1036r-54,-3l809,1033r-106,1l568,1038r-131,1l311,1041r-45,l222,1041r-85,l96,1038r-40,-5l46,1031r-1,-2l43,1029r,l43,1029r-2,-3l41,1026r-1,l35,1024r-4,-1l28,1021r-2,-2l23,1013r-3,-5l18,1001,12,965,8,930r,-66l12,801r1,-55l13,719r,-24l12,652,8,612r,-32l7,555,5,537r,-11l5,522r,-3l5,507,3,489r,-25l2,420,,365,2,299,3,272,5,244,7,214r,-31l5,149,7,115,10,80,13,62r4,-9l18,48r3,-3l30,35,41,29,53,24,91,14,131,9,172,7,257,4,346,2,472,xe" filled="f" strokecolor="black [3213]" strokeweight="0">
+                    <v:shape id="Freeform 13" style="position:absolute;left:38258;top:4333;width:26258;height:16526;visibility:visible;mso-wrap-style:square;v-text-anchor:top" coordsize="1654,1041" o:spid="_x0000_s1071" filled="f" strokecolor="black [3213]" strokeweight="0" path="m439,7l346,9r-89,l172,12r-41,2l91,19,55,27,43,32,31,38r-8,9l21,52r-1,5l17,63r-2,9l13,80r-3,35l8,149r2,34l10,214,7,244,5,272,3,299,2,365r1,55l3,464r2,25l5,507r,12l5,522r,4l7,537r,18l8,580r2,32l12,650r3,45l17,719r-2,27l13,801r-1,63l12,930r3,35l21,999r2,7l26,1011r2,5l31,1019r4,2l40,1023r5,l55,1024r1,l56,1024r,l56,1028r,l56,1029r,l96,1034r41,2l222,1036r44,-2l311,1036r93,-2l502,1031r99,-2l703,1028r106,l919,1028r54,3l1030,1033r112,l1256,1031r60,-2l1374,1029r117,4l1551,1031r30,-3l1594,1023r13,-7l1620,1003r10,-18l1639,966r6,-28l1649,908r1,-61l1649,787,1639,666r-7,-122l1627,423r-2,-30l1625,362r,-60l1629,179r,-59l1629,90r-5,-28l1622,55r-3,-7l1616,42r-5,-4l1602,34r-8,-4l1584,27r-28,-5l1526,20,1409,19,1291,17r-114,l953,19r-28,l899,17,844,14,738,10,636,9,536,9,439,7xm472,l602,,738,2,844,5r55,4l925,10r28,l1177,10r114,l1409,10r117,2l1556,15r30,5l1601,25r15,7l1620,38r5,7l1627,52r3,8l1635,90r,30l1634,181r-4,121l1630,362r,29l1632,423r5,121l1644,665r8,122l1654,847r-2,61l1647,938r-7,30l1634,986r-10,17l1609,1018r-13,6l1581,1029r-30,5l1491,1034r-117,-1l1316,1033r-60,1l1142,1038r-112,l973,1036r-54,-3l809,1033r-106,1l568,1038r-131,1l311,1041r-45,l222,1041r-85,l96,1038r-40,-5l46,1031r-1,-2l43,1029r,l43,1029r-2,-3l41,1026r-1,l35,1024r-4,-1l28,1021r-2,-2l23,1013r-3,-5l18,1001,12,965,8,930r,-66l12,801r1,-55l13,719r,-24l12,652,8,612r,-32l7,555,5,537r,-11l5,522r,-3l5,507,3,489r,-25l2,420,,365,2,299,3,272,5,244,7,214r,-31l5,149,7,115,10,80,13,62r4,-9l18,48r3,-3l30,35,41,29,53,24,91,14,131,9,172,7,257,4,346,2,472,xe" o:gfxdata="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">
                       <v:path arrowok="t" o:connecttype="custom" o:connectlocs="273050,19050;68263,50800;31750,90488;15875,182563;11113,387350;4763,666750;7938,823913;11113,881063;23813,1103313;19050,1371600;36513,1597025;55563,1620838;88900,1625600;88900,1631950;217488,1644650;641350,1641475;1284288,1631950;1812925,1639888;2366963,1639888;2551113,1612900;2611438,1489075;2601913,1057275;2579688,574675;2586038,142875;2565400,66675;2514600,42863;2049463,26988;1427163,26988;850900,14288;1171575,3175;1512888,15875;2422525,19050;2565400,50800;2587625,95250;2587625,479425;2598738,863600;2622550,1441450;2578100,1592263;2462213,1641475;1993900,1641475;1458913,1639888;693738,1649413;217488,1652588;71438,1633538;65088,1628775;49213,1624013;31750,1600200;12700,1371600;20638,1103313;11113,881063;7938,823913;3175,666750;7938,387350;11113,182563;28575,76200;84138,38100;407988,6350" o:connectangles="0,0,0,0,0,0,0,0,0,0,0,0,0,0,0,0,0,0,0,0,0,0,0,0,0,0,0,0,0,0,0,0,0,0,0,0,0,0,0,0,0,0,0,0,0,0,0,0,0,0,0,0,0,0,0,0,0"/>
                       <o:lock v:ext="edit" verticies="t"/>
                     </v:shape>
@@ -23680,7 +23680,7 @@
       </w:tblGrid>
       <w:tr>
         <w:trPr>
-          <w:trHeight w:hRule="exact" w:val="3355"/>
+          <w:trHeight w:val="3355" w:hRule="exact"/>
         </w:trPr>
         <w:tc>
           <w:tcPr>
@@ -23766,7 +23766,7 @@
       </w:tr>
       <w:tr>
         <w:trPr>
-          <w:trHeight w:hRule="exact" w:val="274"/>
+          <w:trHeight w:val="274" w:hRule="exact"/>
         </w:trPr>
         <w:tc>
           <w:tcPr>
@@ -23818,7 +23818,7 @@
       </w:tr>
       <w:tr>
         <w:trPr>
-          <w:trHeight w:hRule="exact" w:val="3355"/>
+          <w:trHeight w:val="3355" w:hRule="exact"/>
         </w:trPr>
         <w:tc>
           <w:tcPr>
@@ -23904,7 +23904,7 @@
       </w:tr>
       <w:tr>
         <w:trPr>
-          <w:trHeight w:hRule="exact" w:val="274"/>
+          <w:trHeight w:val="274" w:hRule="exact"/>
         </w:trPr>
         <w:tc>
           <w:tcPr>
@@ -23956,7 +23956,7 @@
       </w:tr>
       <w:tr>
         <w:trPr>
-          <w:trHeight w:hRule="exact" w:val="3355"/>
+          <w:trHeight w:val="3355" w:hRule="exact"/>
         </w:trPr>
         <w:tc>
           <w:tcPr>
@@ -24042,7 +24042,7 @@
       </w:tr>
       <w:tr>
         <w:trPr>
-          <w:trHeight w:hRule="exact" w:val="274"/>
+          <w:trHeight w:val="274" w:hRule="exact"/>
         </w:trPr>
         <w:tc>
           <w:tcPr>
@@ -24094,7 +24094,7 @@
       </w:tr>
       <w:tr>
         <w:trPr>
-          <w:trHeight w:hRule="exact" w:val="3355"/>
+          <w:trHeight w:val="3355" w:hRule="exact"/>
         </w:trPr>
         <w:tc>
           <w:tcPr>

--- a/src/Tests/Inputs/labels/07/input.docx
+++ b/src/Tests/Inputs/labels/07/input.docx
@@ -24910,565 +24910,6 @@
 </w:styles>
 </file>
 
-<file path=word/glossary/document.xml><?xml version="1.0" encoding="utf-8"?>
-<w:glossaryDocument xmlns:wpc="http://schemas.microsoft.com/office/word/2010/wordprocessingCanvas" xmlns:cx="http://schemas.microsoft.com/office/drawing/2014/chartex" xmlns:cx1="http://schemas.microsoft.com/office/drawing/2015/9/8/chartex" xmlns:cx2="http://schemas.microsoft.com/office/drawing/2015/10/21/chartex" xmlns:cx3="http://schemas.microsoft.com/office/drawing/2016/5/9/chartex" xmlns:cx4="http://schemas.microsoft.com/office/drawing/2016/5/10/chartex" xmlns:cx5="http://schemas.microsoft.com/office/drawing/2016/5/11/chartex" xmlns:cx6="http://schemas.microsoft.com/office/drawing/2016/5/12/chartex" xmlns:cx7="http://schemas.microsoft.com/office/drawing/2016/5/13/chartex" xmlns:cx8="http://schemas.microsoft.com/office/drawing/2016/5/14/chartex" xmlns:mc="http://schemas.openxmlformats.org/markup-compatibility/2006" xmlns:aink="http://schemas.microsoft.com/office/drawing/2016/ink" xmlns:am3d="http://schemas.microsoft.com/office/drawing/2017/model3d" xmlns:o="urn:schemas-microsoft-com:office:office" xmlns:oel="http://schemas.microsoft.com/office/2019/extlst" xmlns:r="http://schemas.openxmlformats.org/officeDocument/2006/relationships" xmlns:m="http://schemas.openxmlformats.org/officeDocument/2006/math" xmlns:v="urn:schemas-microsoft-com:vml" xmlns:wp14="http://schemas.microsoft.com/office/word/2010/wordprocessingDrawing" xmlns:wp="http://schemas.openxmlformats.org/drawingml/2006/wordprocessingDrawing" xmlns:w10="urn:schemas-microsoft-com:office:word" xmlns:w="http://schemas.openxmlformats.org/wordprocessingml/2006/main" xmlns:w14="http://schemas.microsoft.com/office/word/2010/wordml" xmlns:w15="http://schemas.microsoft.com/office/word/2012/wordml" xmlns:w16cex="http://schemas.microsoft.com/office/word/2018/wordml/cex" xmlns:w16cid="http://schemas.microsoft.com/office/word/2016/wordml/cid" xmlns:w16="http://schemas.microsoft.com/office/word/2018/wordml" xmlns:w16sdtdh="http://schemas.microsoft.com/office/word/2020/wordml/sdtdatahash" xmlns:w16se="http://schemas.microsoft.com/office/word/2015/wordml/symex" xmlns:wpg="http://schemas.microsoft.com/office/word/2010/wordprocessingGroup" xmlns:wpi="http://schemas.microsoft.com/office/word/2010/wordprocessingInk" xmlns:wne="http://schemas.microsoft.com/office/word/2006/wordml" xmlns:wps="http://schemas.microsoft.com/office/word/2010/wordprocessingShape" mc:Ignorable="w14 w15 w16se w16cid w16 w16cex w16sdtdh wp14">
-  <w:docParts>
-    <w:docPart>
-      <w:docPartPr>
-        <w:name w:val="B93A153F56F843F680E6E3926F185EAE"/>
-        <w:category>
-          <w:name w:val="General"/>
-          <w:gallery w:val="placeholder"/>
-        </w:category>
-        <w:types>
-          <w:type w:val="bbPlcHdr"/>
-        </w:types>
-        <w:behaviors>
-          <w:behavior w:val="content"/>
-        </w:behaviors>
-        <w:guid w:val="{5154E645-B922-4F0E-B1FD-34F8E6BCA0B5}"/>
-      </w:docPartPr>
-      <w:docPartBody>
-        <w:p>
-          <w:r>
-            <w:t>[Name]</w:t>
-          </w:r>
-        </w:p>
-      </w:docPartBody>
-    </w:docPart>
-  </w:docParts>
-</w:glossaryDocument>
-</file>
-
-<file path=word/glossary/fontTable.xml><?xml version="1.0" encoding="utf-8"?>
-<w:fonts xmlns:mc="http://schemas.openxmlformats.org/markup-compatibility/2006" xmlns:r="http://schemas.openxmlformats.org/officeDocument/2006/relationships" xmlns:w="http://schemas.openxmlformats.org/wordprocessingml/2006/main" xmlns:w14="http://schemas.microsoft.com/office/word/2010/wordml" xmlns:w15="http://schemas.microsoft.com/office/word/2012/wordml" xmlns:w16cex="http://schemas.microsoft.com/office/word/2018/wordml/cex" xmlns:w16cid="http://schemas.microsoft.com/office/word/2016/wordml/cid" xmlns:w16="http://schemas.microsoft.com/office/word/2018/wordml" xmlns:w16sdtdh="http://schemas.microsoft.com/office/word/2020/wordml/sdtdatahash" xmlns:w16se="http://schemas.microsoft.com/office/word/2015/wordml/symex" mc:Ignorable="w14 w15 w16se w16cid w16 w16cex w16sdtdh">
-  <w:font w:name="Kristen ITC">
-    <w:panose1 w:val="03050502040202030202"/>
-    <w:charset w:val="00"/>
-    <w:family w:val="script"/>
-    <w:pitch w:val="variable"/>
-    <w:sig w:usb0="00000003" w:usb1="00000000" w:usb2="00000000" w:usb3="00000000" w:csb0="00000001" w:csb1="00000000"/>
-  </w:font>
-  <w:font w:name="Times New Roman">
-    <w:panose1 w:val="02020603050405020304"/>
-    <w:charset w:val="00"/>
-    <w:family w:val="roman"/>
-    <w:pitch w:val="variable"/>
-    <w:sig w:usb0="E0002EFF" w:usb1="C000785B" w:usb2="00000009" w:usb3="00000000" w:csb0="000001FF" w:csb1="00000000"/>
-  </w:font>
-  <w:font w:name="Calibri">
-    <w:panose1 w:val="020F0502020204030204"/>
-    <w:charset w:val="00"/>
-    <w:family w:val="swiss"/>
-    <w:pitch w:val="variable"/>
-    <w:sig w:usb0="E4002EFF" w:usb1="C000247B" w:usb2="00000009" w:usb3="00000000" w:csb0="000001FF" w:csb1="00000000"/>
-  </w:font>
-  <w:font w:name="Calibri Light">
-    <w:panose1 w:val="020F0302020204030204"/>
-    <w:charset w:val="00"/>
-    <w:family w:val="swiss"/>
-    <w:pitch w:val="variable"/>
-    <w:sig w:usb0="E4002EFF" w:usb1="C000247B" w:usb2="00000009" w:usb3="00000000" w:csb0="000001FF" w:csb1="00000000"/>
-  </w:font>
-</w:fonts>
-</file>
-
-<file path=word/glossary/settings.xml><?xml version="1.0" encoding="utf-8"?>
-<w:settings xmlns:mc="http://schemas.openxmlformats.org/markup-compatibility/2006" xmlns:o="urn:schemas-microsoft-com:office:office" xmlns:r="http://schemas.openxmlformats.org/officeDocument/2006/relationships" xmlns:m="http://schemas.openxmlformats.org/officeDocument/2006/math" xmlns:v="urn:schemas-microsoft-com:vml" xmlns:w10="urn:schemas-microsoft-com:office:word" xmlns:w="http://schemas.openxmlformats.org/wordprocessingml/2006/main" xmlns:w14="http://schemas.microsoft.com/office/word/2010/wordml" xmlns:w15="http://schemas.microsoft.com/office/word/2012/wordml" xmlns:w16cex="http://schemas.microsoft.com/office/word/2018/wordml/cex" xmlns:w16cid="http://schemas.microsoft.com/office/word/2016/wordml/cid" xmlns:w16="http://schemas.microsoft.com/office/word/2018/wordml" xmlns:w16sdtdh="http://schemas.microsoft.com/office/word/2020/wordml/sdtdatahash" xmlns:w16se="http://schemas.microsoft.com/office/word/2015/wordml/symex" xmlns:sl="http://schemas.openxmlformats.org/schemaLibrary/2006/main" mc:Ignorable="w14 w15 w16se w16cid w16 w16cex w16sdtdh">
-  <w:view w:val="normal"/>
-  <w:defaultTabStop w:val="720"/>
-  <w:characterSpacingControl w:val="doNotCompress"/>
-  <w:compat>
-    <w:useFELayout/>
-    <w:compatSetting w:name="compatibilityMode" w:uri="http://schemas.microsoft.com/office/word" w:val="15"/>
-    <w:compatSetting w:name="overrideTableStyleFontSizeAndJustification" w:uri="http://schemas.microsoft.com/office/word" w:val="1"/>
-    <w:compatSetting w:name="enableOpenTypeFeatures" w:uri="http://schemas.microsoft.com/office/word" w:val="1"/>
-    <w:compatSetting w:name="doNotFlipMirrorIndents" w:uri="http://schemas.microsoft.com/office/word" w:val="1"/>
-    <w:compatSetting w:name="differentiateMultirowTableHeaders" w:uri="http://schemas.microsoft.com/office/word" w:val="1"/>
-    <w:compatSetting w:name="useWord2013TrackBottomHyphenation" w:uri="http://schemas.microsoft.com/office/word" w:val="1"/>
-  </w:compat>
-  <w:rsids>
-    <w:rsidRoot w:val="00D03984"/>
-    <w:rsid w:val="000407A4"/>
-    <w:rsid w:val="00294BBC"/>
-    <w:rsid w:val="002E4921"/>
-    <w:rsid w:val="00D03984"/>
-    <w:rsid w:val="00F10D1D"/>
-    <w:rsid w:val="00F25BDA"/>
-    <w:rsid w:val="00FC3583"/>
-  </w:rsids>
-  <m:mathPr>
-    <m:mathFont m:val="Cambria Math"/>
-    <m:brkBin m:val="before"/>
-    <m:brkBinSub m:val="--"/>
-    <m:smallFrac m:val="0"/>
-    <m:dispDef/>
-    <m:lMargin m:val="0"/>
-    <m:rMargin m:val="0"/>
-    <m:defJc m:val="centerGroup"/>
-    <m:wrapIndent m:val="1440"/>
-    <m:intLim m:val="subSup"/>
-    <m:naryLim m:val="undOvr"/>
-  </m:mathPr>
-  <w:themeFontLang w:val="en-US"/>
-  <w:clrSchemeMapping w:bg1="light1" w:t1="dark1" w:bg2="light2" w:t2="dark2" w:accent1="accent1" w:accent2="accent2" w:accent3="accent3" w:accent4="accent4" w:accent5="accent5" w:accent6="accent6" w:hyperlink="hyperlink" w:followedHyperlink="followedHyperlink"/>
-  <w:decimalSymbol w:val="."/>
-  <w:listSeparator w:val=","/>
-  <w15:chartTrackingRefBased/>
-</w:settings>
-</file>
-
-<file path=word/glossary/styles.xml><?xml version="1.0" encoding="utf-8"?>
-<w:styles xmlns:mc="http://schemas.openxmlformats.org/markup-compatibility/2006" xmlns:r="http://schemas.openxmlformats.org/officeDocument/2006/relationships" xmlns:w="http://schemas.openxmlformats.org/wordprocessingml/2006/main" xmlns:w14="http://schemas.microsoft.com/office/word/2010/wordml" xmlns:w15="http://schemas.microsoft.com/office/word/2012/wordml" xmlns:w16cex="http://schemas.microsoft.com/office/word/2018/wordml/cex" xmlns:w16cid="http://schemas.microsoft.com/office/word/2016/wordml/cid" xmlns:w16="http://schemas.microsoft.com/office/word/2018/wordml" xmlns:w16sdtdh="http://schemas.microsoft.com/office/word/2020/wordml/sdtdatahash" xmlns:w16se="http://schemas.microsoft.com/office/word/2015/wordml/symex" mc:Ignorable="w14 w15 w16se w16cid w16 w16cex w16sdtdh">
-  <w:docDefaults>
-    <w:rPrDefault>
-      <w:rPr>
-        <w:rFonts w:asciiTheme="minorHAnsi" w:eastAsiaTheme="minorEastAsia" w:hAnsiTheme="minorHAnsi" w:cstheme="minorBidi"/>
-        <w:sz w:val="22"/>
-        <w:szCs w:val="22"/>
-        <w:lang w:val="en-US" w:eastAsia="en-US" w:bidi="ar-SA"/>
-      </w:rPr>
-    </w:rPrDefault>
-    <w:pPrDefault>
-      <w:pPr>
-        <w:spacing w:after="160" w:line="259" w:lineRule="auto"/>
-      </w:pPr>
-    </w:pPrDefault>
-  </w:docDefaults>
-  <w:latentStyles w:defLockedState="0" w:defUIPriority="99" w:defSemiHidden="0" w:defUnhideWhenUsed="0" w:defQFormat="0" w:count="376">
-    <w:lsdException w:name="Normal" w:uiPriority="0" w:qFormat="1"/>
-    <w:lsdException w:name="heading 1" w:uiPriority="9" w:qFormat="1"/>
-    <w:lsdException w:name="heading 2" w:semiHidden="1" w:uiPriority="9" w:unhideWhenUsed="1" w:qFormat="1"/>
-    <w:lsdException w:name="heading 3" w:semiHidden="1" w:uiPriority="9" w:unhideWhenUsed="1" w:qFormat="1"/>
-    <w:lsdException w:name="heading 4" w:semiHidden="1" w:uiPriority="9" w:unhideWhenUsed="1" w:qFormat="1"/>
-    <w:lsdException w:name="heading 5" w:semiHidden="1" w:uiPriority="9" w:unhideWhenUsed="1" w:qFormat="1"/>
-    <w:lsdException w:name="heading 6" w:semiHidden="1" w:uiPriority="9" w:unhideWhenUsed="1" w:qFormat="1"/>
-    <w:lsdException w:name="heading 7" w:semiHidden="1" w:uiPriority="9" w:unhideWhenUsed="1" w:qFormat="1"/>
-    <w:lsdException w:name="heading 8" w:semiHidden="1" w:uiPriority="9" w:unhideWhenUsed="1" w:qFormat="1"/>
-    <w:lsdException w:name="heading 9" w:semiHidden="1" w:uiPriority="9" w:unhideWhenUsed="1" w:qFormat="1"/>
-    <w:lsdException w:name="index 1" w:semiHidden="1" w:unhideWhenUsed="1"/>
-    <w:lsdException w:name="index 2" w:semiHidden="1" w:unhideWhenUsed="1"/>
-    <w:lsdException w:name="index 3" w:semiHidden="1" w:unhideWhenUsed="1"/>
-    <w:lsdException w:name="index 4" w:semiHidden="1" w:unhideWhenUsed="1"/>
-    <w:lsdException w:name="index 5" w:semiHidden="1" w:unhideWhenUsed="1"/>
-    <w:lsdException w:name="index 6" w:semiHidden="1" w:unhideWhenUsed="1"/>
-    <w:lsdException w:name="index 7" w:semiHidden="1" w:unhideWhenUsed="1"/>
-    <w:lsdException w:name="index 8" w:semiHidden="1" w:unhideWhenUsed="1"/>
-    <w:lsdException w:name="index 9" w:semiHidden="1" w:unhideWhenUsed="1"/>
-    <w:lsdException w:name="toc 1" w:semiHidden="1" w:uiPriority="39" w:unhideWhenUsed="1"/>
-    <w:lsdException w:name="toc 2" w:semiHidden="1" w:uiPriority="39" w:unhideWhenUsed="1"/>
-    <w:lsdException w:name="toc 3" w:semiHidden="1" w:uiPriority="39" w:unhideWhenUsed="1"/>
-    <w:lsdException w:name="toc 4" w:semiHidden="1" w:uiPriority="39" w:unhideWhenUsed="1"/>
-    <w:lsdException w:name="toc 5" w:semiHidden="1" w:uiPriority="39" w:unhideWhenUsed="1"/>
-    <w:lsdException w:name="toc 6" w:semiHidden="1" w:uiPriority="39" w:unhideWhenUsed="1"/>
-    <w:lsdException w:name="toc 7" w:semiHidden="1" w:uiPriority="39" w:unhideWhenUsed="1"/>
-    <w:lsdException w:name="toc 8" w:semiHidden="1" w:uiPriority="39" w:unhideWhenUsed="1"/>
-    <w:lsdException w:name="toc 9" w:semiHidden="1" w:uiPriority="39" w:unhideWhenUsed="1"/>
-    <w:lsdException w:name="Normal Indent" w:semiHidden="1" w:unhideWhenUsed="1"/>
-    <w:lsdException w:name="footnote text" w:semiHidden="1" w:unhideWhenUsed="1"/>
-    <w:lsdException w:name="annotation text" w:semiHidden="1" w:unhideWhenUsed="1"/>
-    <w:lsdException w:name="header" w:semiHidden="1" w:unhideWhenUsed="1"/>
-    <w:lsdException w:name="footer" w:semiHidden="1" w:unhideWhenUsed="1"/>
-    <w:lsdException w:name="index heading" w:semiHidden="1" w:unhideWhenUsed="1"/>
-    <w:lsdException w:name="caption" w:semiHidden="1" w:uiPriority="35" w:unhideWhenUsed="1" w:qFormat="1"/>
-    <w:lsdException w:name="table of figures" w:semiHidden="1" w:unhideWhenUsed="1"/>
-    <w:lsdException w:name="envelope address" w:semiHidden="1" w:unhideWhenUsed="1"/>
-    <w:lsdException w:name="envelope return" w:semiHidden="1" w:unhideWhenUsed="1"/>
-    <w:lsdException w:name="footnote reference" w:semiHidden="1" w:unhideWhenUsed="1"/>
-    <w:lsdException w:name="annotation reference" w:semiHidden="1" w:unhideWhenUsed="1"/>
-    <w:lsdException w:name="line number" w:semiHidden="1" w:unhideWhenUsed="1"/>
-    <w:lsdException w:name="page number" w:semiHidden="1" w:unhideWhenUsed="1"/>
-    <w:lsdException w:name="endnote reference" w:semiHidden="1" w:unhideWhenUsed="1"/>
-    <w:lsdException w:name="endnote text" w:semiHidden="1" w:unhideWhenUsed="1"/>
-    <w:lsdException w:name="table of authorities" w:semiHidden="1" w:unhideWhenUsed="1"/>
-    <w:lsdException w:name="macro" w:semiHidden="1" w:unhideWhenUsed="1"/>
-    <w:lsdException w:name="toa heading" w:semiHidden="1" w:unhideWhenUsed="1"/>
-    <w:lsdException w:name="List" w:semiHidden="1" w:unhideWhenUsed="1"/>
-    <w:lsdException w:name="List Bullet" w:semiHidden="1" w:unhideWhenUsed="1"/>
-    <w:lsdException w:name="List Number" w:semiHidden="1" w:unhideWhenUsed="1"/>
-    <w:lsdException w:name="List 2" w:semiHidden="1" w:unhideWhenUsed="1"/>
-    <w:lsdException w:name="List 3" w:semiHidden="1" w:unhideWhenUsed="1"/>
-    <w:lsdException w:name="List 4" w:semiHidden="1" w:unhideWhenUsed="1"/>
-    <w:lsdException w:name="List 5" w:semiHidden="1" w:unhideWhenUsed="1"/>
-    <w:lsdException w:name="List Bullet 2" w:semiHidden="1" w:unhideWhenUsed="1"/>
-    <w:lsdException w:name="List Bullet 3" w:semiHidden="1" w:unhideWhenUsed="1"/>
-    <w:lsdException w:name="List Bullet 4" w:semiHidden="1" w:unhideWhenUsed="1"/>
-    <w:lsdException w:name="List Bullet 5" w:semiHidden="1" w:unhideWhenUsed="1"/>
-    <w:lsdException w:name="List Number 2" w:semiHidden="1" w:unhideWhenUsed="1"/>
-    <w:lsdException w:name="List Number 3" w:semiHidden="1" w:unhideWhenUsed="1"/>
-    <w:lsdException w:name="List Number 4" w:semiHidden="1" w:unhideWhenUsed="1"/>
-    <w:lsdException w:name="List Number 5" w:semiHidden="1" w:unhideWhenUsed="1"/>
-    <w:lsdException w:name="Title" w:uiPriority="10" w:qFormat="1"/>
-    <w:lsdException w:name="Closing" w:semiHidden="1" w:unhideWhenUsed="1"/>
-    <w:lsdException w:name="Signature" w:semiHidden="1" w:unhideWhenUsed="1"/>
-    <w:lsdException w:name="Default Paragraph Font" w:semiHidden="1" w:uiPriority="1" w:unhideWhenUsed="1"/>
-    <w:lsdException w:name="Body Text" w:semiHidden="1" w:unhideWhenUsed="1"/>
-    <w:lsdException w:name="Body Text Indent" w:semiHidden="1" w:unhideWhenUsed="1"/>
-    <w:lsdException w:name="List Continue" w:semiHidden="1" w:unhideWhenUsed="1"/>
-    <w:lsdException w:name="List Continue 2" w:semiHidden="1" w:unhideWhenUsed="1"/>
-    <w:lsdException w:name="List Continue 3" w:semiHidden="1" w:unhideWhenUsed="1"/>
-    <w:lsdException w:name="List Continue 4" w:semiHidden="1" w:unhideWhenUsed="1"/>
-    <w:lsdException w:name="List Continue 5" w:semiHidden="1" w:unhideWhenUsed="1"/>
-    <w:lsdException w:name="Message Header" w:semiHidden="1" w:unhideWhenUsed="1"/>
-    <w:lsdException w:name="Subtitle" w:uiPriority="11" w:qFormat="1"/>
-    <w:lsdException w:name="Salutation" w:semiHidden="1" w:unhideWhenUsed="1"/>
-    <w:lsdException w:name="Date" w:semiHidden="1" w:unhideWhenUsed="1"/>
-    <w:lsdException w:name="Body Text First Indent" w:semiHidden="1" w:unhideWhenUsed="1"/>
-    <w:lsdException w:name="Body Text First Indent 2" w:semiHidden="1" w:unhideWhenUsed="1"/>
-    <w:lsdException w:name="Note Heading" w:semiHidden="1" w:unhideWhenUsed="1"/>
-    <w:lsdException w:name="Body Text 2" w:semiHidden="1" w:unhideWhenUsed="1"/>
-    <w:lsdException w:name="Body Text 3" w:semiHidden="1" w:unhideWhenUsed="1"/>
-    <w:lsdException w:name="Body Text Indent 2" w:semiHidden="1" w:unhideWhenUsed="1"/>
-    <w:lsdException w:name="Body Text Indent 3" w:semiHidden="1" w:unhideWhenUsed="1"/>
-    <w:lsdException w:name="Block Text" w:semiHidden="1" w:unhideWhenUsed="1"/>
-    <w:lsdException w:name="Hyperlink" w:semiHidden="1" w:unhideWhenUsed="1"/>
-    <w:lsdException w:name="FollowedHyperlink" w:semiHidden="1" w:unhideWhenUsed="1"/>
-    <w:lsdException w:name="Strong" w:uiPriority="22" w:qFormat="1"/>
-    <w:lsdException w:name="Emphasis" w:uiPriority="20" w:qFormat="1"/>
-    <w:lsdException w:name="Document Map" w:semiHidden="1" w:unhideWhenUsed="1"/>
-    <w:lsdException w:name="Plain Text" w:semiHidden="1" w:unhideWhenUsed="1"/>
-    <w:lsdException w:name="E-mail Signature" w:semiHidden="1" w:unhideWhenUsed="1"/>
-    <w:lsdException w:name="HTML Top of Form" w:semiHidden="1" w:unhideWhenUsed="1"/>
-    <w:lsdException w:name="HTML Bottom of Form" w:semiHidden="1" w:unhideWhenUsed="1"/>
-    <w:lsdException w:name="Normal (Web)" w:semiHidden="1" w:unhideWhenUsed="1"/>
-    <w:lsdException w:name="HTML Acronym" w:semiHidden="1" w:unhideWhenUsed="1"/>
-    <w:lsdException w:name="HTML Address" w:semiHidden="1" w:unhideWhenUsed="1"/>
-    <w:lsdException w:name="HTML Cite" w:semiHidden="1" w:unhideWhenUsed="1"/>
-    <w:lsdException w:name="HTML Code" w:semiHidden="1" w:unhideWhenUsed="1"/>
-    <w:lsdException w:name="HTML Definition" w:semiHidden="1" w:unhideWhenUsed="1"/>
-    <w:lsdException w:name="HTML Keyboard" w:semiHidden="1" w:unhideWhenUsed="1"/>
-    <w:lsdException w:name="HTML Preformatted" w:semiHidden="1" w:unhideWhenUsed="1"/>
-    <w:lsdException w:name="HTML Sample" w:semiHidden="1" w:unhideWhenUsed="1"/>
-    <w:lsdException w:name="HTML Typewriter" w:semiHidden="1" w:unhideWhenUsed="1"/>
-    <w:lsdException w:name="HTML Variable" w:semiHidden="1" w:unhideWhenUsed="1"/>
-    <w:lsdException w:name="Normal Table" w:semiHidden="1" w:unhideWhenUsed="1"/>
-    <w:lsdException w:name="annotation subject" w:semiHidden="1" w:unhideWhenUsed="1"/>
-    <w:lsdException w:name="No List" w:semiHidden="1" w:unhideWhenUsed="1"/>
-    <w:lsdException w:name="Outline List 1" w:semiHidden="1" w:unhideWhenUsed="1"/>
-    <w:lsdException w:name="Outline List 2" w:semiHidden="1" w:unhideWhenUsed="1"/>
-    <w:lsdException w:name="Outline List 3" w:semiHidden="1" w:unhideWhenUsed="1"/>
-    <w:lsdException w:name="Table Simple 1" w:semiHidden="1" w:unhideWhenUsed="1"/>
-    <w:lsdException w:name="Table Simple 2" w:semiHidden="1" w:unhideWhenUsed="1"/>
-    <w:lsdException w:name="Table Simple 3" w:semiHidden="1" w:unhideWhenUsed="1"/>
-    <w:lsdException w:name="Table Classic 1" w:semiHidden="1" w:unhideWhenUsed="1"/>
-    <w:lsdException w:name="Table Classic 2" w:semiHidden="1" w:unhideWhenUsed="1"/>
-    <w:lsdException w:name="Table Classic 3" w:semiHidden="1" w:unhideWhenUsed="1"/>
-    <w:lsdException w:name="Table Classic 4" w:semiHidden="1" w:unhideWhenUsed="1"/>
-    <w:lsdException w:name="Table Colorful 1" w:semiHidden="1" w:unhideWhenUsed="1"/>
-    <w:lsdException w:name="Table Colorful 2" w:semiHidden="1" w:unhideWhenUsed="1"/>
-    <w:lsdException w:name="Table Colorful 3" w:semiHidden="1" w:unhideWhenUsed="1"/>
-    <w:lsdException w:name="Table Columns 1" w:semiHidden="1" w:unhideWhenUsed="1"/>
-    <w:lsdException w:name="Table Columns 2" w:semiHidden="1" w:unhideWhenUsed="1"/>
-    <w:lsdException w:name="Table Columns 3" w:semiHidden="1" w:unhideWhenUsed="1"/>
-    <w:lsdException w:name="Table Columns 4" w:semiHidden="1" w:unhideWhenUsed="1"/>
-    <w:lsdException w:name="Table Columns 5" w:semiHidden="1" w:unhideWhenUsed="1"/>
-    <w:lsdException w:name="Table Grid 1" w:semiHidden="1" w:unhideWhenUsed="1"/>
-    <w:lsdException w:name="Table Grid 2" w:semiHidden="1" w:unhideWhenUsed="1"/>
-    <w:lsdException w:name="Table Grid 3" w:semiHidden="1" w:unhideWhenUsed="1"/>
-    <w:lsdException w:name="Table Grid 4" w:semiHidden="1" w:unhideWhenUsed="1"/>
-    <w:lsdException w:name="Table Grid 5" w:semiHidden="1" w:unhideWhenUsed="1"/>
-    <w:lsdException w:name="Table Grid 6" w:semiHidden="1" w:unhideWhenUsed="1"/>
-    <w:lsdException w:name="Table Grid 7" w:semiHidden="1" w:unhideWhenUsed="1"/>
-    <w:lsdException w:name="Table Grid 8" w:semiHidden="1" w:unhideWhenUsed="1"/>
-    <w:lsdException w:name="Table List 1" w:semiHidden="1" w:unhideWhenUsed="1"/>
-    <w:lsdException w:name="Table List 2" w:semiHidden="1" w:unhideWhenUsed="1"/>
-    <w:lsdException w:name="Table List 3" w:semiHidden="1" w:unhideWhenUsed="1"/>
-    <w:lsdException w:name="Table List 4" w:semiHidden="1" w:unhideWhenUsed="1"/>
-    <w:lsdException w:name="Table List 5" w:semiHidden="1" w:unhideWhenUsed="1"/>
-    <w:lsdException w:name="Table List 6" w:semiHidden="1" w:unhideWhenUsed="1"/>
-    <w:lsdException w:name="Table List 7" w:semiHidden="1" w:unhideWhenUsed="1"/>
-    <w:lsdException w:name="Table List 8" w:semiHidden="1" w:unhideWhenUsed="1"/>
-    <w:lsdException w:name="Table 3D effects 1" w:semiHidden="1" w:unhideWhenUsed="1"/>
-    <w:lsdException w:name="Table 3D effects 2" w:semiHidden="1" w:unhideWhenUsed="1"/>
-    <w:lsdException w:name="Table 3D effects 3" w:semiHidden="1" w:unhideWhenUsed="1"/>
-    <w:lsdException w:name="Table Contemporary" w:semiHidden="1" w:unhideWhenUsed="1"/>
-    <w:lsdException w:name="Table Elegant" w:semiHidden="1" w:unhideWhenUsed="1"/>
-    <w:lsdException w:name="Table Professional" w:semiHidden="1" w:unhideWhenUsed="1"/>
-    <w:lsdException w:name="Table Subtle 1" w:semiHidden="1" w:unhideWhenUsed="1"/>
-    <w:lsdException w:name="Table Subtle 2" w:semiHidden="1" w:unhideWhenUsed="1"/>
-    <w:lsdException w:name="Table Web 1" w:semiHidden="1" w:unhideWhenUsed="1"/>
-    <w:lsdException w:name="Table Web 2" w:semiHidden="1" w:unhideWhenUsed="1"/>
-    <w:lsdException w:name="Table Web 3" w:semiHidden="1" w:unhideWhenUsed="1"/>
-    <w:lsdException w:name="Balloon Text" w:semiHidden="1" w:unhideWhenUsed="1"/>
-    <w:lsdException w:name="Table Grid" w:uiPriority="39"/>
-    <w:lsdException w:name="Table Theme" w:semiHidden="1" w:unhideWhenUsed="1"/>
-    <w:lsdException w:name="Placeholder Text" w:semiHidden="1"/>
-    <w:lsdException w:name="No Spacing" w:uiPriority="1" w:qFormat="1"/>
-    <w:lsdException w:name="Light Shading" w:uiPriority="60"/>
-    <w:lsdException w:name="Light List" w:uiPriority="61"/>
-    <w:lsdException w:name="Light Grid" w:uiPriority="62"/>
-    <w:lsdException w:name="Medium Shading 1" w:uiPriority="63"/>
-    <w:lsdException w:name="Medium Shading 2" w:uiPriority="64"/>
-    <w:lsdException w:name="Medium List 1" w:uiPriority="65"/>
-    <w:lsdException w:name="Medium List 2" w:uiPriority="66"/>
-    <w:lsdException w:name="Medium Grid 1" w:uiPriority="67"/>
-    <w:lsdException w:name="Medium Grid 2" w:uiPriority="68"/>
-    <w:lsdException w:name="Medium Grid 3" w:uiPriority="69"/>
-    <w:lsdException w:name="Dark List" w:uiPriority="70"/>
-    <w:lsdException w:name="Colorful Shading" w:uiPriority="71"/>
-    <w:lsdException w:name="Colorful List" w:uiPriority="72"/>
-    <w:lsdException w:name="Colorful Grid" w:uiPriority="73"/>
-    <w:lsdException w:name="Light Shading Accent 1" w:uiPriority="60"/>
-    <w:lsdException w:name="Light List Accent 1" w:uiPriority="61"/>
-    <w:lsdException w:name="Light Grid Accent 1" w:uiPriority="62"/>
-    <w:lsdException w:name="Medium Shading 1 Accent 1" w:uiPriority="63"/>
-    <w:lsdException w:name="Medium Shading 2 Accent 1" w:uiPriority="64"/>
-    <w:lsdException w:name="Medium List 1 Accent 1" w:uiPriority="65"/>
-    <w:lsdException w:name="Revision" w:semiHidden="1"/>
-    <w:lsdException w:name="List Paragraph" w:uiPriority="34" w:qFormat="1"/>
-    <w:lsdException w:name="Quote" w:uiPriority="29" w:qFormat="1"/>
-    <w:lsdException w:name="Intense Quote" w:uiPriority="30" w:qFormat="1"/>
-    <w:lsdException w:name="Medium List 2 Accent 1" w:uiPriority="66"/>
-    <w:lsdException w:name="Medium Grid 1 Accent 1" w:uiPriority="67"/>
-    <w:lsdException w:name="Medium Grid 2 Accent 1" w:uiPriority="68"/>
-    <w:lsdException w:name="Medium Grid 3 Accent 1" w:uiPriority="69"/>
-    <w:lsdException w:name="Dark List Accent 1" w:uiPriority="70"/>
-    <w:lsdException w:name="Colorful Shading Accent 1" w:uiPriority="71"/>
-    <w:lsdException w:name="Colorful List Accent 1" w:uiPriority="72"/>
-    <w:lsdException w:name="Colorful Grid Accent 1" w:uiPriority="73"/>
-    <w:lsdException w:name="Light Shading Accent 2" w:uiPriority="60"/>
-    <w:lsdException w:name="Light List Accent 2" w:uiPriority="61"/>
-    <w:lsdException w:name="Light Grid Accent 2" w:uiPriority="62"/>
-    <w:lsdException w:name="Medium Shading 1 Accent 2" w:uiPriority="63"/>
-    <w:lsdException w:name="Medium Shading 2 Accent 2" w:uiPriority="64"/>
-    <w:lsdException w:name="Medium List 1 Accent 2" w:uiPriority="65"/>
-    <w:lsdException w:name="Medium List 2 Accent 2" w:uiPriority="66"/>
-    <w:lsdException w:name="Medium Grid 1 Accent 2" w:uiPriority="67"/>
-    <w:lsdException w:name="Medium Grid 2 Accent 2" w:uiPriority="68"/>
-    <w:lsdException w:name="Medium Grid 3 Accent 2" w:uiPriority="69"/>
-    <w:lsdException w:name="Dark List Accent 2" w:uiPriority="70"/>
-    <w:lsdException w:name="Colorful Shading Accent 2" w:uiPriority="71"/>
-    <w:lsdException w:name="Colorful List Accent 2" w:uiPriority="72"/>
-    <w:lsdException w:name="Colorful Grid Accent 2" w:uiPriority="73"/>
-    <w:lsdException w:name="Light Shading Accent 3" w:uiPriority="60"/>
-    <w:lsdException w:name="Light List Accent 3" w:uiPriority="61"/>
-    <w:lsdException w:name="Light Grid Accent 3" w:uiPriority="62"/>
-    <w:lsdException w:name="Medium Shading 1 Accent 3" w:uiPriority="63"/>
-    <w:lsdException w:name="Medium Shading 2 Accent 3" w:uiPriority="64"/>
-    <w:lsdException w:name="Medium List 1 Accent 3" w:uiPriority="65"/>
-    <w:lsdException w:name="Medium List 2 Accent 3" w:uiPriority="66"/>
-    <w:lsdException w:name="Medium Grid 1 Accent 3" w:uiPriority="67"/>
-    <w:lsdException w:name="Medium Grid 2 Accent 3" w:uiPriority="68"/>
-    <w:lsdException w:name="Medium Grid 3 Accent 3" w:uiPriority="69"/>
-    <w:lsdException w:name="Dark List Accent 3" w:uiPriority="70"/>
-    <w:lsdException w:name="Colorful Shading Accent 3" w:uiPriority="71"/>
-    <w:lsdException w:name="Colorful List Accent 3" w:uiPriority="72"/>
-    <w:lsdException w:name="Colorful Grid Accent 3" w:uiPriority="73"/>
-    <w:lsdException w:name="Light Shading Accent 4" w:uiPriority="60"/>
-    <w:lsdException w:name="Light List Accent 4" w:uiPriority="61"/>
-    <w:lsdException w:name="Light Grid Accent 4" w:uiPriority="62"/>
-    <w:lsdException w:name="Medium Shading 1 Accent 4" w:uiPriority="63"/>
-    <w:lsdException w:name="Medium Shading 2 Accent 4" w:uiPriority="64"/>
-    <w:lsdException w:name="Medium List 1 Accent 4" w:uiPriority="65"/>
-    <w:lsdException w:name="Medium List 2 Accent 4" w:uiPriority="66"/>
-    <w:lsdException w:name="Medium Grid 1 Accent 4" w:uiPriority="67"/>
-    <w:lsdException w:name="Medium Grid 2 Accent 4" w:uiPriority="68"/>
-    <w:lsdException w:name="Medium Grid 3 Accent 4" w:uiPriority="69"/>
-    <w:lsdException w:name="Dark List Accent 4" w:uiPriority="70"/>
-    <w:lsdException w:name="Colorful Shading Accent 4" w:uiPriority="71"/>
-    <w:lsdException w:name="Colorful List Accent 4" w:uiPriority="72"/>
-    <w:lsdException w:name="Colorful Grid Accent 4" w:uiPriority="73"/>
-    <w:lsdException w:name="Light Shading Accent 5" w:uiPriority="60"/>
-    <w:lsdException w:name="Light List Accent 5" w:uiPriority="61"/>
-    <w:lsdException w:name="Light Grid Accent 5" w:uiPriority="62"/>
-    <w:lsdException w:name="Medium Shading 1 Accent 5" w:uiPriority="63"/>
-    <w:lsdException w:name="Medium Shading 2 Accent 5" w:uiPriority="64"/>
-    <w:lsdException w:name="Medium List 1 Accent 5" w:uiPriority="65"/>
-    <w:lsdException w:name="Medium List 2 Accent 5" w:uiPriority="66"/>
-    <w:lsdException w:name="Medium Grid 1 Accent 5" w:uiPriority="67"/>
-    <w:lsdException w:name="Medium Grid 2 Accent 5" w:uiPriority="68"/>
-    <w:lsdException w:name="Medium Grid 3 Accent 5" w:uiPriority="69"/>
-    <w:lsdException w:name="Dark List Accent 5" w:uiPriority="70"/>
-    <w:lsdException w:name="Colorful Shading Accent 5" w:uiPriority="71"/>
-    <w:lsdException w:name="Colorful List Accent 5" w:uiPriority="72"/>
-    <w:lsdException w:name="Colorful Grid Accent 5" w:uiPriority="73"/>
-    <w:lsdException w:name="Light Shading Accent 6" w:uiPriority="60"/>
-    <w:lsdException w:name="Light List Accent 6" w:uiPriority="61"/>
-    <w:lsdException w:name="Light Grid Accent 6" w:uiPriority="62"/>
-    <w:lsdException w:name="Medium Shading 1 Accent 6" w:uiPriority="63"/>
-    <w:lsdException w:name="Medium Shading 2 Accent 6" w:uiPriority="64"/>
-    <w:lsdException w:name="Medium List 1 Accent 6" w:uiPriority="65"/>
-    <w:lsdException w:name="Medium List 2 Accent 6" w:uiPriority="66"/>
-    <w:lsdException w:name="Medium Grid 1 Accent 6" w:uiPriority="67"/>
-    <w:lsdException w:name="Medium Grid 2 Accent 6" w:uiPriority="68"/>
-    <w:lsdException w:name="Medium Grid 3 Accent 6" w:uiPriority="69"/>
-    <w:lsdException w:name="Dark List Accent 6" w:uiPriority="70"/>
-    <w:lsdException w:name="Colorful Shading Accent 6" w:uiPriority="71"/>
-    <w:lsdException w:name="Colorful List Accent 6" w:uiPriority="72"/>
-    <w:lsdException w:name="Colorful Grid Accent 6" w:uiPriority="73"/>
-    <w:lsdException w:name="Subtle Emphasis" w:uiPriority="19" w:qFormat="1"/>
-    <w:lsdException w:name="Intense Emphasis" w:uiPriority="21" w:qFormat="1"/>
-    <w:lsdException w:name="Subtle Reference" w:uiPriority="31" w:qFormat="1"/>
-    <w:lsdException w:name="Intense Reference" w:uiPriority="32" w:qFormat="1"/>
-    <w:lsdException w:name="Book Title" w:uiPriority="33" w:qFormat="1"/>
-    <w:lsdException w:name="Bibliography" w:semiHidden="1" w:uiPriority="37" w:unhideWhenUsed="1"/>
-    <w:lsdException w:name="TOC Heading" w:semiHidden="1" w:uiPriority="39" w:unhideWhenUsed="1" w:qFormat="1"/>
-    <w:lsdException w:name="Plain Table 1" w:uiPriority="41"/>
-    <w:lsdException w:name="Plain Table 2" w:uiPriority="42"/>
-    <w:lsdException w:name="Plain Table 3" w:uiPriority="43"/>
-    <w:lsdException w:name="Plain Table 4" w:uiPriority="44"/>
-    <w:lsdException w:name="Plain Table 5" w:uiPriority="45"/>
-    <w:lsdException w:name="Grid Table Light" w:uiPriority="40"/>
-    <w:lsdException w:name="Grid Table 1 Light" w:uiPriority="46"/>
-    <w:lsdException w:name="Grid Table 2" w:uiPriority="47"/>
-    <w:lsdException w:name="Grid Table 3" w:uiPriority="48"/>
-    <w:lsdException w:name="Grid Table 4" w:uiPriority="49"/>
-    <w:lsdException w:name="Grid Table 5 Dark" w:uiPriority="50"/>
-    <w:lsdException w:name="Grid Table 6 Colorful" w:uiPriority="51"/>
-    <w:lsdException w:name="Grid Table 7 Colorful" w:uiPriority="52"/>
-    <w:lsdException w:name="Grid Table 1 Light Accent 1" w:uiPriority="46"/>
-    <w:lsdException w:name="Grid Table 2 Accent 1" w:uiPriority="47"/>
-    <w:lsdException w:name="Grid Table 3 Accent 1" w:uiPriority="48"/>
-    <w:lsdException w:name="Grid Table 4 Accent 1" w:uiPriority="49"/>
-    <w:lsdException w:name="Grid Table 5 Dark Accent 1" w:uiPriority="50"/>
-    <w:lsdException w:name="Grid Table 6 Colorful Accent 1" w:uiPriority="51"/>
-    <w:lsdException w:name="Grid Table 7 Colorful Accent 1" w:uiPriority="52"/>
-    <w:lsdException w:name="Grid Table 1 Light Accent 2" w:uiPriority="46"/>
-    <w:lsdException w:name="Grid Table 2 Accent 2" w:uiPriority="47"/>
-    <w:lsdException w:name="Grid Table 3 Accent 2" w:uiPriority="48"/>
-    <w:lsdException w:name="Grid Table 4 Accent 2" w:uiPriority="49"/>
-    <w:lsdException w:name="Grid Table 5 Dark Accent 2" w:uiPriority="50"/>
-    <w:lsdException w:name="Grid Table 6 Colorful Accent 2" w:uiPriority="51"/>
-    <w:lsdException w:name="Grid Table 7 Colorful Accent 2" w:uiPriority="52"/>
-    <w:lsdException w:name="Grid Table 1 Light Accent 3" w:uiPriority="46"/>
-    <w:lsdException w:name="Grid Table 2 Accent 3" w:uiPriority="47"/>
-    <w:lsdException w:name="Grid Table 3 Accent 3" w:uiPriority="48"/>
-    <w:lsdException w:name="Grid Table 4 Accent 3" w:uiPriority="49"/>
-    <w:lsdException w:name="Grid Table 5 Dark Accent 3" w:uiPriority="50"/>
-    <w:lsdException w:name="Grid Table 6 Colorful Accent 3" w:uiPriority="51"/>
-    <w:lsdException w:name="Grid Table 7 Colorful Accent 3" w:uiPriority="52"/>
-    <w:lsdException w:name="Grid Table 1 Light Accent 4" w:uiPriority="46"/>
-    <w:lsdException w:name="Grid Table 2 Accent 4" w:uiPriority="47"/>
-    <w:lsdException w:name="Grid Table 3 Accent 4" w:uiPriority="48"/>
-    <w:lsdException w:name="Grid Table 4 Accent 4" w:uiPriority="49"/>
-    <w:lsdException w:name="Grid Table 5 Dark Accent 4" w:uiPriority="50"/>
-    <w:lsdException w:name="Grid Table 6 Colorful Accent 4" w:uiPriority="51"/>
-    <w:lsdException w:name="Grid Table 7 Colorful Accent 4" w:uiPriority="52"/>
-    <w:lsdException w:name="Grid Table 1 Light Accent 5" w:uiPriority="46"/>
-    <w:lsdException w:name="Grid Table 2 Accent 5" w:uiPriority="47"/>
-    <w:lsdException w:name="Grid Table 3 Accent 5" w:uiPriority="48"/>
-    <w:lsdException w:name="Grid Table 4 Accent 5" w:uiPriority="49"/>
-    <w:lsdException w:name="Grid Table 5 Dark Accent 5" w:uiPriority="50"/>
-    <w:lsdException w:name="Grid Table 6 Colorful Accent 5" w:uiPriority="51"/>
-    <w:lsdException w:name="Grid Table 7 Colorful Accent 5" w:uiPriority="52"/>
-    <w:lsdException w:name="Grid Table 1 Light Accent 6" w:uiPriority="46"/>
-    <w:lsdException w:name="Grid Table 2 Accent 6" w:uiPriority="47"/>
-    <w:lsdException w:name="Grid Table 3 Accent 6" w:uiPriority="48"/>
-    <w:lsdException w:name="Grid Table 4 Accent 6" w:uiPriority="49"/>
-    <w:lsdException w:name="Grid Table 5 Dark Accent 6" w:uiPriority="50"/>
-    <w:lsdException w:name="Grid Table 6 Colorful Accent 6" w:uiPriority="51"/>
-    <w:lsdException w:name="Grid Table 7 Colorful Accent 6" w:uiPriority="52"/>
-    <w:lsdException w:name="List Table 1 Light" w:uiPriority="46"/>
-    <w:lsdException w:name="List Table 2" w:uiPriority="47"/>
-    <w:lsdException w:name="List Table 3" w:uiPriority="48"/>
-    <w:lsdException w:name="List Table 4" w:uiPriority="49"/>
-    <w:lsdException w:name="List Table 5 Dark" w:uiPriority="50"/>
-    <w:lsdException w:name="List Table 6 Colorful" w:uiPriority="51"/>
-    <w:lsdException w:name="List Table 7 Colorful" w:uiPriority="52"/>
-    <w:lsdException w:name="List Table 1 Light Accent 1" w:uiPriority="46"/>
-    <w:lsdException w:name="List Table 2 Accent 1" w:uiPriority="47"/>
-    <w:lsdException w:name="List Table 3 Accent 1" w:uiPriority="48"/>
-    <w:lsdException w:name="List Table 4 Accent 1" w:uiPriority="49"/>
-    <w:lsdException w:name="List Table 5 Dark Accent 1" w:uiPriority="50"/>
-    <w:lsdException w:name="List Table 6 Colorful Accent 1" w:uiPriority="51"/>
-    <w:lsdException w:name="List Table 7 Colorful Accent 1" w:uiPriority="52"/>
-    <w:lsdException w:name="List Table 1 Light Accent 2" w:uiPriority="46"/>
-    <w:lsdException w:name="List Table 2 Accent 2" w:uiPriority="47"/>
-    <w:lsdException w:name="List Table 3 Accent 2" w:uiPriority="48"/>
-    <w:lsdException w:name="List Table 4 Accent 2" w:uiPriority="49"/>
-    <w:lsdException w:name="List Table 5 Dark Accent 2" w:uiPriority="50"/>
-    <w:lsdException w:name="List Table 6 Colorful Accent 2" w:uiPriority="51"/>
-    <w:lsdException w:name="List Table 7 Colorful Accent 2" w:uiPriority="52"/>
-    <w:lsdException w:name="List Table 1 Light Accent 3" w:uiPriority="46"/>
-    <w:lsdException w:name="List Table 2 Accent 3" w:uiPriority="47"/>
-    <w:lsdException w:name="List Table 3 Accent 3" w:uiPriority="48"/>
-    <w:lsdException w:name="List Table 4 Accent 3" w:uiPriority="49"/>
-    <w:lsdException w:name="List Table 5 Dark Accent 3" w:uiPriority="50"/>
-    <w:lsdException w:name="List Table 6 Colorful Accent 3" w:uiPriority="51"/>
-    <w:lsdException w:name="List Table 7 Colorful Accent 3" w:uiPriority="52"/>
-    <w:lsdException w:name="List Table 1 Light Accent 4" w:uiPriority="46"/>
-    <w:lsdException w:name="List Table 2 Accent 4" w:uiPriority="47"/>
-    <w:lsdException w:name="List Table 3 Accent 4" w:uiPriority="48"/>
-    <w:lsdException w:name="List Table 4 Accent 4" w:uiPriority="49"/>
-    <w:lsdException w:name="List Table 5 Dark Accent 4" w:uiPriority="50"/>
-    <w:lsdException w:name="List Table 6 Colorful Accent 4" w:uiPriority="51"/>
-    <w:lsdException w:name="List Table 7 Colorful Accent 4" w:uiPriority="52"/>
-    <w:lsdException w:name="List Table 1 Light Accent 5" w:uiPriority="46"/>
-    <w:lsdException w:name="List Table 2 Accent 5" w:uiPriority="47"/>
-    <w:lsdException w:name="List Table 3 Accent 5" w:uiPriority="48"/>
-    <w:lsdException w:name="List Table 4 Accent 5" w:uiPriority="49"/>
-    <w:lsdException w:name="List Table 5 Dark Accent 5" w:uiPriority="50"/>
-    <w:lsdException w:name="List Table 6 Colorful Accent 5" w:uiPriority="51"/>
-    <w:lsdException w:name="List Table 7 Colorful Accent 5" w:uiPriority="52"/>
-    <w:lsdException w:name="List Table 1 Light Accent 6" w:uiPriority="46"/>
-    <w:lsdException w:name="List Table 2 Accent 6" w:uiPriority="47"/>
-    <w:lsdException w:name="List Table 3 Accent 6" w:uiPriority="48"/>
-    <w:lsdException w:name="List Table 4 Accent 6" w:uiPriority="49"/>
-    <w:lsdException w:name="List Table 5 Dark Accent 6" w:uiPriority="50"/>
-    <w:lsdException w:name="List Table 6 Colorful Accent 6" w:uiPriority="51"/>
-    <w:lsdException w:name="List Table 7 Colorful Accent 6" w:uiPriority="52"/>
-    <w:lsdException w:name="Mention" w:semiHidden="1" w:unhideWhenUsed="1"/>
-    <w:lsdException w:name="Smart Hyperlink" w:semiHidden="1" w:unhideWhenUsed="1"/>
-    <w:lsdException w:name="Hashtag" w:semiHidden="1" w:unhideWhenUsed="1"/>
-    <w:lsdException w:name="Unresolved Mention" w:semiHidden="1" w:unhideWhenUsed="1"/>
-    <w:lsdException w:name="Smart Link" w:semiHidden="1" w:unhideWhenUsed="1"/>
-  </w:latentStyles>
-  <w:style w:type="paragraph" w:default="1" w:styleId="Normal">
-    <w:name w:val="Normal"/>
-    <w:qFormat/>
-    <w:rPr>
-      <w:rFonts w:cs="Times New Roman"/>
-      <w:sz w:val="3276"/>
-      <w:szCs w:val="3276"/>
-    </w:rPr>
-  </w:style>
-  <w:style w:type="character" w:default="1" w:styleId="DefaultParagraphFont">
-    <w:name w:val="Default Paragraph Font"/>
-    <w:uiPriority w:val="1"/>
-    <w:semiHidden/>
-    <w:unhideWhenUsed/>
-  </w:style>
-  <w:style w:type="table" w:default="1" w:styleId="TableNormal">
-    <w:name w:val="Normal Table"/>
-    <w:uiPriority w:val="99"/>
-    <w:semiHidden/>
-    <w:unhideWhenUsed/>
-    <w:tblPr>
-      <w:tblInd w:w="0" w:type="dxa"/>
-      <w:tblCellMar>
-        <w:top w:w="0" w:type="dxa"/>
-        <w:left w:w="108" w:type="dxa"/>
-        <w:bottom w:w="0" w:type="dxa"/>
-        <w:right w:w="108" w:type="dxa"/>
-      </w:tblCellMar>
-    </w:tblPr>
-  </w:style>
-  <w:style w:type="numbering" w:default="1" w:styleId="NoList">
-    <w:name w:val="No List"/>
-    <w:uiPriority w:val="99"/>
-    <w:semiHidden/>
-    <w:unhideWhenUsed/>
-  </w:style>
-  <w:style w:type="character" w:styleId="PlaceholderText">
-    <w:name w:val="Placeholder Text"/>
-    <w:basedOn w:val="DefaultParagraphFont"/>
-    <w:uiPriority w:val="99"/>
-    <w:semiHidden/>
-    <w:rsid w:val="00294BBC"/>
-    <w:rPr>
-      <w:color w:val="808080"/>
-    </w:rPr>
-  </w:style>
-</w:styles>
-</file>
-
-<file path=word/glossary/webSettings2.xml><?xml version="1.0" encoding="utf-8"?>
-<w:webSettings xmlns:mc="http://schemas.openxmlformats.org/markup-compatibility/2006" xmlns:r="http://schemas.openxmlformats.org/officeDocument/2006/relationships" xmlns:w="http://schemas.openxmlformats.org/wordprocessingml/2006/main" xmlns:w14="http://schemas.microsoft.com/office/word/2010/wordml" xmlns:w15="http://schemas.microsoft.com/office/word/2012/wordml" xmlns:w16cex="http://schemas.microsoft.com/office/word/2018/wordml/cex" xmlns:w16cid="http://schemas.microsoft.com/office/word/2016/wordml/cid" xmlns:w16="http://schemas.microsoft.com/office/word/2018/wordml" xmlns:w16sdtdh="http://schemas.microsoft.com/office/word/2020/wordml/sdtdatahash" xmlns:w16se="http://schemas.microsoft.com/office/word/2015/wordml/symex" mc:Ignorable="w14 w15 w16se w16cid w16 w16cex w16sdtdh">
-  <w:optimizeForBrowser/>
-  <w:allowPNG/>
-</w:webSettings>
-</file>
-
 <file path=word/theme/theme11.xml><?xml version="1.0" encoding="utf-8"?>
 <a:theme xmlns:a="http://schemas.openxmlformats.org/drawingml/2006/main" name="Teal Business Set">
   <a:themeElements>
@@ -25660,333 +25101,4 @@
   <a:objectDefaults/>
   <a:extraClrSchemeLst/>
 </a:theme>
-</file>
-
-<file path=customXml/item13.xml><?xml version="1.0" encoding="utf-8"?>
-<ct:contentTypeSchema xmlns:ct="http://schemas.microsoft.com/office/2006/metadata/contentType" xmlns:ma="http://schemas.microsoft.com/office/2006/metadata/properties/metaAttributes" ct:_="" ma:_="" ma:contentTypeName="Document" ma:contentTypeID="0x01010079F111ED35F8CC479449609E8A0923A6" ma:contentTypeVersion="24" ma:contentTypeDescription="Create a new document." ma:contentTypeScope="" ma:versionID="2d714a3296df14eba7a100bb665443ca">
-  <xsd:schema xmlns:xsd="http://www.w3.org/2001/XMLSchema" xmlns:xs="http://www.w3.org/2001/XMLSchema" xmlns:p="http://schemas.microsoft.com/office/2006/metadata/properties" xmlns:ns1="http://schemas.microsoft.com/sharepoint/v3" xmlns:ns2="71af3243-3dd4-4a8d-8c0d-dd76da1f02a5" xmlns:ns3="16c05727-aa75-4e4a-9b5f-8a80a1165891" xmlns:ns4="230e9df3-be65-4c73-a93b-d1236ebd677e" targetNamespace="http://schemas.microsoft.com/office/2006/metadata/properties" ma:root="true" ma:fieldsID="49549bf45bfbbfb6cffed527380e77e1" ns1:_="" ns2:_="" ns3:_="" ns4:_="">
-    <xsd:import namespace="http://schemas.microsoft.com/sharepoint/v3"/>
-    <xsd:import namespace="71af3243-3dd4-4a8d-8c0d-dd76da1f02a5"/>
-    <xsd:import namespace="16c05727-aa75-4e4a-9b5f-8a80a1165891"/>
-    <xsd:import namespace="230e9df3-be65-4c73-a93b-d1236ebd677e"/>
-    <xsd:element name="properties">
-      <xsd:complexType>
-        <xsd:sequence>
-          <xsd:element name="documentManagement">
-            <xsd:complexType>
-              <xsd:all>
-                <xsd:element ref="ns2:Status" minOccurs="0"/>
-                <xsd:element ref="ns2:Image" minOccurs="0"/>
-                <xsd:element ref="ns2:MediaServiceMetadata" minOccurs="0"/>
-                <xsd:element ref="ns2:MediaServiceFastMetadata" minOccurs="0"/>
-                <xsd:element ref="ns2:MediaServiceOCR" minOccurs="0"/>
-                <xsd:element ref="ns2:MediaServiceAutoTags" minOccurs="0"/>
-                <xsd:element ref="ns2:MediaServiceEventHashCode" minOccurs="0"/>
-                <xsd:element ref="ns2:MediaServiceGenerationTime" minOccurs="0"/>
-                <xsd:element ref="ns3:SharedWithUsers" minOccurs="0"/>
-                <xsd:element ref="ns3:SharedWithDetails" minOccurs="0"/>
-                <xsd:element ref="ns2:MediaServiceAutoKeyPoints" minOccurs="0"/>
-                <xsd:element ref="ns2:MediaServiceKeyPoints" minOccurs="0"/>
-                <xsd:element ref="ns2:MediaServiceDateTaken" minOccurs="0"/>
-                <xsd:element ref="ns1:_ip_UnifiedCompliancePolicyProperties" minOccurs="0"/>
-                <xsd:element ref="ns1:_ip_UnifiedCompliancePolicyUIAction" minOccurs="0"/>
-                <xsd:element ref="ns4:TaxCatchAll" minOccurs="0"/>
-                <xsd:element ref="ns2:ImageTagsTaxHTField" minOccurs="0"/>
-                <xsd:element ref="ns2:MediaServiceLocation" minOccurs="0"/>
-                <xsd:element ref="ns2:MediaLengthInSeconds" minOccurs="0"/>
-                <xsd:element ref="ns2:Background" minOccurs="0"/>
-              </xsd:all>
-            </xsd:complexType>
-          </xsd:element>
-        </xsd:sequence>
-      </xsd:complexType>
-    </xsd:element>
-  </xsd:schema>
-  <xsd:schema xmlns:xsd="http://www.w3.org/2001/XMLSchema" xmlns:xs="http://www.w3.org/2001/XMLSchema" xmlns:dms="http://schemas.microsoft.com/office/2006/documentManagement/types" xmlns:pc="http://schemas.microsoft.com/office/infopath/2007/PartnerControls" targetNamespace="http://schemas.microsoft.com/sharepoint/v3" elementFormDefault="qualified">
-    <xsd:import namespace="http://schemas.microsoft.com/office/2006/documentManagement/types"/>
-    <xsd:import namespace="http://schemas.microsoft.com/office/infopath/2007/PartnerControls"/>
-    <xsd:element name="_ip_UnifiedCompliancePolicyProperties" ma:index="20" nillable="true" ma:displayName="Unified Compliance Policy Properties" ma:hidden="true" ma:internalName="_ip_UnifiedCompliancePolicyProperties" ma:readOnly="false">
-      <xsd:simpleType>
-        <xsd:restriction base="dms:Note"/>
-      </xsd:simpleType>
-    </xsd:element>
-    <xsd:element name="_ip_UnifiedCompliancePolicyUIAction" ma:index="21" nillable="true" ma:displayName="Unified Compliance Policy UI Action" ma:hidden="true" ma:internalName="_ip_UnifiedCompliancePolicyUIAction" ma:readOnly="false">
-      <xsd:simpleType>
-        <xsd:restriction base="dms:Text"/>
-      </xsd:simpleType>
-    </xsd:element>
-  </xsd:schema>
-  <xsd:schema xmlns:xsd="http://www.w3.org/2001/XMLSchema" xmlns:xs="http://www.w3.org/2001/XMLSchema" xmlns:dms="http://schemas.microsoft.com/office/2006/documentManagement/types" xmlns:pc="http://schemas.microsoft.com/office/infopath/2007/PartnerControls" targetNamespace="71af3243-3dd4-4a8d-8c0d-dd76da1f02a5" elementFormDefault="qualified">
-    <xsd:import namespace="http://schemas.microsoft.com/office/2006/documentManagement/types"/>
-    <xsd:import namespace="http://schemas.microsoft.com/office/infopath/2007/PartnerControls"/>
-    <xsd:element name="Status" ma:index="2" nillable="true" ma:displayName="Status" ma:default="Not started" ma:format="Dropdown" ma:internalName="Status" ma:readOnly="false">
-      <xsd:simpleType>
-        <xsd:restriction base="dms:Choice">
-          <xsd:enumeration value="Not started"/>
-          <xsd:enumeration value="In Progress"/>
-          <xsd:enumeration value="Completed"/>
-        </xsd:restriction>
-      </xsd:simpleType>
-    </xsd:element>
-    <xsd:element name="Image" ma:index="3" nillable="true" ma:displayName="Image" ma:format="Image" ma:internalName="Image" ma:readOnly="false">
-      <xsd:complexType>
-        <xsd:complexContent>
-          <xsd:extension base="dms:URL">
-            <xsd:sequence>
-              <xsd:element name="Url" type="dms:ValidUrl" minOccurs="0" nillable="true"/>
-              <xsd:element name="Description" type="xsd:string" nillable="true"/>
-            </xsd:sequence>
-          </xsd:extension>
-        </xsd:complexContent>
-      </xsd:complexType>
-    </xsd:element>
-    <xsd:element name="MediaServiceMetadata" ma:index="8" nillable="true" ma:displayName="MediaServiceMetadata" ma:hidden="true" ma:internalName="MediaServiceMetadata" ma:readOnly="true">
-      <xsd:simpleType>
-        <xsd:restriction base="dms:Note"/>
-      </xsd:simpleType>
-    </xsd:element>
-    <xsd:element name="MediaServiceFastMetadata" ma:index="9" nillable="true" ma:displayName="MediaServiceFastMetadata" ma:hidden="true" ma:internalName="MediaServiceFastMetadata" ma:readOnly="true">
-      <xsd:simpleType>
-        <xsd:restriction base="dms:Note"/>
-      </xsd:simpleType>
-    </xsd:element>
-    <xsd:element name="MediaServiceOCR" ma:index="10" nillable="true" ma:displayName="MediaServiceOCR" ma:hidden="true" ma:internalName="MediaServiceOCR" ma:readOnly="true">
-      <xsd:simpleType>
-        <xsd:restriction base="dms:Note"/>
-      </xsd:simpleType>
-    </xsd:element>
-    <xsd:element name="MediaServiceAutoTags" ma:index="11" nillable="true" ma:displayName="MediaServiceAutoTags" ma:hidden="true" ma:internalName="MediaServiceAutoTags" ma:readOnly="true">
-      <xsd:simpleType>
-        <xsd:restriction base="dms:Text"/>
-      </xsd:simpleType>
-    </xsd:element>
-    <xsd:element name="MediaServiceEventHashCode" ma:index="12" nillable="true" ma:displayName="MediaServiceEventHashCode" ma:hidden="true" ma:internalName="MediaServiceEventHashCode" ma:readOnly="true">
-      <xsd:simpleType>
-        <xsd:restriction base="dms:Text"/>
-      </xsd:simpleType>
-    </xsd:element>
-    <xsd:element name="MediaServiceGenerationTime" ma:index="13" nillable="true" ma:displayName="MediaServiceGenerationTime" ma:hidden="true" ma:internalName="MediaServiceGenerationTime" ma:readOnly="true">
-      <xsd:simpleType>
-        <xsd:restriction base="dms:Text"/>
-      </xsd:simpleType>
-    </xsd:element>
-    <xsd:element name="MediaServiceAutoKeyPoints" ma:index="16" nillable="true" ma:displayName="MediaServiceAutoKeyPoints" ma:hidden="true" ma:internalName="MediaServiceAutoKeyPoints" ma:readOnly="true">
-      <xsd:simpleType>
-        <xsd:restriction base="dms:Note"/>
-      </xsd:simpleType>
-    </xsd:element>
-    <xsd:element name="MediaServiceKeyPoints" ma:index="17" nillable="true" ma:displayName="KeyPoints" ma:hidden="true" ma:internalName="MediaServiceKeyPoints" ma:readOnly="false">
-      <xsd:simpleType>
-        <xsd:restriction base="dms:Note"/>
-      </xsd:simpleType>
-    </xsd:element>
-    <xsd:element name="MediaServiceDateTaken" ma:index="18" nillable="true" ma:displayName="MediaServiceDateTaken" ma:hidden="true" ma:internalName="MediaServiceDateTaken" ma:readOnly="true">
-      <xsd:simpleType>
-        <xsd:restriction base="dms:Text"/>
-      </xsd:simpleType>
-    </xsd:element>
-    <xsd:element name="ImageTagsTaxHTField" ma:index="25" nillable="true" ma:taxonomy="true" ma:internalName="ImageTagsTaxHTField" ma:taxonomyFieldName="MediaServiceImageTags" ma:displayName="Image Tags" ma:readOnly="false" ma:fieldId="{5cf76f15-5ced-4ddc-b409-7134ff3c332f}" ma:taxonomyMulti="true" ma:sspId="e385fb40-52d4-4fae-9c5b-3e8ff8a5878e" ma:termSetId="09814cd3-568e-fe90-9814-8d621ff8fb84" ma:anchorId="fba54fb3-c3e1-fe81-a776-ca4b69148c4d" ma:open="true" ma:isKeyword="false">
-      <xsd:complexType>
-        <xsd:sequence>
-          <xsd:element ref="pc:Terms" minOccurs="0" maxOccurs="1"/>
-        </xsd:sequence>
-      </xsd:complexType>
-    </xsd:element>
-    <xsd:element name="MediaServiceLocation" ma:index="26" nillable="true" ma:displayName="Location" ma:hidden="true" ma:internalName="MediaServiceLocation" ma:readOnly="true">
-      <xsd:simpleType>
-        <xsd:restriction base="dms:Text"/>
-      </xsd:simpleType>
-    </xsd:element>
-    <xsd:element name="MediaLengthInSeconds" ma:index="27" nillable="true" ma:displayName="MediaLengthInSeconds" ma:hidden="true" ma:internalName="MediaLengthInSeconds" ma:readOnly="true">
-      <xsd:simpleType>
-        <xsd:restriction base="dms:Unknown"/>
-      </xsd:simpleType>
-    </xsd:element>
-    <xsd:element name="Background" ma:index="28" nillable="true" ma:displayName="Background" ma:default="0" ma:format="Dropdown" ma:internalName="Background">
-      <xsd:simpleType>
-        <xsd:restriction base="dms:Boolean"/>
-      </xsd:simpleType>
-    </xsd:element>
-  </xsd:schema>
-  <xsd:schema xmlns:xsd="http://www.w3.org/2001/XMLSchema" xmlns:xs="http://www.w3.org/2001/XMLSchema" xmlns:dms="http://schemas.microsoft.com/office/2006/documentManagement/types" xmlns:pc="http://schemas.microsoft.com/office/infopath/2007/PartnerControls" targetNamespace="16c05727-aa75-4e4a-9b5f-8a80a1165891" elementFormDefault="qualified">
-    <xsd:import namespace="http://schemas.microsoft.com/office/2006/documentManagement/types"/>
-    <xsd:import namespace="http://schemas.microsoft.com/office/infopath/2007/PartnerControls"/>
-    <xsd:element name="SharedWithUsers" ma:index="14" nillable="true" ma:displayName="Shared With" ma:hidden="true" ma:internalName="SharedWithUsers" ma:readOnly="true">
-      <xsd:complexType>
-        <xsd:complexContent>
-          <xsd:extension base="dms:UserMulti">
-            <xsd:sequence>
-              <xsd:element name="UserInfo" minOccurs="0" maxOccurs="unbounded">
-                <xsd:complexType>
-                  <xsd:sequence>
-                    <xsd:element name="DisplayName" type="xsd:string" minOccurs="0"/>
-                    <xsd:element name="AccountId" type="dms:UserId" minOccurs="0" nillable="true"/>
-                    <xsd:element name="AccountType" type="xsd:string" minOccurs="0"/>
-                  </xsd:sequence>
-                </xsd:complexType>
-              </xsd:element>
-            </xsd:sequence>
-          </xsd:extension>
-        </xsd:complexContent>
-      </xsd:complexType>
-    </xsd:element>
-    <xsd:element name="SharedWithDetails" ma:index="15" nillable="true" ma:displayName="Shared With Details" ma:hidden="true" ma:internalName="SharedWithDetails" ma:readOnly="true">
-      <xsd:simpleType>
-        <xsd:restriction base="dms:Note"/>
-      </xsd:simpleType>
-    </xsd:element>
-  </xsd:schema>
-  <xsd:schema xmlns:xsd="http://www.w3.org/2001/XMLSchema" xmlns:xs="http://www.w3.org/2001/XMLSchema" xmlns:dms="http://schemas.microsoft.com/office/2006/documentManagement/types" xmlns:pc="http://schemas.microsoft.com/office/infopath/2007/PartnerControls" targetNamespace="230e9df3-be65-4c73-a93b-d1236ebd677e" elementFormDefault="qualified">
-    <xsd:import namespace="http://schemas.microsoft.com/office/2006/documentManagement/types"/>
-    <xsd:import namespace="http://schemas.microsoft.com/office/infopath/2007/PartnerControls"/>
-    <xsd:element name="TaxCatchAll" ma:index="23" nillable="true" ma:displayName="Taxonomy Catch All Column" ma:hidden="true" ma:list="{3f6bfcbc-3db3-4ae6-bd76-326f0798ad28}" ma:internalName="TaxCatchAll" ma:readOnly="false" ma:showField="CatchAllData" ma:web="16c05727-aa75-4e4a-9b5f-8a80a1165891">
-      <xsd:complexType>
-        <xsd:complexContent>
-          <xsd:extension base="dms:MultiChoiceLookup">
-            <xsd:sequence>
-              <xsd:element name="Value" type="dms:Lookup" maxOccurs="unbounded" minOccurs="0" nillable="true"/>
-            </xsd:sequence>
-          </xsd:extension>
-        </xsd:complexContent>
-      </xsd:complexType>
-    </xsd:element>
-  </xsd:schema>
-  <xsd:schema xmlns="http://schemas.openxmlformats.org/package/2006/metadata/core-properties" xmlns:xsd="http://www.w3.org/2001/XMLSchema" xmlns:xsi="http://www.w3.org/2001/XMLSchema-instance" xmlns:dc="http://purl.org/dc/elements/1.1/" xmlns:dcterms="http://purl.org/dc/terms/" xmlns:odoc="http://schemas.microsoft.com/internal/obd" targetNamespace="http://schemas.openxmlformats.org/package/2006/metadata/core-properties" elementFormDefault="qualified" attributeFormDefault="unqualified" blockDefault="#all">
-    <xsd:import namespace="http://purl.org/dc/elements/1.1/" schemaLocation="http://dublincore.org/schemas/xmls/qdc/2003/04/02/dc.xsd"/>
-    <xsd:import namespace="http://purl.org/dc/terms/" schemaLocation="http://dublincore.org/schemas/xmls/qdc/2003/04/02/dcterms.xsd"/>
-    <xsd:element name="coreProperties" type="CT_coreProperties"/>
-    <xsd:complexType name="CT_coreProperties">
-      <xsd:all>
-        <xsd:element ref="dc:creator" minOccurs="0" maxOccurs="1"/>
-        <xsd:element ref="dcterms:created" minOccurs="0" maxOccurs="1"/>
-        <xsd:element ref="dc:identifier" minOccurs="0" maxOccurs="1"/>
-        <xsd:element name="contentType" minOccurs="0" maxOccurs="1" type="xsd:string" ma:displayName="Content Type"/>
-        <xsd:element ref="dc:title" minOccurs="0" maxOccurs="1" ma:index="1" ma:displayName="Title"/>
-        <xsd:element ref="dc:subject" minOccurs="0" maxOccurs="1"/>
-        <xsd:element ref="dc:description" minOccurs="0" maxOccurs="1"/>
-        <xsd:element name="keywords" minOccurs="0" maxOccurs="1" type="xsd:string"/>
-        <xsd:element ref="dc:language" minOccurs="0" maxOccurs="1"/>
-        <xsd:element name="category" minOccurs="0" maxOccurs="1" type="xsd:string"/>
-        <xsd:element name="version" minOccurs="0" maxOccurs="1" type="xsd:string"/>
-        <xsd:element name="revision" minOccurs="0" maxOccurs="1" type="xsd:string">
-          <xsd:annotation>
-            <xsd:documentation>
-                        This value indicates the number of saves or revisions. The application is responsible for updating this value after each revision.
-                    </xsd:documentation>
-          </xsd:annotation>
-        </xsd:element>
-        <xsd:element name="lastModifiedBy" minOccurs="0" maxOccurs="1" type="xsd:string"/>
-        <xsd:element ref="dcterms:modified" minOccurs="0" maxOccurs="1"/>
-        <xsd:element name="contentStatus" minOccurs="0" maxOccurs="1" type="xsd:string"/>
-      </xsd:all>
-    </xsd:complexType>
-  </xsd:schema>
-  <xs:schema xmlns:pc="http://schemas.microsoft.com/office/infopath/2007/PartnerControls" xmlns:xs="http://www.w3.org/2001/XMLSchema" targetNamespace="http://schemas.microsoft.com/office/infopath/2007/PartnerControls" elementFormDefault="qualified" attributeFormDefault="unqualified">
-    <xs:element name="Person">
-      <xs:complexType>
-        <xs:sequence>
-          <xs:element ref="pc:DisplayName" minOccurs="0"/>
-          <xs:element ref="pc:AccountId" minOccurs="0"/>
-          <xs:element ref="pc:AccountType" minOccurs="0"/>
-        </xs:sequence>
-      </xs:complexType>
-    </xs:element>
-    <xs:element name="DisplayName" type="xs:string"/>
-    <xs:element name="AccountId" type="xs:string"/>
-    <xs:element name="AccountType" type="xs:string"/>
-    <xs:element name="BDCAssociatedEntity">
-      <xs:complexType>
-        <xs:sequence>
-          <xs:element ref="pc:BDCEntity" minOccurs="0" maxOccurs="unbounded"/>
-        </xs:sequence>
-        <xs:attribute ref="pc:EntityNamespace"/>
-        <xs:attribute ref="pc:EntityName"/>
-        <xs:attribute ref="pc:SystemInstanceName"/>
-        <xs:attribute ref="pc:AssociationName"/>
-      </xs:complexType>
-    </xs:element>
-    <xs:attribute name="EntityNamespace" type="xs:string"/>
-    <xs:attribute name="EntityName" type="xs:string"/>
-    <xs:attribute name="SystemInstanceName" type="xs:string"/>
-    <xs:attribute name="AssociationName" type="xs:string"/>
-    <xs:element name="BDCEntity">
-      <xs:complexType>
-        <xs:sequence>
-          <xs:element ref="pc:EntityDisplayName" minOccurs="0"/>
-          <xs:element ref="pc:EntityInstanceReference" minOccurs="0"/>
-          <xs:element ref="pc:EntityId1" minOccurs="0"/>
-          <xs:element ref="pc:EntityId2" minOccurs="0"/>
-          <xs:element ref="pc:EntityId3" minOccurs="0"/>
-          <xs:element ref="pc:EntityId4" minOccurs="0"/>
-          <xs:element ref="pc:EntityId5" minOccurs="0"/>
-        </xs:sequence>
-      </xs:complexType>
-    </xs:element>
-    <xs:element name="EntityDisplayName" type="xs:string"/>
-    <xs:element name="EntityInstanceReference" type="xs:string"/>
-    <xs:element name="EntityId1" type="xs:string"/>
-    <xs:element name="EntityId2" type="xs:string"/>
-    <xs:element name="EntityId3" type="xs:string"/>
-    <xs:element name="EntityId4" type="xs:string"/>
-    <xs:element name="EntityId5" type="xs:string"/>
-    <xs:element name="Terms">
-      <xs:complexType>
-        <xs:sequence>
-          <xs:element ref="pc:TermInfo" minOccurs="0" maxOccurs="unbounded"/>
-        </xs:sequence>
-      </xs:complexType>
-    </xs:element>
-    <xs:element name="TermInfo">
-      <xs:complexType>
-        <xs:sequence>
-          <xs:element ref="pc:TermName" minOccurs="0"/>
-          <xs:element ref="pc:TermId" minOccurs="0"/>
-        </xs:sequence>
-      </xs:complexType>
-    </xs:element>
-    <xs:element name="TermName" type="xs:string"/>
-    <xs:element name="TermId" type="xs:string"/>
-  </xs:schema>
-</ct:contentTypeSchema>
-</file>
-
-<file path=customXml/item22.xml><?xml version="1.0" encoding="utf-8"?>
-<?mso-contentType ?>
-<FormTemplates xmlns="http://schemas.microsoft.com/sharepoint/v3/contenttype/forms">
-  <Display>DocumentLibraryForm</Display>
-  <Edit>DocumentLibraryForm</Edit>
-  <New>DocumentLibraryForm</New>
-</FormTemplates>
-</file>
-
-<file path=customXml/item3.xml><?xml version="1.0" encoding="utf-8"?>
-<p:properties xmlns:p="http://schemas.microsoft.com/office/2006/metadata/properties" xmlns:xsi="http://www.w3.org/2001/XMLSchema-instance" xmlns:pc="http://schemas.microsoft.com/office/infopath/2007/PartnerControls">
-  <documentManagement>
-    <_ip_UnifiedCompliancePolicyUIAction xmlns="http://schemas.microsoft.com/sharepoint/v3" xsi:nil="true"/>
-    <Image xmlns="71af3243-3dd4-4a8d-8c0d-dd76da1f02a5">
-      <Url xsi:nil="true"/>
-      <Description xsi:nil="true"/>
-    </Image>
-    <Status xmlns="71af3243-3dd4-4a8d-8c0d-dd76da1f02a5">Not started</Status>
-    <Background xmlns="71af3243-3dd4-4a8d-8c0d-dd76da1f02a5">false</Background>
-    <_ip_UnifiedCompliancePolicyProperties xmlns="http://schemas.microsoft.com/sharepoint/v3" xsi:nil="true"/>
-    <ImageTagsTaxHTField xmlns="71af3243-3dd4-4a8d-8c0d-dd76da1f02a5">
-      <Terms xmlns="http://schemas.microsoft.com/office/infopath/2007/PartnerControls"/>
-    </ImageTagsTaxHTField>
-    <TaxCatchAll xmlns="230e9df3-be65-4c73-a93b-d1236ebd677e" xsi:nil="true"/>
-    <MediaServiceKeyPoints xmlns="71af3243-3dd4-4a8d-8c0d-dd76da1f02a5" xsi:nil="true"/>
-  </documentManagement>
-</p:properties>
-</file>
-
-<file path=customXml/itemProps13.xml><?xml version="1.0" encoding="utf-8"?>
-<ds:datastoreItem xmlns:ds="http://schemas.openxmlformats.org/officeDocument/2006/customXml" ds:itemID="{465AA840-E90B-422E-B184-D79A9FC267E7}"/>
-</file>
-
-<file path=customXml/itemProps22.xml><?xml version="1.0" encoding="utf-8"?>
-<ds:datastoreItem xmlns:ds="http://schemas.openxmlformats.org/officeDocument/2006/customXml" ds:itemID="{A9C4B712-4415-45DF-87DD-5ED7141DE474}"/>
-</file>
-
-<file path=customXml/itemProps31.xml><?xml version="1.0" encoding="utf-8"?>
-<ds:datastoreItem xmlns:ds="http://schemas.openxmlformats.org/officeDocument/2006/customXml" ds:itemID="{D04AFB99-3918-4E74-A05B-7809163D0574}"/>
 </file>